--- a/Bases de Datos II/Kit docente/Clase 10/Guion Docente Clase 10 - Control de concurrencia.docx
+++ b/Bases de Datos II/Kit docente/Clase 10/Guion Docente Clase 10 - Control de concurrencia.docx
@@ -282,84 +282,6 @@
     </w:p>
     <w:p>
       <w:pPr>
-        <w:pStyle w:val="ListBullet"/>
-      </w:pPr>
-      <w:r>
-        <w:rPr>
-          <w:b w:val="0"/>
-          <w:color w:val="4A4A49"/>
-          <w:sz w:val="22"/>
-        </w:rPr>
-        <w:t>Concurrencia = varias transacciones ejecutandose al mismo tiempo sobre los mismos datos. El problema clasico de VetCare: dos recepcionistas, en dos computadores distintos, intentan agendar la MISMA franja horaria para el MISMO veterinario en el mismo instante; sin control, ambas lecturas ven la franja libre y ambas insertan — doble reserva.</w:t>
-      </w:r>
-    </w:p>
-    <w:p>
-      <w:pPr>
-        <w:pStyle w:val="ListBullet"/>
-      </w:pPr>
-      <w:r>
-        <w:rPr>
-          <w:b w:val="0"/>
-          <w:color w:val="4A4A49"/>
-          <w:sz w:val="22"/>
-        </w:rPr>
-        <w:t>Control pesimista: asumir que el conflicto va a ocurrir, asi que se bloquea la fila (o el recurso) apenas se empieza a leer para modificar, y otras transacciones deben esperar a que termine (SELECT ... FOR UPDATE es el ejemplo tipico). Simple y seguro, pero puede generar esperas largas si hay muchas transacciones compitiendo.</w:t>
-      </w:r>
-    </w:p>
-    <w:p>
-      <w:pPr>
-        <w:pStyle w:val="ListBullet"/>
-      </w:pPr>
-      <w:r>
-        <w:rPr>
-          <w:b w:val="0"/>
-          <w:color w:val="4A4A49"/>
-          <w:sz w:val="22"/>
-        </w:rPr>
-        <w:t>Control optimista: asumir que el conflicto es raro, dejar que todos lean libremente, y verificar SOLO al momento de escribir si alguien mas cambio el dato mientras tanto (comparando una version o timestamp); si hubo cambio, se rechaza y se reintenta. Mejor rendimiento cuando los conflictos son poco frecuentes.</w:t>
-      </w:r>
-    </w:p>
-    <w:p>
-      <w:pPr>
-        <w:pStyle w:val="ListBullet"/>
-      </w:pPr>
-      <w:r>
-        <w:rPr>
-          <w:b w:val="0"/>
-          <w:color w:val="4A4A49"/>
-          <w:sz w:val="22"/>
-        </w:rPr>
-        <w:t>Deadlock (mencion breve): dos transacciones se bloquean mutuamente esperando un recurso que la otra tiene — T1 espera la fila que T2 bloqueo, y T2 espera la fila que T1 bloqueo. El motor detecta esto y aborta una de las dos automaticamente.</w:t>
-      </w:r>
-    </w:p>
-    <w:p>
-      <w:pPr>
-        <w:pStyle w:val="ListBullet"/>
-      </w:pPr>
-      <w:r>
-        <w:rPr>
-          <w:b w:val="0"/>
-          <w:color w:val="4A4A49"/>
-          <w:sz w:val="22"/>
-        </w:rPr>
-        <w:t>Mitigaciones concretas y accesibles para el PI: una restriccion UNIQUE sobre (id_veterinario, fecha_hora) hace que el segundo INSERT falle automaticamente en vez de crear la doble reserva; transacciones cortas reducen la ventana de tiempo en la que puede ocurrir un conflicto; centralizar la logica en un procedimiento (Clase 3) evita que cada pantalla de la app implemente su propia validacion de forma inconsistente.</w:t>
-      </w:r>
-    </w:p>
-    <w:p>
-      <w:pPr>
-        <w:pStyle w:val="ListBullet"/>
-      </w:pPr>
-      <w:r>
-        <w:rPr>
-          <w:b w:val="0"/>
-          <w:color w:val="4A4A49"/>
-          <w:sz w:val="22"/>
-        </w:rPr>
-        <w:t>Error de docente que no domina el tema: creer que 'poner una transaccion' ya resuelve la concurrencia — una transaccion garantiza atomicidad, pero sin un mecanismo de bloqueo o una restriccion UNIQUE, dos transacciones concurrentes pueden seguir generando la doble reserva porque ambas leen 'libre' antes de que la otra confirme.</w:t>
-      </w:r>
-    </w:p>
-    <w:p>
-      <w:pPr>
         <w:spacing w:before="200" w:after="60"/>
       </w:pPr>
       <w:r>
@@ -368,20 +290,7 @@
           <w:color w:val="1A1C1D"/>
           <w:sz w:val="32"/>
         </w:rPr>
-        <w:t>Desarrollo del tema (para dictar sin consultar otra fuente)</w:t>
-      </w:r>
-    </w:p>
-    <w:p>
-      <w:pPr>
-        <w:spacing w:before="200" w:after="60"/>
-      </w:pPr>
-      <w:r>
-        <w:rPr>
-          <w:b/>
-          <w:color w:val="1A1C1D"/>
-          <w:sz w:val="32"/>
-        </w:rPr>
-        <w:t>La transaccion como unidad de todo o nada - diapositiva 4</w:t>
+        <w:t>Apoyo por diapositiva</w:t>
       </w:r>
     </w:p>
     <w:p>
@@ -391,191 +300,319 @@
           <w:color w:val="4A4A49"/>
           <w:sz w:val="22"/>
         </w:rPr>
-        <w:t>Una transaccion es un grupo de sentencias SQL que el motor trata como una sola unidad de todo o nada: o se aplican todas o no se aplica ninguna. Se abre de forma explicita o implicita y se cierra con COMMIT, que hace permanentes los cambios, o con ROLLBACK, que los deshace. Concurrencia significa que dos o mas transacciones estan abiertas al mismo tiempo sobre los mismos datos. El motor no las ejecuta una despues de la otra: intercala sus operaciones para aprovechar disco y CPU, y ese intercalado es la fuente de todos los problemas de esta clase. El escenario canonico de VetCare conviene tenerlo escrito en el tablero desde el minuto uno: dos recepcionistas, en dos computadores distintos, abren la agenda del veterinario Ruiz para el martes a las 10:00. Ambas consultan si la franja esta libre. Ambas reciben cero filas. Ambas insertan una cita. El resultado son dos mascotas citadas al mismo minuto con el mismo veterinario, y ninguna de las dos sentencias fallo ni produjo un error. La base de datos no se corrompio ni tiene un defecto: cumplio dos ordenes contradictorias porque nadie le dijo que no debia. Todo lo que sigue son las cuatro formas de decirselo.</w:t>
+        <w:t xml:space="preserve">Todo lo que hay que decir </w:t>
       </w:r>
-    </w:p>
-    <w:p>
-      <w:pPr>
-        <w:spacing w:before="200" w:after="60"/>
-      </w:pPr>
       <w:r>
         <w:rPr>
           <w:b/>
-          <w:color w:val="1A1C1D"/>
-          <w:sz w:val="32"/>
+          <w:color w:val="4A4A49"/>
+          <w:sz w:val="22"/>
         </w:rPr>
-        <w:t>Serializar de verdad existe, y cuesta - diapositiva 4</w:t>
+        <w:t>esta proyectado</w:t>
       </w:r>
-    </w:p>
-    <w:p>
       <w:r>
         <w:rPr>
           <w:b w:val="0"/>
           <w:color w:val="4A4A49"/>
           <w:sz w:val="22"/>
         </w:rPr>
-        <w:t>La solucion obvia, que consiste en ejecutar las transacciones estrictamente una tras otra, existe y se llama serializacion, pero tiene un costo que hay que nombrar para que las demas opciones tengan sentido. Si VetCare tiene ocho recepcionistas y cada agendamiento debe esperar a que termine el anterior, el sistema pasa de atender ocho operaciones simultaneas a una, y el tiempo que el usuario percibe frente a la pantalla se multiplica. Por eso el estandar SQL no impone una sola forma de trabajar: ofrece una perilla llamada nivel de aislamiento, que permite negociar cuanta anomalia se tolera a cambio de cuanto rendimiento. Aislamiento, en este contexto, es la propiedad que responde a una pregunta muy concreta: que puede ver mi transaccion de lo que estan haciendo las otras mientras esas otras todavia no terminan. Es la I de ACID (atomicidad, consistencia, aislamiento y durabilidad) y es la unica de las cuatro propiedades que el desarrollador configura deliberadamente; las otras tres el motor las garantiza siempre. Esto amarra directo con la Clase 8, donde se vieron transacciones, COMMIT y ROLLBACK: sin esa base, hablar de aislamiento no tiene donde apoyarse.</w:t>
+        <w:t>. Esta seccion dice que subrayar en cada lamina, no repite su contenido.</w:t>
       </w:r>
     </w:p>
     <w:p>
-      <w:pPr>
-        <w:spacing w:before="200" w:after="60"/>
-      </w:pPr>
       <w:r>
         <w:rPr>
           <w:b/>
-          <w:color w:val="1A1C1D"/>
-          <w:sz w:val="32"/>
+          <w:color w:val="4A4A49"/>
+          <w:sz w:val="22"/>
         </w:rPr>
-        <w:t>Los tres fenomenos indeseables, en escenas de la clinica - diapositiva 5</w:t>
+        <w:t>[Slide 4] La transaccion como unidad de todo o nada (1/2)</w:t>
       </w:r>
-    </w:p>
-    <w:p>
       <w:r>
         <w:rPr>
           <w:b w:val="0"/>
           <w:color w:val="4A4A49"/>
           <w:sz w:val="22"/>
         </w:rPr>
-        <w:t>El estandar define tres fenomenos indeseables, y cada uno se entiende mejor con una escena de la clinica. Lectura sucia, o dirty read: la transaccion T1 inserta la cita de las 10:00 y todavia no hace COMMIT; T2 consulta la agenda, ve esa cita y le dice al dueno que la franja esta ocupada; despues T1 hace ROLLBACK porque el pago no paso, y esa cita nunca existio. T2 tomo una decision con un dato que jamas fue real. Lectura no repetible, o non-repeatable read: dentro de una misma transaccion de facturacion, el procedimiento lee el stock del insumo 40 y obtiene 5 unidades, hace unos calculos, vuelve a leer el mismo stock y ahora obtiene 2, porque otra transaccion vendio 3 unidades y confirmo en el intervalo. La misma consulta, en la misma transaccion, devolvio dos valores distintos. Lectura fantasma, o phantom read: T1 cuenta las citas del veterinario Ruiz para el martes y obtiene 4, decide que puede agendar una quinta, y al volver a contar hay 5 porque T2 inserto una fila nueva que cumple el mismo criterio de busqueda. La diferencia entre las dos ultimas es fina y conviene decirla de forma explicita, porque es la pregunta de examen mas fallada: en la lectura no repetible cambio una fila que ya existia; en la fantasma aparecio o desaparecio una fila del conjunto que cumple la condicion del WHERE.</w:t>
+        <w:t xml:space="preserve"> — 5 vinetas.</w:t>
       </w:r>
     </w:p>
     <w:p>
-      <w:pPr>
-        <w:spacing w:before="200" w:after="60"/>
-      </w:pPr>
       <w:r>
         <w:rPr>
           <w:b/>
-          <w:color w:val="1A1C1D"/>
-          <w:sz w:val="32"/>
+          <w:color w:val="4A4A49"/>
+          <w:sz w:val="22"/>
         </w:rPr>
-        <w:t>Los cuatro niveles de aislamiento se definen por lo que permiten - diapositiva 5</w:t>
+        <w:t>[Slide 5] La transaccion como unidad de todo o nada (2/2)</w:t>
       </w:r>
-    </w:p>
-    <w:p>
       <w:r>
         <w:rPr>
           <w:b w:val="0"/>
           <w:color w:val="4A4A49"/>
           <w:sz w:val="22"/>
         </w:rPr>
-        <w:t>Los cuatro niveles de aislamiento del estandar SQL se definen exactamente por cuales de esos tres fenomenos permiten, y esa es la unica forma sensata de memorizarlos. READ UNCOMMITTED permite los tres: puede leer datos no confirmados. Es el mas rapido, practicamente no se usa en sistemas transaccionales, y Oracle ni siquiera lo implementa. READ COMMITTED impide la lectura sucia, porque solo se ve lo que ya fue confirmado, pero permite lectura no repetible y fantasma. Es el nivel por omision de PostgreSQL, Oracle y SQL Server, y por lo tanto es el nivel en el que corre la enorme mayoria de los sistemas del mundo, incluido cualquier VetCare que el estudiante construya sin tocar nada. REPEATABLE READ impide tambien la lectura no repetible: una fila leida dentro de la transaccion se ve igual hasta el final. Segun el estandar todavia permite fantasmas, pero en la practica el motor InnoDB de MySQL, donde REPEATABLE READ es el nivel por omision, los bloquea usando gap locks; esa es una desviacion util del estandar y conviene aclararla, porque si un estudiante prueba en DB Fiddle con MySQL no va a reproducir el fantasma y va a creer que el material esta mal. SERIALIZABLE impide los tres y equivale logicamente a ejecutar las transacciones una tras otra. La sentencia para cambiarlo es SET TRANSACTION ISOLATION LEVEL SERIALIZABLE, y la regla practica que el estudiante debe recordar es que subir de nivel nunca es gratis: se paga en esperas mas largas o en transacciones abortadas que la aplicacion tiene que reintentar.</w:t>
+        <w:t xml:space="preserve"> — 6 vinetas.</w:t>
       </w:r>
     </w:p>
     <w:p>
-      <w:pPr>
-        <w:spacing w:before="200" w:after="60"/>
-      </w:pPr>
       <w:r>
         <w:rPr>
           <w:b/>
-          <w:color w:val="1A1C1D"/>
-          <w:sz w:val="32"/>
+          <w:color w:val="4A4A49"/>
+          <w:sz w:val="22"/>
         </w:rPr>
-        <w:t>Control pesimista: SELECT ... FOR UPDATE - diapositiva 7</w:t>
+        <w:t>[Slide 6] Serializar de verdad existe, y cuesta (1/2)</w:t>
       </w:r>
-    </w:p>
-    <w:p>
       <w:r>
         <w:rPr>
           <w:b w:val="0"/>
           <w:color w:val="4A4A49"/>
           <w:sz w:val="22"/>
         </w:rPr>
-        <w:t>El control pesimista asume que el conflicto va a ocurrir, asi que bloquea el recurso antes de tocarlo. La herramienta concreta es SELECT ... FOR UPDATE: al leer la fila con SELECT stock FROM insumo WHERE id_insumo = 40 FOR UPDATE, el motor coloca un bloqueo exclusivo sobre esa fila, y cualquier otra transaccion que intente leerla con la misma clausula queda esperando hasta el COMMIT o el ROLLBACK de la primera. Aplicado a VetCare resuelve limpiamente el doble descuento de stock: la segunda transaccion espera, y cuando por fin entra ya lee 2 y no 5, de modo que su validacion de stock suficiente funciona sobre el dato verdadero. Su costo es la espera, y la espera mal manejada produce un sistema que para el usuario parece caido. Por eso existen variantes que el docente debe conocer: FOR UPDATE NOWAIT falla de inmediato en vez de esperar, y FOR UPDATE WAIT 5 espera cinco segundos y luego falla, lo cual permite devolver un mensaje honesto al usuario en vez de una pantalla congelada. La regla de diseno asociada, y la mas importante de toda la clase, es mantener las transacciones cortas: entre el bloqueo y el COMMIT no debe haber una llamada a un servicio externo ni una pantalla esperando que el usuario confirme, porque mientras el usuario piensa o se va a almorzar la fila sigue bloqueada y nadie mas puede facturar ese insumo.</w:t>
+        <w:t xml:space="preserve"> — 3 vinetas.</w:t>
       </w:r>
     </w:p>
     <w:p>
-      <w:pPr>
-        <w:spacing w:before="200" w:after="60"/>
-      </w:pPr>
       <w:r>
         <w:rPr>
           <w:b/>
-          <w:color w:val="1A1C1D"/>
-          <w:sz w:val="32"/>
+          <w:color w:val="4A4A49"/>
+          <w:sz w:val="22"/>
         </w:rPr>
-        <w:t>Control optimista: verificar unicamente al escribir - diapositiva 7</w:t>
+        <w:t>[Slide 7] Serializar de verdad existe, y cuesta (2/2)</w:t>
       </w:r>
-    </w:p>
-    <w:p>
       <w:r>
         <w:rPr>
           <w:b w:val="0"/>
           <w:color w:val="4A4A49"/>
           <w:sz w:val="22"/>
         </w:rPr>
-        <w:t>El control optimista asume lo contrario: que los conflictos son raros, asi que no bloquea nada al leer y verifica unicamente al escribir. Se implementa con una columna adicional, tipicamente llamada version, de tipo entero, o con un timestamp de ultima modificacion. El flujo en VetCare es este: la transaccion lee la cita 812 y obtiene version 7; el usuario edita la hora; al guardar se ejecuta UPDATE cita SET fecha_hora = ..., version = 8 WHERE id_cita = 812 AND version = 7. Si otra transaccion ya paso por ahi, la version almacenada es 8 y la sentencia afecta cero filas. El numero de filas afectadas es la senal de conflicto, y con esa senal la aplicacion decide si reintenta o le avisa al usuario que el dato cambio mientras editaba. El criterio para elegir entre los dos enfoques es la frecuencia real del conflicto, no el gusto: si dos personas pelean por la misma fila muchas veces al dia, el optimista reintenta sin parar y conviene el pesimista; si el choque es excepcional, el optimista da mejor rendimiento porque nadie espera nunca. En VetCare, el stock de los insumos mas vendidos es un caso pesimista y la edicion de los datos de contacto de un dueno es un caso claramente optimista.</w:t>
+        <w:t xml:space="preserve"> — 3 vinetas.</w:t>
       </w:r>
     </w:p>
     <w:p>
-      <w:pPr>
-        <w:spacing w:before="200" w:after="60"/>
-      </w:pPr>
       <w:r>
         <w:rPr>
           <w:b/>
-          <w:color w:val="1A1C1D"/>
-          <w:sz w:val="32"/>
+          <w:color w:val="4A4A49"/>
+          <w:sz w:val="22"/>
         </w:rPr>
-        <w:t>Deadlock: la escena de VetCare y como se evita - diapositiva 7</w:t>
+        <w:t>[Slide 8] Los tres fenomenos indeseables, en escenas de la clinica (1/2)</w:t>
       </w:r>
-    </w:p>
-    <w:p>
       <w:r>
         <w:rPr>
           <w:b w:val="0"/>
           <w:color w:val="4A4A49"/>
           <w:sz w:val="22"/>
         </w:rPr>
-        <w:t>Un deadlock, o interbloqueo, ocurre cuando dos transacciones se esperan mutuamente y ninguna puede avanzar. La escena de VetCare es concreta: el procedimiento de facturacion bloquea primero la fila de Factura y luego la de Insumo, mientras el procedimiento de devolucion bloquea primero Insumo y luego Factura. Si los dos arrancan al mismo tiempo, cada uno tiene exactamente lo que el otro necesita, nadie cede y ninguna espera termina sola. Los motores no dejan eso colgado: mantienen internamente un grafo de esperas y, al detectar un ciclo, eligen una victima y la abortan con un error explicito. En Oracle es ORA-00060, en MySQL el error 1213, en PostgreSQL el codigo 40P01. La transaccion sobreviviente termina normal. La consecuencia practica para el estudiante es que la aplicacion debe estar preparada para recibir ese error y reintentar la operacion, porque no es un defecto del sistema sino el mecanismo funcionando como debe. Y la prevencion es sorprendentemente simple y barata: acceder siempre a las tablas en el mismo orden en todos los procedimientos. Si todo el codigo de VetCare toca Factura antes que Insumo, el ciclo no puede formarse nunca. Ese acuerdo de orden canonico se escribe una vez en el documento de diseno, se respeta, y elimina la clase entera de problemas sin costo de rendimiento.</w:t>
+        <w:t xml:space="preserve"> — 6 vinetas.</w:t>
       </w:r>
     </w:p>
     <w:p>
-      <w:pPr>
-        <w:spacing w:before="200" w:after="60"/>
-      </w:pPr>
       <w:r>
         <w:rPr>
           <w:b/>
-          <w:color w:val="1A1C1D"/>
-          <w:sz w:val="32"/>
+          <w:color w:val="4A4A49"/>
+          <w:sz w:val="22"/>
         </w:rPr>
-        <w:t>Antes de los niveles: la restriccion que cuesta una linea - diapositiva 6</w:t>
+        <w:t>[Slide 9] Los tres fenomenos indeseables, en escenas de la clinica (2/2)</w:t>
       </w:r>
-    </w:p>
-    <w:p>
       <w:r>
         <w:rPr>
           <w:b w:val="0"/>
           <w:color w:val="4A4A49"/>
           <w:sz w:val="22"/>
         </w:rPr>
-        <w:t>Antes de complicarse con niveles de aislamiento hay una solucion declarativa que resuelve el caso estrella de VetCare y cuesta una sola linea: ALTER TABLE cita ADD CONSTRAINT uq_agenda UNIQUE (id_veterinario, fecha_hora). Con esa restriccion, cuando las dos recepcionistas insertan, el motor deja pasar la primera y rechaza la segunda con una violacion de unicidad, sin que nadie haya razonado sobre aislamiento; el procedimiento captura esa excepcion y devuelve «ese horario acaba de ser tomado, elija otro». La leccion general que el docente debe transmitir es que una regla que se puede expresar como restriccion declarativa, es decir UNIQUE, CHECK, FOREIGN KEY o NOT NULL, es mas confiable que la misma regla escrita en codigo, porque el motor la aplica siempre: venga la escritura de la aplicacion, de un script de carga masiva o de alguien conectado con un cliente SQL a corregir un dato a mano. Esto conduce a la limitacion practica del dia y a la pregunta previsible: «como demuestro dos transacciones simultaneas si DB Fiddle es una sola sesion?». La respuesta honesta es que no se puede: los playgrounds gratuitos ejecutan un script en una unica sesion, normalmente con autocommit activo, y no permiten abrir dos conexiones para intercalarlas. Lo que si se demuestra con evidencia ejecutable son tres cosas: la restriccion UNIQUE rechazando el segundo INSERT, el patron optimista completo con la columna version y el UPDATE que afecta cero filas, y la sintaxis de SELECT FOR UPDATE ejecutandose sin error. Lo que no se demuestra se documenta en una tabla de linea de tiempo con columnas T1, T2 y estado de la fila, paso por paso; esa tabla es un artefacto profesional legitimo, no un premio de consolacion, y es exactamente como se comunican estos escenarios en un documento de diseno real. El informe de hoy se audita en el checkpoint de la Clase 11 y se convierte en clausula del contrato de operaciones de la Clase 12, donde cada procedimiento declara que errores puede lanzar, incluido el de horario ya tomado.</w:t>
+        <w:t xml:space="preserve"> — 4 vinetas.</w:t>
       </w:r>
     </w:p>
     <w:p>
-      <w:pPr>
-        <w:spacing w:before="200" w:after="60"/>
-      </w:pPr>
       <w:r>
         <w:rPr>
           <w:b/>
-          <w:color w:val="1A1C1D"/>
-          <w:sz w:val="32"/>
+          <w:color w:val="4A4A49"/>
+          <w:sz w:val="22"/>
         </w:rPr>
-        <w:t>Errores tipicos del docente que no domina el tema</w:t>
+        <w:t>[Slide 10] Los cuatro niveles de aislamiento se definen por lo que permiten (1/2)</w:t>
       </w:r>
-    </w:p>
-    <w:p>
       <w:r>
         <w:rPr>
           <w:b w:val="0"/>
           <w:color w:val="4A4A49"/>
           <w:sz w:val="22"/>
         </w:rPr>
-        <w:t>Error tipico del docente que no domina el tema: el primero es afirmar que envolver las sentencias en una transaccion ya resuelve la concurrencia. No la resuelve. La transaccion garantiza atomicidad, es decir que las tres sentencias de la facturacion se apliquen juntas o ninguna, pero dos transacciones concurrentes en READ COMMITTED pueden seguir leyendo ambas «franja libre» y produciendo la doble reserva, porque ninguna ve lo que la otra todavia no confirmo. La consecuencia aguas abajo es un estudiante que en la Clase 12 escribe un procedimiento con COMMIT al final y jura que el problema esta cubierto, y que en la sustentacion de la Clase 15 no puede responder que pasa si las dos recepcionistas presionan Guardar en el mismo segundo. El segundo error es subir todo a SERIALIZABLE como respuesta universal sin nombrar el costo; la consecuencia es que el estudiante aprende que el aislamiento es gratis y no aprende a reconocer el sintoma opuesto, es decir esperas largas, timeouts y deadlocks mas frecuentes, que es justamente lo que se va a encontrar en un sistema real y lo que nadie le va a explicar en el momento. Un tercer tropiezo: presentar el deadlock como una falla catastrofica que hay que evitar a toda costa, cuando el comportamiento correcto es esperarlo, capturar el error del motor y reintentar la operacion.</w:t>
+        <w:t xml:space="preserve"> — 6 vinetas.</w:t>
+      </w:r>
+    </w:p>
+    <w:p>
+      <w:r>
+        <w:rPr>
+          <w:b/>
+          <w:color w:val="4A4A49"/>
+          <w:sz w:val="22"/>
+        </w:rPr>
+        <w:t>[Slide 11] Los cuatro niveles de aislamiento se definen por lo que permiten (2/2)</w:t>
+      </w:r>
+      <w:r>
+        <w:rPr>
+          <w:b w:val="0"/>
+          <w:color w:val="4A4A49"/>
+          <w:sz w:val="22"/>
+        </w:rPr>
+        <w:t xml:space="preserve"> — 5 vinetas.</w:t>
+      </w:r>
+    </w:p>
+    <w:p>
+      <w:r>
+        <w:rPr>
+          <w:b/>
+          <w:color w:val="4A4A49"/>
+          <w:sz w:val="22"/>
+        </w:rPr>
+        <w:t>[Slide 12] Control pesimista: SELECT ... FOR UPDATE</w:t>
+      </w:r>
+      <w:r>
+        <w:rPr>
+          <w:b w:val="0"/>
+          <w:color w:val="4A4A49"/>
+          <w:sz w:val="22"/>
+        </w:rPr>
+        <w:t xml:space="preserve"> — 8 vinetas.</w:t>
+      </w:r>
+    </w:p>
+    <w:p>
+      <w:pPr>
+        <w:pStyle w:val="ListBullet2"/>
+      </w:pPr>
+      <w:r>
+        <w:rPr>
+          <w:b w:val="0"/>
+          <w:color w:val="4A4A49"/>
+          <w:sz w:val="22"/>
+        </w:rPr>
+        <w:t>Por eso existen variantes que el docente debe conocer: FOR UPDATE NOWAIT falla de inmediato en vez de esperar, y FOR UPDATE WAIT 5 espera cinco segundos y luego falla, lo cual permite devolver un mensaje honesto al usuario en vez de una pantalla congelada.</w:t>
+      </w:r>
+    </w:p>
+    <w:p>
+      <w:r>
+        <w:rPr>
+          <w:b/>
+          <w:color w:val="4A4A49"/>
+          <w:sz w:val="22"/>
+        </w:rPr>
+        <w:t>[Slide 13] Control optimista: verificar unicamente al escribir (1/2)</w:t>
+      </w:r>
+      <w:r>
+        <w:rPr>
+          <w:b w:val="0"/>
+          <w:color w:val="4A4A49"/>
+          <w:sz w:val="22"/>
+        </w:rPr>
+        <w:t xml:space="preserve"> — 5 vinetas.</w:t>
+      </w:r>
+    </w:p>
+    <w:p>
+      <w:r>
+        <w:rPr>
+          <w:b/>
+          <w:color w:val="4A4A49"/>
+          <w:sz w:val="22"/>
+        </w:rPr>
+        <w:t>[Slide 14] Control optimista: verificar unicamente al escribir (2/2)</w:t>
+      </w:r>
+      <w:r>
+        <w:rPr>
+          <w:b w:val="0"/>
+          <w:color w:val="4A4A49"/>
+          <w:sz w:val="22"/>
+        </w:rPr>
+        <w:t xml:space="preserve"> — 3 vinetas.</w:t>
+      </w:r>
+    </w:p>
+    <w:p>
+      <w:r>
+        <w:rPr>
+          <w:b/>
+          <w:color w:val="4A4A49"/>
+          <w:sz w:val="22"/>
+        </w:rPr>
+        <w:t>[Slide 15] Deadlock: la escena de VetCare y como se evita (1/2)</w:t>
+      </w:r>
+      <w:r>
+        <w:rPr>
+          <w:b w:val="0"/>
+          <w:color w:val="4A4A49"/>
+          <w:sz w:val="22"/>
+        </w:rPr>
+        <w:t xml:space="preserve"> — 5 vinetas.</w:t>
+      </w:r>
+    </w:p>
+    <w:p>
+      <w:r>
+        <w:rPr>
+          <w:b/>
+          <w:color w:val="4A4A49"/>
+          <w:sz w:val="22"/>
+        </w:rPr>
+        <w:t>[Slide 16] Deadlock: la escena de VetCare y como se evita (2/2)</w:t>
+      </w:r>
+      <w:r>
+        <w:rPr>
+          <w:b w:val="0"/>
+          <w:color w:val="4A4A49"/>
+          <w:sz w:val="22"/>
+        </w:rPr>
+        <w:t xml:space="preserve"> — 5 vinetas.</w:t>
+      </w:r>
+    </w:p>
+    <w:p>
+      <w:r>
+        <w:rPr>
+          <w:b/>
+          <w:color w:val="4A4A49"/>
+          <w:sz w:val="22"/>
+        </w:rPr>
+        <w:t>[Slide 17] Antes de los niveles: la restriccion que cuesta una linea (1/2)</w:t>
+      </w:r>
+      <w:r>
+        <w:rPr>
+          <w:b w:val="0"/>
+          <w:color w:val="4A4A49"/>
+          <w:sz w:val="22"/>
+        </w:rPr>
+        <w:t xml:space="preserve"> — 5 vinetas.</w:t>
+      </w:r>
+    </w:p>
+    <w:p>
+      <w:pPr>
+        <w:pStyle w:val="ListBullet2"/>
+      </w:pPr>
+      <w:r>
+        <w:rPr>
+          <w:b w:val="0"/>
+          <w:color w:val="4A4A49"/>
+          <w:sz w:val="22"/>
+        </w:rPr>
+        <w:t>La leccion general que el docente debe transmitir es que una regla que se puede expresar como restriccion declarativa, es decir UNIQUE, CHECK, FOREIGN KEY o NOT NULL, es mas confiable que la misma regla escrita en codigo, porque el motor la aplica siempre: venga la escritura de la aplicacion, de un script de carga masiva o de alguien conectado con un cliente SQL a corregir un dato a mano.</w:t>
+      </w:r>
+    </w:p>
+    <w:p>
+      <w:r>
+        <w:rPr>
+          <w:b/>
+          <w:color w:val="4A4A49"/>
+          <w:sz w:val="22"/>
+        </w:rPr>
+        <w:t>[Slide 18] Antes de los niveles: la restriccion que cuesta una linea (2/2)</w:t>
+      </w:r>
+      <w:r>
+        <w:rPr>
+          <w:b w:val="0"/>
+          <w:color w:val="4A4A49"/>
+          <w:sz w:val="22"/>
+        </w:rPr>
+        <w:t xml:space="preserve"> — 5 vinetas.</w:t>
       </w:r>
     </w:p>
     <w:p>
@@ -695,7 +732,189 @@
           <w:color w:val="4A4A49"/>
           <w:sz w:val="22"/>
         </w:rPr>
-        <w:t>Teoria Core (breve)</w:t>
+        <w:t>La transaccion como unidad de todo o nada (1/2)</w:t>
+      </w:r>
+    </w:p>
+    <w:p>
+      <w:pPr>
+        <w:pStyle w:val="ListNumber"/>
+      </w:pPr>
+      <w:r>
+        <w:rPr>
+          <w:b w:val="0"/>
+          <w:color w:val="4A4A49"/>
+          <w:sz w:val="22"/>
+        </w:rPr>
+        <w:t>La transaccion como unidad de todo o nada (2/2)</w:t>
+      </w:r>
+    </w:p>
+    <w:p>
+      <w:pPr>
+        <w:pStyle w:val="ListNumber"/>
+      </w:pPr>
+      <w:r>
+        <w:rPr>
+          <w:b w:val="0"/>
+          <w:color w:val="4A4A49"/>
+          <w:sz w:val="22"/>
+        </w:rPr>
+        <w:t>Serializar de verdad existe, y cuesta (1/2)</w:t>
+      </w:r>
+    </w:p>
+    <w:p>
+      <w:pPr>
+        <w:pStyle w:val="ListNumber"/>
+      </w:pPr>
+      <w:r>
+        <w:rPr>
+          <w:b w:val="0"/>
+          <w:color w:val="4A4A49"/>
+          <w:sz w:val="22"/>
+        </w:rPr>
+        <w:t>Serializar de verdad existe, y cuesta (2/2)</w:t>
+      </w:r>
+    </w:p>
+    <w:p>
+      <w:pPr>
+        <w:pStyle w:val="ListNumber"/>
+      </w:pPr>
+      <w:r>
+        <w:rPr>
+          <w:b w:val="0"/>
+          <w:color w:val="4A4A49"/>
+          <w:sz w:val="22"/>
+        </w:rPr>
+        <w:t>Los tres fenomenos indeseables, en escenas de la clinica (1/2)</w:t>
+      </w:r>
+    </w:p>
+    <w:p>
+      <w:pPr>
+        <w:pStyle w:val="ListNumber"/>
+      </w:pPr>
+      <w:r>
+        <w:rPr>
+          <w:b w:val="0"/>
+          <w:color w:val="4A4A49"/>
+          <w:sz w:val="22"/>
+        </w:rPr>
+        <w:t>Los tres fenomenos indeseables, en escenas de la clinica (2/2)</w:t>
+      </w:r>
+    </w:p>
+    <w:p>
+      <w:pPr>
+        <w:pStyle w:val="ListNumber"/>
+      </w:pPr>
+      <w:r>
+        <w:rPr>
+          <w:b w:val="0"/>
+          <w:color w:val="4A4A49"/>
+          <w:sz w:val="22"/>
+        </w:rPr>
+        <w:t>Los cuatro niveles de aislamiento se definen por lo que permiten (1/2)</w:t>
+      </w:r>
+    </w:p>
+    <w:p>
+      <w:pPr>
+        <w:pStyle w:val="ListNumber"/>
+      </w:pPr>
+      <w:r>
+        <w:rPr>
+          <w:b w:val="0"/>
+          <w:color w:val="4A4A49"/>
+          <w:sz w:val="22"/>
+        </w:rPr>
+        <w:t>Los cuatro niveles de aislamiento se definen por lo que permiten (2/2)</w:t>
+      </w:r>
+    </w:p>
+    <w:p>
+      <w:pPr>
+        <w:pStyle w:val="ListNumber"/>
+      </w:pPr>
+      <w:r>
+        <w:rPr>
+          <w:b w:val="0"/>
+          <w:color w:val="4A4A49"/>
+          <w:sz w:val="22"/>
+        </w:rPr>
+        <w:t>Control pesimista: SELECT ... FOR UPDATE</w:t>
+      </w:r>
+    </w:p>
+    <w:p>
+      <w:pPr>
+        <w:pStyle w:val="ListNumber"/>
+      </w:pPr>
+      <w:r>
+        <w:rPr>
+          <w:b w:val="0"/>
+          <w:color w:val="4A4A49"/>
+          <w:sz w:val="22"/>
+        </w:rPr>
+        <w:t>Control optimista: verificar unicamente al escribir (1/2)</w:t>
+      </w:r>
+    </w:p>
+    <w:p>
+      <w:pPr>
+        <w:pStyle w:val="ListNumber"/>
+      </w:pPr>
+      <w:r>
+        <w:rPr>
+          <w:b w:val="0"/>
+          <w:color w:val="4A4A49"/>
+          <w:sz w:val="22"/>
+        </w:rPr>
+        <w:t>Control optimista: verificar unicamente al escribir (2/2)</w:t>
+      </w:r>
+    </w:p>
+    <w:p>
+      <w:pPr>
+        <w:pStyle w:val="ListNumber"/>
+      </w:pPr>
+      <w:r>
+        <w:rPr>
+          <w:b w:val="0"/>
+          <w:color w:val="4A4A49"/>
+          <w:sz w:val="22"/>
+        </w:rPr>
+        <w:t>Deadlock: la escena de VetCare y como se evita (1/2)</w:t>
+      </w:r>
+    </w:p>
+    <w:p>
+      <w:pPr>
+        <w:pStyle w:val="ListNumber"/>
+      </w:pPr>
+      <w:r>
+        <w:rPr>
+          <w:b w:val="0"/>
+          <w:color w:val="4A4A49"/>
+          <w:sz w:val="22"/>
+        </w:rPr>
+        <w:t>Deadlock: la escena de VetCare y como se evita (2/2)</w:t>
+      </w:r>
+    </w:p>
+    <w:p>
+      <w:pPr>
+        <w:pStyle w:val="ListNumber"/>
+      </w:pPr>
+      <w:r>
+        <w:rPr>
+          <w:b w:val="0"/>
+          <w:color w:val="4A4A49"/>
+          <w:sz w:val="22"/>
+        </w:rPr>
+        <w:t>Antes de los niveles: la restriccion que cuesta una linea (1/2)</w:t>
+      </w:r>
+    </w:p>
+    <w:p>
+      <w:pPr>
+        <w:pStyle w:val="ListNumber"/>
+      </w:pPr>
+      <w:r>
+        <w:rPr>
+          <w:b w:val="0"/>
+          <w:color w:val="4A4A49"/>
+          <w:sz w:val="22"/>
+        </w:rPr>
+        <w:t>Antes de los niveles: la restriccion que cuesta una linea (2/2)</w:t>
       </w:r>
     </w:p>
     <w:p>

--- a/Bases de Datos II/Kit docente/Clase 10/Guion Docente Clase 10 - Control de concurrencia.docx
+++ b/Bases de Datos II/Kit docente/Clase 10/Guion Docente Clase 10 - Control de concurrencia.docx
@@ -334,7 +334,72 @@
           <w:color w:val="4A4A49"/>
           <w:sz w:val="22"/>
         </w:rPr>
-        <w:t xml:space="preserve"> — 5 vinetas.</w:t>
+        <w:t xml:space="preserve"> — 3 vinetas.</w:t>
+      </w:r>
+    </w:p>
+    <w:p>
+      <w:pPr>
+        <w:pStyle w:val="ListBullet2"/>
+      </w:pPr>
+      <w:r>
+        <w:rPr>
+          <w:b w:val="0"/>
+          <w:color w:val="4A4A49"/>
+          <w:sz w:val="22"/>
+        </w:rPr>
+        <w:t>Se abre de forma explicita o implicita y se cierra con COMMIT, que hace permanentes los cambios, o con ROLLBACK, que los deshace.</w:t>
+      </w:r>
+    </w:p>
+    <w:p>
+      <w:pPr>
+        <w:pStyle w:val="ListBullet2"/>
+      </w:pPr>
+      <w:r>
+        <w:rPr>
+          <w:b w:val="0"/>
+          <w:color w:val="4A4A49"/>
+          <w:sz w:val="22"/>
+        </w:rPr>
+        <w:t>Concurrencia significa que dos o mas transacciones estan abiertas al mismo tiempo sobre los mismos datos.</w:t>
+      </w:r>
+    </w:p>
+    <w:p>
+      <w:pPr>
+        <w:pStyle w:val="ListBullet2"/>
+      </w:pPr>
+      <w:r>
+        <w:rPr>
+          <w:b w:val="0"/>
+          <w:color w:val="4A4A49"/>
+          <w:sz w:val="22"/>
+        </w:rPr>
+        <w:t>Ambas consultan si la franja esta libre.</w:t>
+      </w:r>
+    </w:p>
+    <w:p>
+      <w:pPr>
+        <w:pStyle w:val="ListBullet2"/>
+      </w:pPr>
+      <w:r>
+        <w:rPr>
+          <w:b w:val="0"/>
+          <w:color w:val="4A4A49"/>
+          <w:sz w:val="22"/>
+        </w:rPr>
+        <w:t>Ambas reciben cero filas.</w:t>
+      </w:r>
+    </w:p>
+    <w:p>
+      <w:pPr>
+        <w:pStyle w:val="ListBullet2"/>
+      </w:pPr>
+      <w:r>
+        <w:rPr>
+          <w:b w:val="0"/>
+          <w:color w:val="4A4A49"/>
+          <w:sz w:val="22"/>
+        </w:rPr>
+        <w:t>Ambas insertan una cita.</w:t>
       </w:r>
     </w:p>
     <w:p>
@@ -352,7 +417,7 @@
           <w:color w:val="4A4A49"/>
           <w:sz w:val="22"/>
         </w:rPr>
-        <w:t xml:space="preserve"> — 6 vinetas.</w:t>
+        <w:t xml:space="preserve"> — 3 vinetas.</w:t>
       </w:r>
     </w:p>
     <w:p>
@@ -374,6 +439,19 @@
       </w:r>
     </w:p>
     <w:p>
+      <w:pPr>
+        <w:pStyle w:val="ListBullet2"/>
+      </w:pPr>
+      <w:r>
+        <w:rPr>
+          <w:b w:val="0"/>
+          <w:color w:val="4A4A49"/>
+          <w:sz w:val="22"/>
+        </w:rPr>
+        <w:t>Por eso el estandar SQL no impone una sola forma de trabajar: ofrece una perilla llamada nivel de aislamiento, que permite negociar cuanta anomalia se tolera a cambio de cuanto rendimiento.</w:t>
+      </w:r>
+    </w:p>
+    <w:p>
       <w:r>
         <w:rPr>
           <w:b/>
@@ -381,6 +459,68 @@
           <w:sz w:val="22"/>
         </w:rPr>
         <w:t>[Slide 7] Serializar de verdad existe, y cuesta (2/2)</w:t>
+      </w:r>
+      <w:r>
+        <w:rPr>
+          <w:b w:val="0"/>
+          <w:color w:val="4A4A49"/>
+          <w:sz w:val="22"/>
+        </w:rPr>
+        <w:t xml:space="preserve"> — 2 vinetas.</w:t>
+      </w:r>
+    </w:p>
+    <w:p>
+      <w:r>
+        <w:rPr>
+          <w:b/>
+          <w:color w:val="4A4A49"/>
+          <w:sz w:val="22"/>
+        </w:rPr>
+        <w:t>[Slide 8] Los tres fenomenos indeseables, en escenas de la clinica (1/2)</w:t>
+      </w:r>
+      <w:r>
+        <w:rPr>
+          <w:b w:val="0"/>
+          <w:color w:val="4A4A49"/>
+          <w:sz w:val="22"/>
+        </w:rPr>
+        <w:t xml:space="preserve"> — 5 vinetas.</w:t>
+      </w:r>
+    </w:p>
+    <w:p>
+      <w:pPr>
+        <w:pStyle w:val="ListBullet2"/>
+      </w:pPr>
+      <w:r>
+        <w:rPr>
+          <w:b w:val="0"/>
+          <w:color w:val="4A4A49"/>
+          <w:sz w:val="22"/>
+        </w:rPr>
+        <w:t>El estandar define tres fenomenos indeseables, y cada uno se entiende mejor con una escena de la clinica.</w:t>
+      </w:r>
+    </w:p>
+    <w:p>
+      <w:pPr>
+        <w:pStyle w:val="ListBullet2"/>
+      </w:pPr>
+      <w:r>
+        <w:rPr>
+          <w:b w:val="0"/>
+          <w:color w:val="4A4A49"/>
+          <w:sz w:val="22"/>
+        </w:rPr>
+        <w:t>La misma consulta, en la misma transaccion, devolvio dos valores distintos.</w:t>
+      </w:r>
+    </w:p>
+    <w:p>
+      <w:r>
+        <w:rPr>
+          <w:b/>
+          <w:color w:val="4A4A49"/>
+          <w:sz w:val="22"/>
+        </w:rPr>
+        <w:t>[Slide 9] Los tres fenomenos indeseables, en escenas de la clinica (2/2)</w:t>
       </w:r>
       <w:r>
         <w:rPr>
@@ -398,7 +538,7 @@
           <w:color w:val="4A4A49"/>
           <w:sz w:val="22"/>
         </w:rPr>
-        <w:t>[Slide 8] Los tres fenomenos indeseables, en escenas de la clinica (1/2)</w:t>
+        <w:t>[Slide 10] Los cuatro niveles de aislamiento se definen por lo que permiten (1/2)</w:t>
       </w:r>
       <w:r>
         <w:rPr>
@@ -406,7 +546,33 @@
           <w:color w:val="4A4A49"/>
           <w:sz w:val="22"/>
         </w:rPr>
-        <w:t xml:space="preserve"> — 6 vinetas.</w:t>
+        <w:t xml:space="preserve"> — 5 vinetas.</w:t>
+      </w:r>
+    </w:p>
+    <w:p>
+      <w:pPr>
+        <w:pStyle w:val="ListBullet2"/>
+      </w:pPr>
+      <w:r>
+        <w:rPr>
+          <w:b w:val="0"/>
+          <w:color w:val="4A4A49"/>
+          <w:sz w:val="22"/>
+        </w:rPr>
+        <w:t>READ COMMITTED impide la lectura sucia, porque solo se ve lo que ya fue confirmado, pero permite lectura no repetible y fantasma.</w:t>
+      </w:r>
+    </w:p>
+    <w:p>
+      <w:pPr>
+        <w:pStyle w:val="ListBullet2"/>
+      </w:pPr>
+      <w:r>
+        <w:rPr>
+          <w:b w:val="0"/>
+          <w:color w:val="4A4A49"/>
+          <w:sz w:val="22"/>
+        </w:rPr>
+        <w:t>SERIALIZABLE impide los tres y equivale logicamente a ejecutar las transacciones una tras otra.</w:t>
       </w:r>
     </w:p>
     <w:p>
@@ -416,7 +582,7 @@
           <w:color w:val="4A4A49"/>
           <w:sz w:val="22"/>
         </w:rPr>
-        <w:t>[Slide 9] Los tres fenomenos indeseables, en escenas de la clinica (2/2)</w:t>
+        <w:t>[Slide 11] Los cuatro niveles de aislamiento se definen por lo que permiten (2/2)</w:t>
       </w:r>
       <w:r>
         <w:rPr>
@@ -434,7 +600,7 @@
           <w:color w:val="4A4A49"/>
           <w:sz w:val="22"/>
         </w:rPr>
-        <w:t>[Slide 10] Los cuatro niveles de aislamiento se definen por lo que permiten (1/2)</w:t>
+        <w:t>[Slide 12] Control pesimista: SELECT... FOR UPDATE (1/2)</w:t>
       </w:r>
       <w:r>
         <w:rPr>
@@ -442,43 +608,20 @@
           <w:color w:val="4A4A49"/>
           <w:sz w:val="22"/>
         </w:rPr>
-        <w:t xml:space="preserve"> — 6 vinetas.</w:t>
+        <w:t xml:space="preserve"> — 4 vinetas.</w:t>
       </w:r>
     </w:p>
     <w:p>
-      <w:r>
-        <w:rPr>
-          <w:b/>
-          <w:color w:val="4A4A49"/>
-          <w:sz w:val="22"/>
-        </w:rPr>
-        <w:t>[Slide 11] Los cuatro niveles de aislamiento se definen por lo que permiten (2/2)</w:t>
-      </w:r>
+      <w:pPr>
+        <w:pStyle w:val="ListBullet2"/>
+      </w:pPr>
       <w:r>
         <w:rPr>
           <w:b w:val="0"/>
           <w:color w:val="4A4A49"/>
           <w:sz w:val="22"/>
         </w:rPr>
-        <w:t xml:space="preserve"> — 5 vinetas.</w:t>
-      </w:r>
-    </w:p>
-    <w:p>
-      <w:r>
-        <w:rPr>
-          <w:b/>
-          <w:color w:val="4A4A49"/>
-          <w:sz w:val="22"/>
-        </w:rPr>
-        <w:t>[Slide 12] Control pesimista: SELECT ... FOR UPDATE</w:t>
-      </w:r>
-      <w:r>
-        <w:rPr>
-          <w:b w:val="0"/>
-          <w:color w:val="4A4A49"/>
-          <w:sz w:val="22"/>
-        </w:rPr>
-        <w:t xml:space="preserve"> — 8 vinetas.</w:t>
+        <w:t>El control pesimista asume que el conflicto va a ocurrir, asi que bloquea el recurso antes de tocarlo.</w:t>
       </w:r>
     </w:p>
     <w:p>
@@ -501,7 +644,25 @@
           <w:color w:val="4A4A49"/>
           <w:sz w:val="22"/>
         </w:rPr>
-        <w:t>[Slide 13] Control optimista: verificar unicamente al escribir (1/2)</w:t>
+        <w:t>[Slide 13] Control pesimista: SELECT... FOR UPDATE (2/2)</w:t>
+      </w:r>
+      <w:r>
+        <w:rPr>
+          <w:b w:val="0"/>
+          <w:color w:val="4A4A49"/>
+          <w:sz w:val="22"/>
+        </w:rPr>
+        <w:t xml:space="preserve"> — 3 vinetas.</w:t>
+      </w:r>
+    </w:p>
+    <w:p>
+      <w:r>
+        <w:rPr>
+          <w:b/>
+          <w:color w:val="4A4A49"/>
+          <w:sz w:val="22"/>
+        </w:rPr>
+        <w:t>[Slide 14] Control optimista: verificar unicamente al escribir (1/2)</w:t>
       </w:r>
       <w:r>
         <w:rPr>
@@ -519,7 +680,7 @@
           <w:color w:val="4A4A49"/>
           <w:sz w:val="22"/>
         </w:rPr>
-        <w:t>[Slide 14] Control optimista: verificar unicamente al escribir (2/2)</w:t>
+        <w:t>[Slide 15] Control optimista: verificar unicamente al escribir (2/2)</w:t>
       </w:r>
       <w:r>
         <w:rPr>
@@ -537,7 +698,7 @@
           <w:color w:val="4A4A49"/>
           <w:sz w:val="22"/>
         </w:rPr>
-        <w:t>[Slide 15] Deadlock: la escena de VetCare y como se evita (1/2)</w:t>
+        <w:t>[Slide 16] Control optimista: verificar unicamente al... — sintaxis</w:t>
       </w:r>
       <w:r>
         <w:rPr>
@@ -545,7 +706,7 @@
           <w:color w:val="4A4A49"/>
           <w:sz w:val="22"/>
         </w:rPr>
-        <w:t xml:space="preserve"> — 5 vinetas.</w:t>
+        <w:t xml:space="preserve"> — 3 vinetas.</w:t>
       </w:r>
     </w:p>
     <w:p>
@@ -555,7 +716,7 @@
           <w:color w:val="4A4A49"/>
           <w:sz w:val="22"/>
         </w:rPr>
-        <w:t>[Slide 16] Deadlock: la escena de VetCare y como se evita (2/2)</w:t>
+        <w:t>[Slide 17] Deadlock: la escena de VetCare y como se evita (1/2)</w:t>
       </w:r>
       <w:r>
         <w:rPr>
@@ -563,7 +724,46 @@
           <w:color w:val="4A4A49"/>
           <w:sz w:val="22"/>
         </w:rPr>
-        <w:t xml:space="preserve"> — 5 vinetas.</w:t>
+        <w:t xml:space="preserve"> — 4 vinetas.</w:t>
+      </w:r>
+    </w:p>
+    <w:p>
+      <w:pPr>
+        <w:pStyle w:val="ListBullet2"/>
+      </w:pPr>
+      <w:r>
+        <w:rPr>
+          <w:b w:val="0"/>
+          <w:color w:val="4A4A49"/>
+          <w:sz w:val="22"/>
+        </w:rPr>
+        <w:t>Un deadlock, o interbloqueo, ocurre cuando dos transacciones se esperan mutuamente y ninguna puede avanzar.</w:t>
+      </w:r>
+    </w:p>
+    <w:p>
+      <w:pPr>
+        <w:pStyle w:val="ListBullet2"/>
+      </w:pPr>
+      <w:r>
+        <w:rPr>
+          <w:b w:val="0"/>
+          <w:color w:val="4A4A49"/>
+          <w:sz w:val="22"/>
+        </w:rPr>
+        <w:t>Si los dos arrancan al mismo tiempo, cada uno tiene exactamente lo que el otro necesita, nadie cede y ninguna espera termina sola.</w:t>
+      </w:r>
+    </w:p>
+    <w:p>
+      <w:pPr>
+        <w:pStyle w:val="ListBullet2"/>
+      </w:pPr>
+      <w:r>
+        <w:rPr>
+          <w:b w:val="0"/>
+          <w:color w:val="4A4A49"/>
+          <w:sz w:val="22"/>
+        </w:rPr>
+        <w:t>La transaccion sobreviviente termina normal.</w:t>
       </w:r>
     </w:p>
     <w:p>
@@ -573,7 +773,7 @@
           <w:color w:val="4A4A49"/>
           <w:sz w:val="22"/>
         </w:rPr>
-        <w:t>[Slide 17] Antes de los niveles: la restriccion que cuesta una linea (1/2)</w:t>
+        <w:t>[Slide 18] Deadlock: la escena de VetCare y como se evita (2/2)</w:t>
       </w:r>
       <w:r>
         <w:rPr>
@@ -581,7 +781,38 @@
           <w:color w:val="4A4A49"/>
           <w:sz w:val="22"/>
         </w:rPr>
-        <w:t xml:space="preserve"> — 5 vinetas.</w:t>
+        <w:t xml:space="preserve"> — 3 vinetas.</w:t>
+      </w:r>
+    </w:p>
+    <w:p>
+      <w:r>
+        <w:rPr>
+          <w:b/>
+          <w:color w:val="4A4A49"/>
+          <w:sz w:val="22"/>
+        </w:rPr>
+        <w:t>[Slide 19] Antes de los niveles: la restriccion que cuesta una linea</w:t>
+      </w:r>
+      <w:r>
+        <w:rPr>
+          <w:b w:val="0"/>
+          <w:color w:val="4A4A49"/>
+          <w:sz w:val="22"/>
+        </w:rPr>
+        <w:t xml:space="preserve"> — 3 vinetas.</w:t>
+      </w:r>
+    </w:p>
+    <w:p>
+      <w:pPr>
+        <w:pStyle w:val="ListBullet2"/>
+      </w:pPr>
+      <w:r>
+        <w:rPr>
+          <w:b w:val="0"/>
+          <w:color w:val="4A4A49"/>
+          <w:sz w:val="22"/>
+        </w:rPr>
+        <w:t>Con esa restriccion, cuando las dos recepcionistas insertan, el motor deja pasar la primera y rechaza la segunda con una violacion de unicidad, sin que nadie haya razonado sobre aislamiento; el procedimiento captura esa excepcion y devuelve «ese horario acaba de ser tomado, elija otro».</w:t>
       </w:r>
     </w:p>
     <w:p>
@@ -598,13 +829,52 @@
       </w:r>
     </w:p>
     <w:p>
+      <w:pPr>
+        <w:pStyle w:val="ListBullet2"/>
+      </w:pPr>
+      <w:r>
+        <w:rPr>
+          <w:b w:val="0"/>
+          <w:color w:val="4A4A49"/>
+          <w:sz w:val="22"/>
+        </w:rPr>
+        <w:t>La respuesta honesta es que no se puede: los playgrounds gratuitos ejecutan un script en una unica sesion, normalmente con autocommit activo, y no permiten abrir dos conexiones para intercalarlas.</w:t>
+      </w:r>
+    </w:p>
+    <w:p>
+      <w:pPr>
+        <w:pStyle w:val="ListBullet2"/>
+      </w:pPr>
+      <w:r>
+        <w:rPr>
+          <w:b w:val="0"/>
+          <w:color w:val="4A4A49"/>
+          <w:sz w:val="22"/>
+        </w:rPr>
+        <w:t>Lo que si se demuestra con evidencia ejecutable son tres cosas: la restriccion UNIQUE rechazando el segundo INSERT, el patron optimista completo con la columna version y el UPDATE que afecta cero filas, y la sintaxis de SELECT FOR UPDATE ejecutandose sin error.</w:t>
+      </w:r>
+    </w:p>
+    <w:p>
+      <w:pPr>
+        <w:pStyle w:val="ListBullet2"/>
+      </w:pPr>
+      <w:r>
+        <w:rPr>
+          <w:b w:val="0"/>
+          <w:color w:val="4A4A49"/>
+          <w:sz w:val="22"/>
+        </w:rPr>
+        <w:t>Lo que no se demuestra se documenta en una tabla de linea de tiempo con columnas T1, T2 y estado de la fila, paso por paso; esa tabla es un artefacto profesional legitimo, no un premio de consolacion, y es exactamente como se comunican estos escenarios en un documento de diseno real.</w:t>
+      </w:r>
+    </w:p>
+    <w:p>
       <w:r>
         <w:rPr>
           <w:b/>
           <w:color w:val="4A4A49"/>
           <w:sz w:val="22"/>
         </w:rPr>
-        <w:t>[Slide 18] Antes de los niveles: la restriccion que cuesta una linea (2/2)</w:t>
+        <w:t>[Slide 20] Antes de los niveles: la restriccion que... — sintaxis</w:t>
       </w:r>
       <w:r>
         <w:rPr>
@@ -612,7 +882,7 @@
           <w:color w:val="4A4A49"/>
           <w:sz w:val="22"/>
         </w:rPr>
-        <w:t xml:space="preserve"> — 5 vinetas.</w:t>
+        <w:t xml:space="preserve"> — 1 vinetas.</w:t>
       </w:r>
     </w:p>
     <w:p>
@@ -836,7 +1106,20 @@
           <w:color w:val="4A4A49"/>
           <w:sz w:val="22"/>
         </w:rPr>
-        <w:t>Control pesimista: SELECT ... FOR UPDATE</w:t>
+        <w:t>Control pesimista: SELECT... FOR UPDATE (1/2)</w:t>
+      </w:r>
+    </w:p>
+    <w:p>
+      <w:pPr>
+        <w:pStyle w:val="ListNumber"/>
+      </w:pPr>
+      <w:r>
+        <w:rPr>
+          <w:b w:val="0"/>
+          <w:color w:val="4A4A49"/>
+          <w:sz w:val="22"/>
+        </w:rPr>
+        <w:t>Control pesimista: SELECT... FOR UPDATE (2/2)</w:t>
       </w:r>
     </w:p>
     <w:p>
@@ -875,6 +1158,19 @@
           <w:color w:val="4A4A49"/>
           <w:sz w:val="22"/>
         </w:rPr>
+        <w:t>Control optimista: verificar unicamente al... — sintaxis</w:t>
+      </w:r>
+    </w:p>
+    <w:p>
+      <w:pPr>
+        <w:pStyle w:val="ListNumber"/>
+      </w:pPr>
+      <w:r>
+        <w:rPr>
+          <w:b w:val="0"/>
+          <w:color w:val="4A4A49"/>
+          <w:sz w:val="22"/>
+        </w:rPr>
         <w:t>Deadlock: la escena de VetCare y como se evita (1/2)</w:t>
       </w:r>
     </w:p>
@@ -901,7 +1197,7 @@
           <w:color w:val="4A4A49"/>
           <w:sz w:val="22"/>
         </w:rPr>
-        <w:t>Antes de los niveles: la restriccion que cuesta una linea (1/2)</w:t>
+        <w:t>Antes de los niveles: la restriccion que cuesta una linea</w:t>
       </w:r>
     </w:p>
     <w:p>
@@ -914,7 +1210,7 @@
           <w:color w:val="4A4A49"/>
           <w:sz w:val="22"/>
         </w:rPr>
-        <w:t>Antes de los niveles: la restriccion que cuesta una linea (2/2)</w:t>
+        <w:t>Antes de los niveles: la restriccion que... — sintaxis</w:t>
       </w:r>
     </w:p>
     <w:p>

--- a/Bases de Datos II/Kit docente/Clase 10/Guion Docente Clase 10 - Control de concurrencia.docx
+++ b/Bases de Datos II/Kit docente/Clase 10/Guion Docente Clase 10 - Control de concurrencia.docx
@@ -892,6 +892,60 @@
           <w:color w:val="4A4A49"/>
           <w:sz w:val="22"/>
         </w:rPr>
+        <w:t>[Slide 21] La doble reserva, y la restriccion que la cierra de raiz</w:t>
+      </w:r>
+      <w:r>
+        <w:rPr>
+          <w:b w:val="0"/>
+          <w:color w:val="4A4A49"/>
+          <w:sz w:val="22"/>
+        </w:rPr>
+        <w:t xml:space="preserve"> — 10 vinetas.</w:t>
+      </w:r>
+    </w:p>
+    <w:p>
+      <w:r>
+        <w:rPr>
+          <w:b/>
+          <w:color w:val="4A4A49"/>
+          <w:sz w:val="22"/>
+        </w:rPr>
+        <w:t>[Slide 22] El bloqueo explicito y la actualizacion condicional</w:t>
+      </w:r>
+      <w:r>
+        <w:rPr>
+          <w:b w:val="0"/>
+          <w:color w:val="4A4A49"/>
+          <w:sz w:val="22"/>
+        </w:rPr>
+        <w:t xml:space="preserve"> — 10 vinetas.</w:t>
+      </w:r>
+    </w:p>
+    <w:p>
+      <w:r>
+        <w:rPr>
+          <w:b/>
+          <w:color w:val="4A4A49"/>
+          <w:sz w:val="22"/>
+        </w:rPr>
+        <w:t>[Slide 23] Niveles de aislamiento: que anomalia tapa cada uno</w:t>
+      </w:r>
+      <w:r>
+        <w:rPr>
+          <w:b w:val="0"/>
+          <w:color w:val="4A4A49"/>
+          <w:sz w:val="22"/>
+        </w:rPr>
+        <w:t xml:space="preserve"> — 13 vinetas.</w:t>
+      </w:r>
+    </w:p>
+    <w:p>
+      <w:r>
+        <w:rPr>
+          <w:b/>
+          <w:color w:val="4A4A49"/>
+          <w:sz w:val="22"/>
+        </w:rPr>
         <w:t>Demo que usted debe poder repetir:</w:t>
       </w:r>
       <w:r>
@@ -1211,6 +1265,45 @@
           <w:sz w:val="22"/>
         </w:rPr>
         <w:t>Antes de los niveles: la restriccion que... — sintaxis</w:t>
+      </w:r>
+    </w:p>
+    <w:p>
+      <w:pPr>
+        <w:pStyle w:val="ListNumber"/>
+      </w:pPr>
+      <w:r>
+        <w:rPr>
+          <w:b w:val="0"/>
+          <w:color w:val="4A4A49"/>
+          <w:sz w:val="22"/>
+        </w:rPr>
+        <w:t>La doble reserva, y la restriccion que la cierra de raiz</w:t>
+      </w:r>
+    </w:p>
+    <w:p>
+      <w:pPr>
+        <w:pStyle w:val="ListNumber"/>
+      </w:pPr>
+      <w:r>
+        <w:rPr>
+          <w:b w:val="0"/>
+          <w:color w:val="4A4A49"/>
+          <w:sz w:val="22"/>
+        </w:rPr>
+        <w:t>El bloqueo explicito y la actualizacion condicional</w:t>
+      </w:r>
+    </w:p>
+    <w:p>
+      <w:pPr>
+        <w:pStyle w:val="ListNumber"/>
+      </w:pPr>
+      <w:r>
+        <w:rPr>
+          <w:b w:val="0"/>
+          <w:color w:val="4A4A49"/>
+          <w:sz w:val="22"/>
+        </w:rPr>
+        <w:t>Niveles de aislamiento: que anomalia tapa cada uno</w:t>
       </w:r>
     </w:p>
     <w:p>

--- a/Bases de Datos II/Kit docente/Clase 10/Guion Docente Clase 10 - Control de concurrencia.docx
+++ b/Bases de Datos II/Kit docente/Clase 10/Guion Docente Clase 10 - Control de concurrencia.docx
@@ -1030,7 +1030,7 @@
           <w:color w:val="4A4A49"/>
           <w:sz w:val="22"/>
         </w:rPr>
-        <w:t>Encuadre de hoy · Objetivo PI</w:t>
+        <w:t>Encuadre de hoy · Tema y objetivo</w:t>
       </w:r>
     </w:p>
     <w:p>
@@ -1355,110 +1355,6 @@
           <w:color w:val="4A4A49"/>
           <w:sz w:val="22"/>
         </w:rPr>
-        <w:t>Herramientas de hoy</w:t>
-      </w:r>
-    </w:p>
-    <w:p>
-      <w:pPr>
-        <w:pStyle w:val="ListNumber"/>
-      </w:pPr>
-      <w:r>
-        <w:rPr>
-          <w:b w:val="0"/>
-          <w:color w:val="4A4A49"/>
-          <w:sz w:val="22"/>
-        </w:rPr>
-        <w:t>Actividad autonoma — contexto / por que importa</w:t>
-      </w:r>
-    </w:p>
-    <w:p>
-      <w:pPr>
-        <w:pStyle w:val="ListNumber"/>
-      </w:pPr>
-      <w:r>
-        <w:rPr>
-          <w:b w:val="0"/>
-          <w:color w:val="4A4A49"/>
-          <w:sz w:val="22"/>
-        </w:rPr>
-        <w:t>Actividad autonoma — objetivo y criterios</w:t>
-      </w:r>
-    </w:p>
-    <w:p>
-      <w:pPr>
-        <w:pStyle w:val="ListNumber"/>
-      </w:pPr>
-      <w:r>
-        <w:rPr>
-          <w:b w:val="0"/>
-          <w:color w:val="4A4A49"/>
-          <w:sz w:val="22"/>
-        </w:rPr>
-        <w:t>Actividad autonoma — escenario / datos de partida</w:t>
-      </w:r>
-    </w:p>
-    <w:p>
-      <w:pPr>
-        <w:pStyle w:val="ListNumber"/>
-      </w:pPr>
-      <w:r>
-        <w:rPr>
-          <w:b w:val="0"/>
-          <w:color w:val="4A4A49"/>
-          <w:sz w:val="22"/>
-        </w:rPr>
-        <w:t>Actividad autonoma — pasos guiados</w:t>
-      </w:r>
-    </w:p>
-    <w:p>
-      <w:pPr>
-        <w:pStyle w:val="ListNumber"/>
-      </w:pPr>
-      <w:r>
-        <w:rPr>
-          <w:b w:val="0"/>
-          <w:color w:val="4A4A49"/>
-          <w:sz w:val="22"/>
-        </w:rPr>
-        <w:t>Actividad autonoma — pistas (checklist vacio)</w:t>
-      </w:r>
-    </w:p>
-    <w:p>
-      <w:pPr>
-        <w:pStyle w:val="ListNumber"/>
-      </w:pPr>
-      <w:r>
-        <w:rPr>
-          <w:b w:val="0"/>
-          <w:color w:val="4A4A49"/>
-          <w:sz w:val="22"/>
-        </w:rPr>
-        <w:t>Criterios de exito / entregable</w:t>
-      </w:r>
-    </w:p>
-    <w:p>
-      <w:pPr>
-        <w:pStyle w:val="ListNumber"/>
-      </w:pPr>
-      <w:r>
-        <w:rPr>
-          <w:b w:val="0"/>
-          <w:color w:val="4A4A49"/>
-          <w:sz w:val="22"/>
-        </w:rPr>
-        <w:t>Para el PI esta semana</w:t>
-      </w:r>
-    </w:p>
-    <w:p>
-      <w:pPr>
-        <w:pStyle w:val="ListNumber"/>
-      </w:pPr>
-      <w:r>
-        <w:rPr>
-          <w:b w:val="0"/>
-          <w:color w:val="4A4A49"/>
-          <w:sz w:val="22"/>
-        </w:rPr>
         <w:t>Cierre · Clase 10</w:t>
       </w:r>
     </w:p>
@@ -1553,7 +1449,7 @@
           <w:color w:val="4A4A49"/>
           <w:sz w:val="22"/>
         </w:rPr>
-        <w:t>Referencia slides: Agenda + Objetivo PI.</w:t>
+        <w:t>Referencia slides: Encuadre + Mapa del bloque.</w:t>
       </w:r>
     </w:p>
     <w:p>

--- a/Bases de Datos II/Kit docente/Clase 10/Guion Docente Clase 10 - Control de concurrencia.docx
+++ b/Bases de Datos II/Kit docente/Clase 10/Guion Docente Clase 10 - Control de concurrencia.docx
@@ -417,7 +417,7 @@
           <w:color w:val="4A4A49"/>
           <w:sz w:val="22"/>
         </w:rPr>
-        <w:t xml:space="preserve"> — 3 vinetas.</w:t>
+        <w:t xml:space="preserve"> — 4 vinetas.</w:t>
       </w:r>
     </w:p>
     <w:p>
@@ -466,7 +466,7 @@
           <w:color w:val="4A4A49"/>
           <w:sz w:val="22"/>
         </w:rPr>
-        <w:t xml:space="preserve"> — 2 vinetas.</w:t>
+        <w:t xml:space="preserve"> — 3 vinetas.</w:t>
       </w:r>
     </w:p>
     <w:p>
@@ -476,7 +476,25 @@
           <w:color w:val="4A4A49"/>
           <w:sz w:val="22"/>
         </w:rPr>
-        <w:t>[Slide 8] Los tres fenomenos indeseables, en escenas de la clinica (1/2)</w:t>
+        <w:t>[Slide 8] Serializar de verdad existe, y cuesta — sintaxis</w:t>
+      </w:r>
+      <w:r>
+        <w:rPr>
+          <w:b w:val="0"/>
+          <w:color w:val="4A4A49"/>
+          <w:sz w:val="22"/>
+        </w:rPr>
+        <w:t xml:space="preserve"> — 1 vinetas.</w:t>
+      </w:r>
+    </w:p>
+    <w:p>
+      <w:r>
+        <w:rPr>
+          <w:b/>
+          <w:color w:val="4A4A49"/>
+          <w:sz w:val="22"/>
+        </w:rPr>
+        <w:t>[Slide 9] Los tres fenomenos indeseables, en escenas de la clinica (1/2)</w:t>
       </w:r>
       <w:r>
         <w:rPr>
@@ -520,7 +538,7 @@
           <w:color w:val="4A4A49"/>
           <w:sz w:val="22"/>
         </w:rPr>
-        <w:t>[Slide 9] Los tres fenomenos indeseables, en escenas de la clinica (2/2)</w:t>
+        <w:t>[Slide 10] Los tres fenomenos indeseables, en escenas de la clinica (2/2)</w:t>
       </w:r>
       <w:r>
         <w:rPr>
@@ -538,7 +556,7 @@
           <w:color w:val="4A4A49"/>
           <w:sz w:val="22"/>
         </w:rPr>
-        <w:t>[Slide 10] Los cuatro niveles de aislamiento se definen por lo que permiten (1/2)</w:t>
+        <w:t>[Slide 11] Los cuatro niveles de aislamiento se definen por lo que permiten (1/2)</w:t>
       </w:r>
       <w:r>
         <w:rPr>
@@ -582,7 +600,7 @@
           <w:color w:val="4A4A49"/>
           <w:sz w:val="22"/>
         </w:rPr>
-        <w:t>[Slide 11] Los cuatro niveles de aislamiento se definen por lo que permiten (2/2)</w:t>
+        <w:t>[Slide 12] Los cuatro niveles de aislamiento se definen por lo que permiten (2/2)</w:t>
       </w:r>
       <w:r>
         <w:rPr>
@@ -600,7 +618,7 @@
           <w:color w:val="4A4A49"/>
           <w:sz w:val="22"/>
         </w:rPr>
-        <w:t>[Slide 12] Control pesimista: SELECT... FOR UPDATE (1/2)</w:t>
+        <w:t>[Slide 13] Control pesimista: SELECT... FOR UPDATE (1/2)</w:t>
       </w:r>
       <w:r>
         <w:rPr>
@@ -644,7 +662,7 @@
           <w:color w:val="4A4A49"/>
           <w:sz w:val="22"/>
         </w:rPr>
-        <w:t>[Slide 13] Control pesimista: SELECT... FOR UPDATE (2/2)</w:t>
+        <w:t>[Slide 14] Control pesimista: SELECT... FOR UPDATE (2/2)</w:t>
       </w:r>
       <w:r>
         <w:rPr>
@@ -662,7 +680,7 @@
           <w:color w:val="4A4A49"/>
           <w:sz w:val="22"/>
         </w:rPr>
-        <w:t>[Slide 14] Control optimista: verificar unicamente al escribir (1/2)</w:t>
+        <w:t>[Slide 15] Control optimista: verificar unicamente al escribir (1/2)</w:t>
       </w:r>
       <w:r>
         <w:rPr>
@@ -680,7 +698,7 @@
           <w:color w:val="4A4A49"/>
           <w:sz w:val="22"/>
         </w:rPr>
-        <w:t>[Slide 15] Control optimista: verificar unicamente al escribir (2/2)</w:t>
+        <w:t>[Slide 16] Control optimista: verificar unicamente al escribir (2/2)</w:t>
       </w:r>
       <w:r>
         <w:rPr>
@@ -698,7 +716,7 @@
           <w:color w:val="4A4A49"/>
           <w:sz w:val="22"/>
         </w:rPr>
-        <w:t>[Slide 16] Control optimista: verificar unicamente al... — sintaxis</w:t>
+        <w:t>[Slide 17] Control optimista: verificar unicamente al... — sintaxis</w:t>
       </w:r>
       <w:r>
         <w:rPr>
@@ -716,7 +734,7 @@
           <w:color w:val="4A4A49"/>
           <w:sz w:val="22"/>
         </w:rPr>
-        <w:t>[Slide 17] Deadlock: la escena de VetCare y como se evita (1/2)</w:t>
+        <w:t>[Slide 18] Deadlock: la escena de VetCare y como se evita (1/2)</w:t>
       </w:r>
       <w:r>
         <w:rPr>
@@ -773,7 +791,7 @@
           <w:color w:val="4A4A49"/>
           <w:sz w:val="22"/>
         </w:rPr>
-        <w:t>[Slide 18] Deadlock: la escena de VetCare y como se evita (2/2)</w:t>
+        <w:t>[Slide 19] Deadlock: la escena de VetCare y como se evita (2/2)</w:t>
       </w:r>
       <w:r>
         <w:rPr>
@@ -781,7 +799,7 @@
           <w:color w:val="4A4A49"/>
           <w:sz w:val="22"/>
         </w:rPr>
-        <w:t xml:space="preserve"> — 3 vinetas.</w:t>
+        <w:t xml:space="preserve"> — 4 vinetas.</w:t>
       </w:r>
     </w:p>
     <w:p>
@@ -791,7 +809,7 @@
           <w:color w:val="4A4A49"/>
           <w:sz w:val="22"/>
         </w:rPr>
-        <w:t>[Slide 19] Antes de los niveles: la restriccion que cuesta una linea</w:t>
+        <w:t>[Slide 20] Antes de los niveles: la restriccion que cuesta una linea</w:t>
       </w:r>
       <w:r>
         <w:rPr>
@@ -874,7 +892,7 @@
           <w:color w:val="4A4A49"/>
           <w:sz w:val="22"/>
         </w:rPr>
-        <w:t>[Slide 20] Antes de los niveles: la restriccion que... — sintaxis</w:t>
+        <w:t>[Slide 21] Antes de los niveles: la restriccion que... — sintaxis</w:t>
       </w:r>
       <w:r>
         <w:rPr>
@@ -892,7 +910,7 @@
           <w:color w:val="4A4A49"/>
           <w:sz w:val="22"/>
         </w:rPr>
-        <w:t>[Slide 21] La doble reserva, y la restriccion que la cierra de raiz</w:t>
+        <w:t>[Slide 22] La doble reserva, y la restriccion que la cierra de raiz</w:t>
       </w:r>
       <w:r>
         <w:rPr>
@@ -910,7 +928,7 @@
           <w:color w:val="4A4A49"/>
           <w:sz w:val="22"/>
         </w:rPr>
-        <w:t>[Slide 22] El bloqueo explicito y la actualizacion condicional</w:t>
+        <w:t>[Slide 23] El bloqueo explicito y la actualizacion condicional</w:t>
       </w:r>
       <w:r>
         <w:rPr>
@@ -928,7 +946,7 @@
           <w:color w:val="4A4A49"/>
           <w:sz w:val="22"/>
         </w:rPr>
-        <w:t>[Slide 23] Niveles de aislamiento: que anomalia tapa cada uno</w:t>
+        <w:t>[Slide 24] Niveles de aislamiento: que anomalia tapa cada uno</w:t>
       </w:r>
       <w:r>
         <w:rPr>
@@ -1096,6 +1114,19 @@
           <w:sz w:val="22"/>
         </w:rPr>
         <w:t>Serializar de verdad existe, y cuesta (2/2)</w:t>
+      </w:r>
+    </w:p>
+    <w:p>
+      <w:pPr>
+        <w:pStyle w:val="ListNumber"/>
+      </w:pPr>
+      <w:r>
+        <w:rPr>
+          <w:b w:val="0"/>
+          <w:color w:val="4A4A49"/>
+          <w:sz w:val="22"/>
+        </w:rPr>
+        <w:t>Serializar de verdad existe, y cuesta — sintaxis</w:t>
       </w:r>
     </w:p>
     <w:p>

--- a/Bases de Datos II/Kit docente/Clase 10/Guion Docente Clase 10 - Control de concurrencia.docx
+++ b/Bases de Datos II/Kit docente/Clase 10/Guion Docente Clase 10 - Control de concurrencia.docx
@@ -1035,7 +1035,7 @@
           <w:color w:val="4A4A49"/>
           <w:sz w:val="22"/>
         </w:rPr>
-        <w:t>Portada · Clase 10 · Control de concurrencia · VetCare</w:t>
+        <w:t>Portada · Clase 10 · Control de concurrencia · la clínica</w:t>
       </w:r>
     </w:p>
     <w:p>
@@ -1256,7 +1256,7 @@
           <w:color w:val="4A4A49"/>
           <w:sz w:val="22"/>
         </w:rPr>
-        <w:t>Deadlock: la escena de VetCare y como se evita (1/2)</w:t>
+        <w:t>Deadlock: la escena de la clínica y como se evita (1/2)</w:t>
       </w:r>
     </w:p>
     <w:p>
@@ -1269,7 +1269,7 @@
           <w:color w:val="4A4A49"/>
           <w:sz w:val="22"/>
         </w:rPr>
-        <w:t>Deadlock: la escena de VetCare y como se evita (2/2)</w:t>
+        <w:t>Deadlock: la escena de la clínica y como se evita (2/2)</w:t>
       </w:r>
     </w:p>
     <w:p>

--- a/Bases de Datos II/Kit docente/Clase 10/Guion Docente Clase 10 - Control de concurrencia.docx
+++ b/Bases de Datos II/Kit docente/Clase 10/Guion Docente Clase 10 - Control de concurrencia.docx
@@ -1698,7 +1698,7 @@
           <w:color w:val="4A4A49"/>
           <w:sz w:val="22"/>
         </w:rPr>
-        <w:t>Carpeta Codigo/ — archivo 10_concurrencia_vetcare.sql.</w:t>
+        <w:t>Carpeta Codigo/ — archivo 10_concurrencia_clinica.sql.</w:t>
       </w:r>
     </w:p>
     <w:p>

--- a/Bases de Datos II/Kit docente/Clase 10/Guion Docente Clase 10 - Control de concurrencia.docx
+++ b/Bases de Datos II/Kit docente/Clase 10/Guion Docente Clase 10 - Control de concurrencia.docx
@@ -326,7 +326,7 @@
           <w:color w:val="4A4A49"/>
           <w:sz w:val="22"/>
         </w:rPr>
-        <w:t>[Slide 4] La transaccion como unidad de todo o nada (1/2)</w:t>
+        <w:t>[Slide 4] La transaccion como unidad de todo o nada</w:t>
       </w:r>
       <w:r>
         <w:rPr>
@@ -347,6 +347,110 @@
           <w:color w:val="4A4A49"/>
           <w:sz w:val="22"/>
         </w:rPr>
+        <w:t>DESARROLLO (para explicarlo, no se proyecta):</w:t>
+      </w:r>
+    </w:p>
+    <w:p>
+      <w:pPr>
+        <w:pStyle w:val="ListBullet2"/>
+      </w:pPr>
+      <w:r>
+        <w:rPr>
+          <w:b w:val="0"/>
+          <w:color w:val="4A4A49"/>
+          <w:sz w:val="22"/>
+        </w:rPr>
+        <w:t>Una transaccion es un grupo de sentencias SQL que el motor trata como una sola unidad de todo o nada: o se aplican todas o no se aplica ninguna.</w:t>
+      </w:r>
+    </w:p>
+    <w:p>
+      <w:pPr>
+        <w:pStyle w:val="ListBullet2"/>
+      </w:pPr>
+      <w:r>
+        <w:rPr>
+          <w:b w:val="0"/>
+          <w:color w:val="4A4A49"/>
+          <w:sz w:val="22"/>
+        </w:rPr>
+        <w:t>El motor no las ejecuta una despues de la otra: intercala sus operaciones para aprovechar disco y CPU, y ese intercalado es la fuente de todos los problemas de esta clase.</w:t>
+      </w:r>
+    </w:p>
+    <w:p>
+      <w:pPr>
+        <w:pStyle w:val="ListBullet2"/>
+      </w:pPr>
+      <w:r>
+        <w:rPr>
+          <w:b w:val="0"/>
+          <w:color w:val="4A4A49"/>
+          <w:sz w:val="22"/>
+        </w:rPr>
+        <w:t>El resultado son dos mascotas citadas al mismo minuto con el mismo veterinario, y ninguna de las dos sentencias fallo ni produjo un error.</w:t>
+      </w:r>
+    </w:p>
+    <w:p>
+      <w:pPr>
+        <w:pStyle w:val="ListBullet2"/>
+      </w:pPr>
+      <w:r>
+        <w:rPr>
+          <w:b w:val="0"/>
+          <w:color w:val="4A4A49"/>
+          <w:sz w:val="22"/>
+        </w:rPr>
+        <w:t>La base de datos no se corrompio ni tiene un defecto: cumplio dos ordenes contradictorias porque nadie le dijo que no debia.</w:t>
+      </w:r>
+    </w:p>
+    <w:p>
+      <w:pPr>
+        <w:pStyle w:val="ListBullet2"/>
+      </w:pPr>
+      <w:r>
+        <w:rPr>
+          <w:b w:val="0"/>
+          <w:color w:val="4A4A49"/>
+          <w:sz w:val="22"/>
+        </w:rPr>
+        <w:t>Todo lo que sigue son las cuatro formas de decirselo.</w:t>
+      </w:r>
+    </w:p>
+    <w:p>
+      <w:pPr>
+        <w:pStyle w:val="ListBullet2"/>
+      </w:pPr>
+      <w:r>
+        <w:rPr>
+          <w:b w:val="0"/>
+          <w:color w:val="4A4A49"/>
+          <w:sz w:val="22"/>
+        </w:rPr>
+        <w:t>Ejemplo la clínica: agendar la cita y descontar la vacuna son dos sentencias de un mismo hecho; si la segunda falla, la primera tampoco debe quedar.</w:t>
+      </w:r>
+    </w:p>
+    <w:p>
+      <w:pPr>
+        <w:pStyle w:val="ListBullet2"/>
+      </w:pPr>
+      <w:r>
+        <w:rPr>
+          <w:b w:val="0"/>
+          <w:color w:val="4A4A49"/>
+          <w:sz w:val="22"/>
+        </w:rPr>
+        <w:t>NOTAS:</w:t>
+      </w:r>
+    </w:p>
+    <w:p>
+      <w:pPr>
+        <w:pStyle w:val="ListBullet2"/>
+      </w:pPr>
+      <w:r>
+        <w:rPr>
+          <w:b w:val="0"/>
+          <w:color w:val="4A4A49"/>
+          <w:sz w:val="22"/>
+        </w:rPr>
         <w:t>Se abre de forma explicita o implicita y se cierra con COMMIT, que hace permanentes los cambios, o con ROLLBACK, que los deshace.</w:t>
       </w:r>
     </w:p>
@@ -361,6 +465,19 @@
           <w:sz w:val="22"/>
         </w:rPr>
         <w:t>Concurrencia significa que dos o mas transacciones estan abiertas al mismo tiempo sobre los mismos datos.</w:t>
+      </w:r>
+    </w:p>
+    <w:p>
+      <w:pPr>
+        <w:pStyle w:val="ListBullet2"/>
+      </w:pPr>
+      <w:r>
+        <w:rPr>
+          <w:b w:val="0"/>
+          <w:color w:val="4A4A49"/>
+          <w:sz w:val="22"/>
+        </w:rPr>
+        <w:t>El escenario canonico de la clínica conviene tenerlo escrito en el tablero desde el minuto uno: dos recepcionistas, en dos computadores distintos, abren la agenda del veterinario Ruiz para el martes a las 10:00.</w:t>
       </w:r>
     </w:p>
     <w:p>
@@ -409,7 +526,347 @@
           <w:color w:val="4A4A49"/>
           <w:sz w:val="22"/>
         </w:rPr>
-        <w:t>[Slide 5] La transaccion como unidad de todo o nada (2/2)</w:t>
+        <w:t>[Slide 5] Serializar de verdad existe, y cuesta</w:t>
+      </w:r>
+      <w:r>
+        <w:rPr>
+          <w:b w:val="0"/>
+          <w:color w:val="4A4A49"/>
+          <w:sz w:val="22"/>
+        </w:rPr>
+        <w:t xml:space="preserve"> — 3 vinetas.</w:t>
+      </w:r>
+    </w:p>
+    <w:p>
+      <w:pPr>
+        <w:pStyle w:val="ListBullet2"/>
+      </w:pPr>
+      <w:r>
+        <w:rPr>
+          <w:b w:val="0"/>
+          <w:color w:val="4A4A49"/>
+          <w:sz w:val="22"/>
+        </w:rPr>
+        <w:t>DESARROLLO (para explicarlo, no se proyecta):</w:t>
+      </w:r>
+    </w:p>
+    <w:p>
+      <w:pPr>
+        <w:pStyle w:val="ListBullet2"/>
+      </w:pPr>
+      <w:r>
+        <w:rPr>
+          <w:b w:val="0"/>
+          <w:color w:val="4A4A49"/>
+          <w:sz w:val="22"/>
+        </w:rPr>
+        <w:t>Si la clínica tiene ocho recepcionistas y cada agendamiento debe esperar a que termine el anterior, el sistema pasa de atender ocho operaciones simultaneas a una, y el tiempo que el usuario percibe frente a la pantalla se multiplica.</w:t>
+      </w:r>
+    </w:p>
+    <w:p>
+      <w:pPr>
+        <w:pStyle w:val="ListBullet2"/>
+      </w:pPr>
+      <w:r>
+        <w:rPr>
+          <w:b w:val="0"/>
+          <w:color w:val="4A4A49"/>
+          <w:sz w:val="22"/>
+        </w:rPr>
+        <w:t>Aislamiento, en este contexto, es la propiedad que responde a una pregunta muy concreta: que puede ver mi transaccion de lo que estan haciendo las otras mientras esas otras todavia no terminan.</w:t>
+      </w:r>
+    </w:p>
+    <w:p>
+      <w:pPr>
+        <w:pStyle w:val="ListBullet2"/>
+      </w:pPr>
+      <w:r>
+        <w:rPr>
+          <w:b w:val="0"/>
+          <w:color w:val="4A4A49"/>
+          <w:sz w:val="22"/>
+        </w:rPr>
+        <w:t>Es la I de ACID (atomicidad, consistencia, aislamiento y durabilidad) y es la unica de las cuatro propiedades que el desarrollador configura deliberadamente; las otras tres el motor las garantiza siempre.</w:t>
+      </w:r>
+    </w:p>
+    <w:p>
+      <w:pPr>
+        <w:pStyle w:val="ListBullet2"/>
+      </w:pPr>
+      <w:r>
+        <w:rPr>
+          <w:b w:val="0"/>
+          <w:color w:val="4A4A49"/>
+          <w:sz w:val="22"/>
+        </w:rPr>
+        <w:t>Esto amarra directo con la Clase 8, donde se vieron transacciones, COMMIT y ROLLBACK: sin esa base, hablar de aislamiento no tiene donde apoyarse.</w:t>
+      </w:r>
+    </w:p>
+    <w:p>
+      <w:pPr>
+        <w:pStyle w:val="ListBullet2"/>
+      </w:pPr>
+      <w:r>
+        <w:rPr>
+          <w:b w:val="0"/>
+          <w:color w:val="4A4A49"/>
+          <w:sz w:val="22"/>
+        </w:rPr>
+        <w:t>En PostgreSQL se pide con cuando el motor detecta que dos transacciones no pueden ordenarse, aborta una con un error de serializacion y la aplicacion debe reintentarla.</w:t>
+      </w:r>
+    </w:p>
+    <w:p>
+      <w:pPr>
+        <w:pStyle w:val="ListBullet2"/>
+      </w:pPr>
+      <w:r>
+        <w:rPr>
+          <w:b w:val="0"/>
+          <w:color w:val="4A4A49"/>
+          <w:sz w:val="22"/>
+        </w:rPr>
+        <w:t>NOTAS:</w:t>
+      </w:r>
+    </w:p>
+    <w:p>
+      <w:pPr>
+        <w:pStyle w:val="ListBullet2"/>
+      </w:pPr>
+      <w:r>
+        <w:rPr>
+          <w:b w:val="0"/>
+          <w:color w:val="4A4A49"/>
+          <w:sz w:val="22"/>
+        </w:rPr>
+        <w:t>La solucion obvia, que consiste en ejecutar las transacciones estrictamente una tras otra, existe y se llama serializacion, pero tiene un costo que hay que nombrar para que las demas opciones tengan sentido.</w:t>
+      </w:r>
+    </w:p>
+    <w:p>
+      <w:pPr>
+        <w:pStyle w:val="ListBullet2"/>
+      </w:pPr>
+      <w:r>
+        <w:rPr>
+          <w:b w:val="0"/>
+          <w:color w:val="4A4A49"/>
+          <w:sz w:val="22"/>
+        </w:rPr>
+        <w:t>Por eso el estandar SQL no impone una sola forma de trabajar: ofrece una perilla llamada nivel de aislamiento, que permite negociar cuanta anomalia se tolera a cambio de cuanto rendimiento.</w:t>
+      </w:r>
+    </w:p>
+    <w:p>
+      <w:pPr>
+        <w:pStyle w:val="ListBullet2"/>
+      </w:pPr>
+      <w:r>
+        <w:rPr>
+          <w:b w:val="0"/>
+          <w:color w:val="4A4A49"/>
+          <w:sz w:val="22"/>
+        </w:rPr>
+        <w:t>CÓDIGO CITADO (referencia):</w:t>
+      </w:r>
+    </w:p>
+    <w:p>
+      <w:pPr>
+        <w:pStyle w:val="ListBullet2"/>
+      </w:pPr>
+      <w:r>
+        <w:rPr>
+          <w:b w:val="0"/>
+          <w:color w:val="4A4A49"/>
+          <w:sz w:val="22"/>
+        </w:rPr>
+        <w:t>SET TRANSACTION ISOLATION LEVEL SERIALIZABLE</w:t>
+      </w:r>
+    </w:p>
+    <w:p>
+      <w:r>
+        <w:rPr>
+          <w:b/>
+          <w:color w:val="4A4A49"/>
+          <w:sz w:val="22"/>
+        </w:rPr>
+        <w:t>[Slide 6] Los tres fenomenos indeseables, en escenas de la clinica</w:t>
+      </w:r>
+      <w:r>
+        <w:rPr>
+          <w:b w:val="0"/>
+          <w:color w:val="4A4A49"/>
+          <w:sz w:val="22"/>
+        </w:rPr>
+        <w:t xml:space="preserve"> — 3 vinetas.</w:t>
+      </w:r>
+    </w:p>
+    <w:p>
+      <w:pPr>
+        <w:pStyle w:val="ListBullet2"/>
+      </w:pPr>
+      <w:r>
+        <w:rPr>
+          <w:b w:val="0"/>
+          <w:color w:val="4A4A49"/>
+          <w:sz w:val="22"/>
+        </w:rPr>
+        <w:t>DESARROLLO (para explicarlo, no se proyecta):</w:t>
+      </w:r>
+    </w:p>
+    <w:p>
+      <w:pPr>
+        <w:pStyle w:val="ListBullet2"/>
+      </w:pPr>
+      <w:r>
+        <w:rPr>
+          <w:b w:val="0"/>
+          <w:color w:val="4A4A49"/>
+          <w:sz w:val="22"/>
+        </w:rPr>
+        <w:t>Lectura sucia, o dirty read: la transaccion T1 inserta la cita de las 10:00 y todavia no hace COMMIT</w:t>
+      </w:r>
+    </w:p>
+    <w:p>
+      <w:pPr>
+        <w:pStyle w:val="ListBullet2"/>
+      </w:pPr>
+      <w:r>
+        <w:rPr>
+          <w:b w:val="0"/>
+          <w:color w:val="4A4A49"/>
+          <w:sz w:val="22"/>
+        </w:rPr>
+        <w:t>T2 consulta la agenda, ve esa cita y le dice al dueno que la franja esta ocupada; despues T1 hace ROLLBACK porque el pago no paso, y esa cita nunca existio.</w:t>
+      </w:r>
+    </w:p>
+    <w:p>
+      <w:pPr>
+        <w:pStyle w:val="ListBullet2"/>
+      </w:pPr>
+      <w:r>
+        <w:rPr>
+          <w:b w:val="0"/>
+          <w:color w:val="4A4A49"/>
+          <w:sz w:val="22"/>
+        </w:rPr>
+        <w:t>T2 tomo una decision con un dato que jamas fue real.</w:t>
+      </w:r>
+    </w:p>
+    <w:p>
+      <w:pPr>
+        <w:pStyle w:val="ListBullet2"/>
+      </w:pPr>
+      <w:r>
+        <w:rPr>
+          <w:b w:val="0"/>
+          <w:color w:val="4A4A49"/>
+          <w:sz w:val="22"/>
+        </w:rPr>
+        <w:t>Lectura no repetible, o non-repeatable read: dentro de una misma transaccion de facturacion, el procedimiento lee el stock del insumo 40 y obtiene 5 unidades</w:t>
+      </w:r>
+    </w:p>
+    <w:p>
+      <w:pPr>
+        <w:pStyle w:val="ListBullet2"/>
+      </w:pPr>
+      <w:r>
+        <w:rPr>
+          <w:b w:val="0"/>
+          <w:color w:val="4A4A49"/>
+          <w:sz w:val="22"/>
+        </w:rPr>
+        <w:t>Hace unos calculos, vuelve a leer el mismo stock y ahora obtiene 2, porque otra transaccion vendio 3 unidades y confirmo en el intervalo.</w:t>
+      </w:r>
+    </w:p>
+    <w:p>
+      <w:pPr>
+        <w:pStyle w:val="ListBullet2"/>
+      </w:pPr>
+      <w:r>
+        <w:rPr>
+          <w:b w:val="0"/>
+          <w:color w:val="4A4A49"/>
+          <w:sz w:val="22"/>
+        </w:rPr>
+        <w:t>Lectura fantasma, o phantom read: T1 cuenta las citas del veterinario Ruiz para el martes y obtiene 4, decide que puede agendar una quinta, y al volver a contar hay 5 porque T2 inserto una fila nueva que cumple el mismo criterio de busqueda.</w:t>
+      </w:r>
+    </w:p>
+    <w:p>
+      <w:pPr>
+        <w:pStyle w:val="ListBullet2"/>
+      </w:pPr>
+      <w:r>
+        <w:rPr>
+          <w:b w:val="0"/>
+          <w:color w:val="4A4A49"/>
+          <w:sz w:val="22"/>
+        </w:rPr>
+        <w:t>NOTAS:</w:t>
+      </w:r>
+    </w:p>
+    <w:p>
+      <w:pPr>
+        <w:pStyle w:val="ListBullet2"/>
+      </w:pPr>
+      <w:r>
+        <w:rPr>
+          <w:b w:val="0"/>
+          <w:color w:val="4A4A49"/>
+          <w:sz w:val="22"/>
+        </w:rPr>
+        <w:t>El estandar define tres fenomenos indeseables, y cada uno se entiende mejor con una escena de la clinica.</w:t>
+      </w:r>
+    </w:p>
+    <w:p>
+      <w:pPr>
+        <w:pStyle w:val="ListBullet2"/>
+      </w:pPr>
+      <w:r>
+        <w:rPr>
+          <w:b w:val="0"/>
+          <w:color w:val="4A4A49"/>
+          <w:sz w:val="22"/>
+        </w:rPr>
+        <w:t>La misma consulta, en la misma transaccion, devolvio dos valores distintos.</w:t>
+      </w:r>
+    </w:p>
+    <w:p>
+      <w:pPr>
+        <w:pStyle w:val="ListBullet2"/>
+      </w:pPr>
+      <w:r>
+        <w:rPr>
+          <w:b w:val="0"/>
+          <w:color w:val="4A4A49"/>
+          <w:sz w:val="22"/>
+        </w:rPr>
+        <w:t>La diferencia entre las dos ultimas es fina y conviene decirla de forma explicita, porque es la pregunta de examen mas fallada: en la lectura no repetible cambio una fila que ya existia; en la fantasma aparecio o desaparecio una fila del conjunto que cumple la condicion del WHERE.</w:t>
+      </w:r>
+    </w:p>
+    <w:p>
+      <w:r>
+        <w:rPr>
+          <w:b/>
+          <w:color w:val="4A4A49"/>
+          <w:sz w:val="22"/>
+        </w:rPr>
+        <w:t>[Slide 7] Doble reserva sin control de concurrencia</w:t>
+      </w:r>
+      <w:r>
+        <w:rPr>
+          <w:b w:val="0"/>
+          <w:color w:val="4A4A49"/>
+          <w:sz w:val="22"/>
+        </w:rPr>
+        <w:t xml:space="preserve"> — 6 vinetas.</w:t>
+      </w:r>
+    </w:p>
+    <w:p>
+      <w:r>
+        <w:rPr>
+          <w:b/>
+          <w:color w:val="4A4A49"/>
+          <w:sz w:val="22"/>
+        </w:rPr>
+        <w:t>[Slide 8] Los cuatro niveles de aislamiento se definen por lo que permiten</w:t>
       </w:r>
       <w:r>
         <w:rPr>
@@ -421,21 +878,16 @@
       </w:r>
     </w:p>
     <w:p>
-      <w:r>
-        <w:rPr>
-          <w:b/>
-          <w:color w:val="4A4A49"/>
-          <w:sz w:val="22"/>
-        </w:rPr>
-        <w:t>[Slide 6] Serializar de verdad existe, y cuesta (1/2)</w:t>
-      </w:r>
+      <w:pPr>
+        <w:pStyle w:val="ListBullet2"/>
+      </w:pPr>
       <w:r>
         <w:rPr>
           <w:b w:val="0"/>
           <w:color w:val="4A4A49"/>
           <w:sz w:val="22"/>
         </w:rPr>
-        <w:t xml:space="preserve"> — 3 vinetas.</w:t>
+        <w:t>DESARROLLO (para explicarlo, no se proyecta):</w:t>
       </w:r>
     </w:p>
     <w:p>
@@ -448,61 +900,46 @@
           <w:color w:val="4A4A49"/>
           <w:sz w:val="22"/>
         </w:rPr>
-        <w:t>Por eso el estandar SQL no impone una sola forma de trabajar: ofrece una perilla llamada nivel de aislamiento, que permite negociar cuanta anomalia se tolera a cambio de cuanto rendimiento.</w:t>
+        <w:t>Los cuatro niveles de aislamiento del estandar SQL se definen exactamente por cuales de esos tres fenomenos permiten, y esa es la unica forma sensata de memorizarlos.</w:t>
       </w:r>
     </w:p>
     <w:p>
-      <w:r>
-        <w:rPr>
-          <w:b/>
-          <w:color w:val="4A4A49"/>
-          <w:sz w:val="22"/>
-        </w:rPr>
-        <w:t>[Slide 7] Serializar de verdad existe, y cuesta (2/2)</w:t>
-      </w:r>
+      <w:pPr>
+        <w:pStyle w:val="ListBullet2"/>
+      </w:pPr>
       <w:r>
         <w:rPr>
           <w:b w:val="0"/>
           <w:color w:val="4A4A49"/>
           <w:sz w:val="22"/>
         </w:rPr>
-        <w:t xml:space="preserve"> — 3 vinetas.</w:t>
+        <w:t>READ UNCOMMITTED permite los tres: puede leer datos no confirmados.</w:t>
       </w:r>
     </w:p>
     <w:p>
-      <w:r>
-        <w:rPr>
-          <w:b/>
-          <w:color w:val="4A4A49"/>
-          <w:sz w:val="22"/>
-        </w:rPr>
-        <w:t>[Slide 8] Serializar de verdad existe, y cuesta — sintaxis</w:t>
-      </w:r>
+      <w:pPr>
+        <w:pStyle w:val="ListBullet2"/>
+      </w:pPr>
       <w:r>
         <w:rPr>
           <w:b w:val="0"/>
           <w:color w:val="4A4A49"/>
           <w:sz w:val="22"/>
         </w:rPr>
-        <w:t xml:space="preserve"> — 1 vinetas.</w:t>
+        <w:t>Es el mas rapido, practicamente no se usa en sistemas transaccionales, y Oracle ni siquiera lo implementa.</w:t>
       </w:r>
     </w:p>
     <w:p>
-      <w:r>
-        <w:rPr>
-          <w:b/>
-          <w:color w:val="4A4A49"/>
-          <w:sz w:val="22"/>
-        </w:rPr>
-        <w:t>[Slide 9] Los tres fenomenos indeseables, en escenas de la clinica (1/2)</w:t>
-      </w:r>
+      <w:pPr>
+        <w:pStyle w:val="ListBullet2"/>
+      </w:pPr>
       <w:r>
         <w:rPr>
           <w:b w:val="0"/>
           <w:color w:val="4A4A49"/>
           <w:sz w:val="22"/>
         </w:rPr>
-        <w:t xml:space="preserve"> — 5 vinetas.</w:t>
+        <w:t>Es el nivel por omision de PostgreSQL, Oracle y SQL Server, y por lo tanto es el nivel en el que corre la enorme mayoria de los sistemas del mundo, incluido cualquier la clínica que el estudiante construya sin tocar nada.</w:t>
       </w:r>
     </w:p>
     <w:p>
@@ -515,7 +952,7 @@
           <w:color w:val="4A4A49"/>
           <w:sz w:val="22"/>
         </w:rPr>
-        <w:t>El estandar define tres fenomenos indeseables, y cada uno se entiende mejor con una escena de la clinica.</w:t>
+        <w:t>REPEATABLE READ impide tambien la lectura no repetible: una fila leida dentro de la transaccion se ve igual hasta el final.</w:t>
       </w:r>
     </w:p>
     <w:p>
@@ -528,43 +965,59 @@
           <w:color w:val="4A4A49"/>
           <w:sz w:val="22"/>
         </w:rPr>
-        <w:t>La misma consulta, en la misma transaccion, devolvio dos valores distintos.</w:t>
+        <w:t>Segun el estandar todavia permite fantasmas, pero en la practica el motor InnoDB de MySQL, donde REPEATABLE READ es el nivel por omision, los bloquea usando gap locks; esa es una desviacion util del estandar y conviene aclararla</w:t>
       </w:r>
     </w:p>
     <w:p>
-      <w:r>
-        <w:rPr>
-          <w:b/>
-          <w:color w:val="4A4A49"/>
-          <w:sz w:val="22"/>
-        </w:rPr>
-        <w:t>[Slide 10] Los tres fenomenos indeseables, en escenas de la clinica (2/2)</w:t>
-      </w:r>
+      <w:pPr>
+        <w:pStyle w:val="ListBullet2"/>
+      </w:pPr>
       <w:r>
         <w:rPr>
           <w:b w:val="0"/>
           <w:color w:val="4A4A49"/>
           <w:sz w:val="22"/>
         </w:rPr>
-        <w:t xml:space="preserve"> — 3 vinetas.</w:t>
+        <w:t>Porque si un estudiante prueba en DB Fiddle con MySQL no va a reproducir el fantasma y va a creer que el material esta mal.</w:t>
       </w:r>
     </w:p>
     <w:p>
-      <w:r>
-        <w:rPr>
-          <w:b/>
-          <w:color w:val="4A4A49"/>
-          <w:sz w:val="22"/>
-        </w:rPr>
-        <w:t>[Slide 11] Los cuatro niveles de aislamiento se definen por lo que permiten (1/2)</w:t>
-      </w:r>
+      <w:pPr>
+        <w:pStyle w:val="ListBullet2"/>
+      </w:pPr>
       <w:r>
         <w:rPr>
           <w:b w:val="0"/>
           <w:color w:val="4A4A49"/>
           <w:sz w:val="22"/>
         </w:rPr>
-        <w:t xml:space="preserve"> — 5 vinetas.</w:t>
+        <w:t>La sentencia para cambiarlo es SET TRANSACTION ISOLATION LEVEL SERIALIZABLE</w:t>
+      </w:r>
+    </w:p>
+    <w:p>
+      <w:pPr>
+        <w:pStyle w:val="ListBullet2"/>
+      </w:pPr>
+      <w:r>
+        <w:rPr>
+          <w:b w:val="0"/>
+          <w:color w:val="4A4A49"/>
+          <w:sz w:val="22"/>
+        </w:rPr>
+        <w:t>Y la regla practica que el estudiante debe recordar es que subir de nivel nunca es gratis: se paga en esperas mas largas o en transacciones abortadas que la aplicacion tiene que reintentar.</w:t>
+      </w:r>
+    </w:p>
+    <w:p>
+      <w:pPr>
+        <w:pStyle w:val="ListBullet2"/>
+      </w:pPr>
+      <w:r>
+        <w:rPr>
+          <w:b w:val="0"/>
+          <w:color w:val="4A4A49"/>
+          <w:sz w:val="22"/>
+        </w:rPr>
+        <w:t>NOTAS:</w:t>
       </w:r>
     </w:p>
     <w:p>
@@ -600,7 +1053,25 @@
           <w:color w:val="4A4A49"/>
           <w:sz w:val="22"/>
         </w:rPr>
-        <w:t>[Slide 12] Los cuatro niveles de aislamiento se definen por lo que permiten (2/2)</w:t>
+        <w:t>[Slide 9] Niveles de aislamiento: que anomalia tapa cada uno</w:t>
+      </w:r>
+      <w:r>
+        <w:rPr>
+          <w:b w:val="0"/>
+          <w:color w:val="4A4A49"/>
+          <w:sz w:val="22"/>
+        </w:rPr>
+        <w:t xml:space="preserve"> — 13 vinetas.</w:t>
+      </w:r>
+    </w:p>
+    <w:p>
+      <w:r>
+        <w:rPr>
+          <w:b/>
+          <w:color w:val="4A4A49"/>
+          <w:sz w:val="22"/>
+        </w:rPr>
+        <w:t>[Slide 10] Control pesimista: SELECT... FOR UPDATE</w:t>
       </w:r>
       <w:r>
         <w:rPr>
@@ -612,21 +1083,120 @@
       </w:r>
     </w:p>
     <w:p>
-      <w:r>
-        <w:rPr>
-          <w:b/>
-          <w:color w:val="4A4A49"/>
-          <w:sz w:val="22"/>
-        </w:rPr>
-        <w:t>[Slide 13] Control pesimista: SELECT... FOR UPDATE (1/2)</w:t>
-      </w:r>
+      <w:pPr>
+        <w:pStyle w:val="ListBullet2"/>
+      </w:pPr>
       <w:r>
         <w:rPr>
           <w:b w:val="0"/>
           <w:color w:val="4A4A49"/>
           <w:sz w:val="22"/>
         </w:rPr>
-        <w:t xml:space="preserve"> — 4 vinetas.</w:t>
+        <w:t>DESARROLLO (para explicarlo, no se proyecta):</w:t>
+      </w:r>
+    </w:p>
+    <w:p>
+      <w:pPr>
+        <w:pStyle w:val="ListBullet2"/>
+      </w:pPr>
+      <w:r>
+        <w:rPr>
+          <w:b w:val="0"/>
+          <w:color w:val="4A4A49"/>
+          <w:sz w:val="22"/>
+        </w:rPr>
+        <w:t>La herramienta concreta es SELECT...</w:t>
+      </w:r>
+    </w:p>
+    <w:p>
+      <w:pPr>
+        <w:pStyle w:val="ListBullet2"/>
+      </w:pPr>
+      <w:r>
+        <w:rPr>
+          <w:b w:val="0"/>
+          <w:color w:val="4A4A49"/>
+          <w:sz w:val="22"/>
+        </w:rPr>
+        <w:t>FOR UPDATE: al leer la fila con SELECT stock FROM insumo WHERE id_insumo = 40 FOR UPDATE, el motor coloca un bloqueo exclusivo sobre esa fila</w:t>
+      </w:r>
+    </w:p>
+    <w:p>
+      <w:pPr>
+        <w:pStyle w:val="ListBullet2"/>
+      </w:pPr>
+      <w:r>
+        <w:rPr>
+          <w:b w:val="0"/>
+          <w:color w:val="4A4A49"/>
+          <w:sz w:val="22"/>
+        </w:rPr>
+        <w:t>Y cualquier otra transaccion que intente leerla con la misma clausula queda esperando hasta el COMMIT o el ROLLBACK de la primera.</w:t>
+      </w:r>
+    </w:p>
+    <w:p>
+      <w:pPr>
+        <w:pStyle w:val="ListBullet2"/>
+      </w:pPr>
+      <w:r>
+        <w:rPr>
+          <w:b w:val="0"/>
+          <w:color w:val="4A4A49"/>
+          <w:sz w:val="22"/>
+        </w:rPr>
+        <w:t>Aplicado a la clínica resuelve limpiamente el doble descuento de stock: la segunda transaccion espera, y cuando por fin entra ya lee 2 y no 5, de modo que su validacion de stock suficiente funciona sobre el dato verdadero.</w:t>
+      </w:r>
+    </w:p>
+    <w:p>
+      <w:pPr>
+        <w:pStyle w:val="ListBullet2"/>
+      </w:pPr>
+      <w:r>
+        <w:rPr>
+          <w:b w:val="0"/>
+          <w:color w:val="4A4A49"/>
+          <w:sz w:val="22"/>
+        </w:rPr>
+        <w:t>Su costo es la espera, y la espera mal manejada produce un sistema que para el usuario parece caido.</w:t>
+      </w:r>
+    </w:p>
+    <w:p>
+      <w:pPr>
+        <w:pStyle w:val="ListBullet2"/>
+      </w:pPr>
+      <w:r>
+        <w:rPr>
+          <w:b w:val="0"/>
+          <w:color w:val="4A4A49"/>
+          <w:sz w:val="22"/>
+        </w:rPr>
+        <w:t>La regla de diseno asociada, y la mas importante de toda la clase, es mantener las transacciones cortas: entre el bloqueo y el COMMIT no debe haber una llamada a un servicio externo ni una pantalla esperando que el usuario confirme</w:t>
+      </w:r>
+    </w:p>
+    <w:p>
+      <w:pPr>
+        <w:pStyle w:val="ListBullet2"/>
+      </w:pPr>
+      <w:r>
+        <w:rPr>
+          <w:b w:val="0"/>
+          <w:color w:val="4A4A49"/>
+          <w:sz w:val="22"/>
+        </w:rPr>
+        <w:t>Porque mientras el usuario piensa o se va a almorzar la fila sigue bloqueada y nadie mas puede facturar ese insumo.</w:t>
+      </w:r>
+    </w:p>
+    <w:p>
+      <w:pPr>
+        <w:pStyle w:val="ListBullet2"/>
+      </w:pPr>
+      <w:r>
+        <w:rPr>
+          <w:b w:val="0"/>
+          <w:color w:val="4A4A49"/>
+          <w:sz w:val="22"/>
+        </w:rPr>
+        <w:t>NOTAS:</w:t>
       </w:r>
     </w:p>
     <w:p>
@@ -662,255 +1232,7 @@
           <w:color w:val="4A4A49"/>
           <w:sz w:val="22"/>
         </w:rPr>
-        <w:t>[Slide 14] Control pesimista: SELECT... FOR UPDATE (2/2)</w:t>
-      </w:r>
-      <w:r>
-        <w:rPr>
-          <w:b w:val="0"/>
-          <w:color w:val="4A4A49"/>
-          <w:sz w:val="22"/>
-        </w:rPr>
-        <w:t xml:space="preserve"> — 3 vinetas.</w:t>
-      </w:r>
-    </w:p>
-    <w:p>
-      <w:r>
-        <w:rPr>
-          <w:b/>
-          <w:color w:val="4A4A49"/>
-          <w:sz w:val="22"/>
-        </w:rPr>
-        <w:t>[Slide 15] Control optimista: verificar unicamente al escribir (1/2)</w:t>
-      </w:r>
-      <w:r>
-        <w:rPr>
-          <w:b w:val="0"/>
-          <w:color w:val="4A4A49"/>
-          <w:sz w:val="22"/>
-        </w:rPr>
-        <w:t xml:space="preserve"> — 5 vinetas.</w:t>
-      </w:r>
-    </w:p>
-    <w:p>
-      <w:r>
-        <w:rPr>
-          <w:b/>
-          <w:color w:val="4A4A49"/>
-          <w:sz w:val="22"/>
-        </w:rPr>
-        <w:t>[Slide 16] Control optimista: verificar unicamente al escribir (2/2)</w:t>
-      </w:r>
-      <w:r>
-        <w:rPr>
-          <w:b w:val="0"/>
-          <w:color w:val="4A4A49"/>
-          <w:sz w:val="22"/>
-        </w:rPr>
-        <w:t xml:space="preserve"> — 3 vinetas.</w:t>
-      </w:r>
-    </w:p>
-    <w:p>
-      <w:r>
-        <w:rPr>
-          <w:b/>
-          <w:color w:val="4A4A49"/>
-          <w:sz w:val="22"/>
-        </w:rPr>
-        <w:t>[Slide 17] Control optimista: verificar unicamente al... — sintaxis</w:t>
-      </w:r>
-      <w:r>
-        <w:rPr>
-          <w:b w:val="0"/>
-          <w:color w:val="4A4A49"/>
-          <w:sz w:val="22"/>
-        </w:rPr>
-        <w:t xml:space="preserve"> — 3 vinetas.</w:t>
-      </w:r>
-    </w:p>
-    <w:p>
-      <w:r>
-        <w:rPr>
-          <w:b/>
-          <w:color w:val="4A4A49"/>
-          <w:sz w:val="22"/>
-        </w:rPr>
-        <w:t>[Slide 18] Deadlock: la escena de VetCare y como se evita (1/2)</w:t>
-      </w:r>
-      <w:r>
-        <w:rPr>
-          <w:b w:val="0"/>
-          <w:color w:val="4A4A49"/>
-          <w:sz w:val="22"/>
-        </w:rPr>
-        <w:t xml:space="preserve"> — 4 vinetas.</w:t>
-      </w:r>
-    </w:p>
-    <w:p>
-      <w:pPr>
-        <w:pStyle w:val="ListBullet2"/>
-      </w:pPr>
-      <w:r>
-        <w:rPr>
-          <w:b w:val="0"/>
-          <w:color w:val="4A4A49"/>
-          <w:sz w:val="22"/>
-        </w:rPr>
-        <w:t>Un deadlock, o interbloqueo, ocurre cuando dos transacciones se esperan mutuamente y ninguna puede avanzar.</w:t>
-      </w:r>
-    </w:p>
-    <w:p>
-      <w:pPr>
-        <w:pStyle w:val="ListBullet2"/>
-      </w:pPr>
-      <w:r>
-        <w:rPr>
-          <w:b w:val="0"/>
-          <w:color w:val="4A4A49"/>
-          <w:sz w:val="22"/>
-        </w:rPr>
-        <w:t>Si los dos arrancan al mismo tiempo, cada uno tiene exactamente lo que el otro necesita, nadie cede y ninguna espera termina sola.</w:t>
-      </w:r>
-    </w:p>
-    <w:p>
-      <w:pPr>
-        <w:pStyle w:val="ListBullet2"/>
-      </w:pPr>
-      <w:r>
-        <w:rPr>
-          <w:b w:val="0"/>
-          <w:color w:val="4A4A49"/>
-          <w:sz w:val="22"/>
-        </w:rPr>
-        <w:t>La transaccion sobreviviente termina normal.</w:t>
-      </w:r>
-    </w:p>
-    <w:p>
-      <w:r>
-        <w:rPr>
-          <w:b/>
-          <w:color w:val="4A4A49"/>
-          <w:sz w:val="22"/>
-        </w:rPr>
-        <w:t>[Slide 19] Deadlock: la escena de VetCare y como se evita (2/2)</w:t>
-      </w:r>
-      <w:r>
-        <w:rPr>
-          <w:b w:val="0"/>
-          <w:color w:val="4A4A49"/>
-          <w:sz w:val="22"/>
-        </w:rPr>
-        <w:t xml:space="preserve"> — 4 vinetas.</w:t>
-      </w:r>
-    </w:p>
-    <w:p>
-      <w:r>
-        <w:rPr>
-          <w:b/>
-          <w:color w:val="4A4A49"/>
-          <w:sz w:val="22"/>
-        </w:rPr>
-        <w:t>[Slide 20] Antes de los niveles: la restriccion que cuesta una linea</w:t>
-      </w:r>
-      <w:r>
-        <w:rPr>
-          <w:b w:val="0"/>
-          <w:color w:val="4A4A49"/>
-          <w:sz w:val="22"/>
-        </w:rPr>
-        <w:t xml:space="preserve"> — 3 vinetas.</w:t>
-      </w:r>
-    </w:p>
-    <w:p>
-      <w:pPr>
-        <w:pStyle w:val="ListBullet2"/>
-      </w:pPr>
-      <w:r>
-        <w:rPr>
-          <w:b w:val="0"/>
-          <w:color w:val="4A4A49"/>
-          <w:sz w:val="22"/>
-        </w:rPr>
-        <w:t>Con esa restriccion, cuando las dos recepcionistas insertan, el motor deja pasar la primera y rechaza la segunda con una violacion de unicidad, sin que nadie haya razonado sobre aislamiento; el procedimiento captura esa excepcion y devuelve «ese horario acaba de ser tomado, elija otro».</w:t>
-      </w:r>
-    </w:p>
-    <w:p>
-      <w:pPr>
-        <w:pStyle w:val="ListBullet2"/>
-      </w:pPr>
-      <w:r>
-        <w:rPr>
-          <w:b w:val="0"/>
-          <w:color w:val="4A4A49"/>
-          <w:sz w:val="22"/>
-        </w:rPr>
-        <w:t>La leccion general que el docente debe transmitir es que una regla que se puede expresar como restriccion declarativa, es decir UNIQUE, CHECK, FOREIGN KEY o NOT NULL, es mas confiable que la misma regla escrita en codigo, porque el motor la aplica siempre: venga la escritura de la aplicacion, de un script de carga masiva o de alguien conectado con un cliente SQL a corregir un dato a mano.</w:t>
-      </w:r>
-    </w:p>
-    <w:p>
-      <w:pPr>
-        <w:pStyle w:val="ListBullet2"/>
-      </w:pPr>
-      <w:r>
-        <w:rPr>
-          <w:b w:val="0"/>
-          <w:color w:val="4A4A49"/>
-          <w:sz w:val="22"/>
-        </w:rPr>
-        <w:t>La respuesta honesta es que no se puede: los playgrounds gratuitos ejecutan un script en una unica sesion, normalmente con autocommit activo, y no permiten abrir dos conexiones para intercalarlas.</w:t>
-      </w:r>
-    </w:p>
-    <w:p>
-      <w:pPr>
-        <w:pStyle w:val="ListBullet2"/>
-      </w:pPr>
-      <w:r>
-        <w:rPr>
-          <w:b w:val="0"/>
-          <w:color w:val="4A4A49"/>
-          <w:sz w:val="22"/>
-        </w:rPr>
-        <w:t>Lo que si se demuestra con evidencia ejecutable son tres cosas: la restriccion UNIQUE rechazando el segundo INSERT, el patron optimista completo con la columna version y el UPDATE que afecta cero filas, y la sintaxis de SELECT FOR UPDATE ejecutandose sin error.</w:t>
-      </w:r>
-    </w:p>
-    <w:p>
-      <w:pPr>
-        <w:pStyle w:val="ListBullet2"/>
-      </w:pPr>
-      <w:r>
-        <w:rPr>
-          <w:b w:val="0"/>
-          <w:color w:val="4A4A49"/>
-          <w:sz w:val="22"/>
-        </w:rPr>
-        <w:t>Lo que no se demuestra se documenta en una tabla de linea de tiempo con columnas T1, T2 y estado de la fila, paso por paso; esa tabla es un artefacto profesional legitimo, no un premio de consolacion, y es exactamente como se comunican estos escenarios en un documento de diseno real.</w:t>
-      </w:r>
-    </w:p>
-    <w:p>
-      <w:r>
-        <w:rPr>
-          <w:b/>
-          <w:color w:val="4A4A49"/>
-          <w:sz w:val="22"/>
-        </w:rPr>
-        <w:t>[Slide 21] Antes de los niveles: la restriccion que... — sintaxis</w:t>
-      </w:r>
-      <w:r>
-        <w:rPr>
-          <w:b w:val="0"/>
-          <w:color w:val="4A4A49"/>
-          <w:sz w:val="22"/>
-        </w:rPr>
-        <w:t xml:space="preserve"> — 1 vinetas.</w:t>
-      </w:r>
-    </w:p>
-    <w:p>
-      <w:r>
-        <w:rPr>
-          <w:b/>
-          <w:color w:val="4A4A49"/>
-          <w:sz w:val="22"/>
-        </w:rPr>
-        <w:t>[Slide 22] La doble reserva, y la restriccion que la cierra de raiz</w:t>
+        <w:t>[Slide 11] El bloqueo explicito y la actualizacion condicional</w:t>
       </w:r>
       <w:r>
         <w:rPr>
@@ -928,7 +1250,529 @@
           <w:color w:val="4A4A49"/>
           <w:sz w:val="22"/>
         </w:rPr>
-        <w:t>[Slide 23] El bloqueo explicito y la actualizacion condicional</w:t>
+        <w:t>[Slide 12] Control optimista: verificar unicamente al escribir</w:t>
+      </w:r>
+      <w:r>
+        <w:rPr>
+          <w:b w:val="0"/>
+          <w:color w:val="4A4A49"/>
+          <w:sz w:val="22"/>
+        </w:rPr>
+        <w:t xml:space="preserve"> — 3 vinetas.</w:t>
+      </w:r>
+    </w:p>
+    <w:p>
+      <w:pPr>
+        <w:pStyle w:val="ListBullet2"/>
+      </w:pPr>
+      <w:r>
+        <w:rPr>
+          <w:b w:val="0"/>
+          <w:color w:val="4A4A49"/>
+          <w:sz w:val="22"/>
+        </w:rPr>
+        <w:t>DESARROLLO (para explicarlo, no se proyecta):</w:t>
+      </w:r>
+    </w:p>
+    <w:p>
+      <w:pPr>
+        <w:pStyle w:val="ListBullet2"/>
+      </w:pPr>
+      <w:r>
+        <w:rPr>
+          <w:b w:val="0"/>
+          <w:color w:val="4A4A49"/>
+          <w:sz w:val="22"/>
+        </w:rPr>
+        <w:t>El control optimista asume lo contrario: que los conflictos son raros, asi que no bloquea nada al leer y verifica unicamente al escribir.</w:t>
+      </w:r>
+    </w:p>
+    <w:p>
+      <w:pPr>
+        <w:pStyle w:val="ListBullet2"/>
+      </w:pPr>
+      <w:r>
+        <w:rPr>
+          <w:b w:val="0"/>
+          <w:color w:val="4A4A49"/>
+          <w:sz w:val="22"/>
+        </w:rPr>
+        <w:t>Se implementa con una columna adicional, tipicamente llamada version, de tipo entero, o con un timestamp de ultima modificacion.</w:t>
+      </w:r>
+    </w:p>
+    <w:p>
+      <w:pPr>
+        <w:pStyle w:val="ListBullet2"/>
+      </w:pPr>
+      <w:r>
+        <w:rPr>
+          <w:b w:val="0"/>
+          <w:color w:val="4A4A49"/>
+          <w:sz w:val="22"/>
+        </w:rPr>
+        <w:t>El flujo en la clínica es este: la transaccion lee la cita 812 y obtiene version 7; el usuario edita la hora; al guardar se ejecuta</w:t>
+      </w:r>
+    </w:p>
+    <w:p>
+      <w:pPr>
+        <w:pStyle w:val="ListBullet2"/>
+      </w:pPr>
+      <w:r>
+        <w:rPr>
+          <w:b w:val="0"/>
+          <w:color w:val="4A4A49"/>
+          <w:sz w:val="22"/>
+        </w:rPr>
+        <w:t>Si otra transaccion ya paso por ahi, la version almacenada es 8 y la sentencia afecta cero filas.</w:t>
+      </w:r>
+    </w:p>
+    <w:p>
+      <w:pPr>
+        <w:pStyle w:val="ListBullet2"/>
+      </w:pPr>
+      <w:r>
+        <w:rPr>
+          <w:b w:val="0"/>
+          <w:color w:val="4A4A49"/>
+          <w:sz w:val="22"/>
+        </w:rPr>
+        <w:t>El numero de filas afectadas es la senal de conflicto, y con esa senal la aplicacion decide si reintenta o le avisa al usuario que el dato cambio mientras editaba.</w:t>
+      </w:r>
+    </w:p>
+    <w:p>
+      <w:pPr>
+        <w:pStyle w:val="ListBullet2"/>
+      </w:pPr>
+      <w:r>
+        <w:rPr>
+          <w:b w:val="0"/>
+          <w:color w:val="4A4A49"/>
+          <w:sz w:val="22"/>
+        </w:rPr>
+        <w:t>El criterio para elegir entre los dos enfoques es la frecuencia real del conflicto, no el gusto: si dos personas pelean por la misma fila muchas veces al dia, el optimista reintenta sin parar y conviene el pesimista</w:t>
+      </w:r>
+    </w:p>
+    <w:p>
+      <w:pPr>
+        <w:pStyle w:val="ListBullet2"/>
+      </w:pPr>
+      <w:r>
+        <w:rPr>
+          <w:b w:val="0"/>
+          <w:color w:val="4A4A49"/>
+          <w:sz w:val="22"/>
+        </w:rPr>
+        <w:t>Si el choque es excepcional, el optimista da mejor rendimiento porque nadie espera nunca.</w:t>
+      </w:r>
+    </w:p>
+    <w:p>
+      <w:pPr>
+        <w:pStyle w:val="ListBullet2"/>
+      </w:pPr>
+      <w:r>
+        <w:rPr>
+          <w:b w:val="0"/>
+          <w:color w:val="4A4A49"/>
+          <w:sz w:val="22"/>
+        </w:rPr>
+        <w:t>En la clínica, el stock de los insumos mas vendidos es un caso pesimista y la edicion de los datos de contacto de un dueno es un caso claramente optimista.</w:t>
+      </w:r>
+    </w:p>
+    <w:p>
+      <w:pPr>
+        <w:pStyle w:val="ListBullet2"/>
+      </w:pPr>
+      <w:r>
+        <w:rPr>
+          <w:b w:val="0"/>
+          <w:color w:val="4A4A49"/>
+          <w:sz w:val="22"/>
+        </w:rPr>
+        <w:t>CÓDIGO CITADO (referencia):</w:t>
+      </w:r>
+    </w:p>
+    <w:p>
+      <w:pPr>
+        <w:pStyle w:val="ListBullet2"/>
+      </w:pPr>
+      <w:r>
+        <w:rPr>
+          <w:b w:val="0"/>
+          <w:color w:val="4A4A49"/>
+          <w:sz w:val="22"/>
+        </w:rPr>
+        <w:t>UPDATE cita SET fecha_hora = ..., version = 8 WHERE id_cita = 812 AND version = 7</w:t>
+      </w:r>
+    </w:p>
+    <w:p>
+      <w:r>
+        <w:rPr>
+          <w:b/>
+          <w:color w:val="4A4A49"/>
+          <w:sz w:val="22"/>
+        </w:rPr>
+        <w:t>[Slide 13] Deadlock: la escena de VetCare y como se evita</w:t>
+      </w:r>
+      <w:r>
+        <w:rPr>
+          <w:b w:val="0"/>
+          <w:color w:val="4A4A49"/>
+          <w:sz w:val="22"/>
+        </w:rPr>
+        <w:t xml:space="preserve"> — 3 vinetas.</w:t>
+      </w:r>
+    </w:p>
+    <w:p>
+      <w:pPr>
+        <w:pStyle w:val="ListBullet2"/>
+      </w:pPr>
+      <w:r>
+        <w:rPr>
+          <w:b w:val="0"/>
+          <w:color w:val="4A4A49"/>
+          <w:sz w:val="22"/>
+        </w:rPr>
+        <w:t>DESARROLLO (para explicarlo, no se proyecta):</w:t>
+      </w:r>
+    </w:p>
+    <w:p>
+      <w:pPr>
+        <w:pStyle w:val="ListBullet2"/>
+      </w:pPr>
+      <w:r>
+        <w:rPr>
+          <w:b w:val="0"/>
+          <w:color w:val="4A4A49"/>
+          <w:sz w:val="22"/>
+        </w:rPr>
+        <w:t>La escena de la clínica es concreta: el procedimiento de facturacion bloquea primero la fila de Factura y luego la de Insumo, mientras el procedimiento de devolucion bloquea primero Insumo y luego Factura.</w:t>
+      </w:r>
+    </w:p>
+    <w:p>
+      <w:pPr>
+        <w:pStyle w:val="ListBullet2"/>
+      </w:pPr>
+      <w:r>
+        <w:rPr>
+          <w:b w:val="0"/>
+          <w:color w:val="4A4A49"/>
+          <w:sz w:val="22"/>
+        </w:rPr>
+        <w:t>Los motores no dejan eso colgado: mantienen internamente un grafo de esperas y, al detectar un ciclo, eligen una victima y la abortan con un error explicito.</w:t>
+      </w:r>
+    </w:p>
+    <w:p>
+      <w:pPr>
+        <w:pStyle w:val="ListBullet2"/>
+      </w:pPr>
+      <w:r>
+        <w:rPr>
+          <w:b w:val="0"/>
+          <w:color w:val="4A4A49"/>
+          <w:sz w:val="22"/>
+        </w:rPr>
+        <w:t>En Oracle es ORA-00060, en MySQL el error 1213, en PostgreSQL el codigo 40P01.</w:t>
+      </w:r>
+    </w:p>
+    <w:p>
+      <w:pPr>
+        <w:pStyle w:val="ListBullet2"/>
+      </w:pPr>
+      <w:r>
+        <w:rPr>
+          <w:b w:val="0"/>
+          <w:color w:val="4A4A49"/>
+          <w:sz w:val="22"/>
+        </w:rPr>
+        <w:t>La consecuencia practica para el estudiante es que la aplicacion debe estar preparada para recibir ese error y reintentar la operacion, porque no es un defecto del sistema sino el mecanismo funcionando como debe.</w:t>
+      </w:r>
+    </w:p>
+    <w:p>
+      <w:pPr>
+        <w:pStyle w:val="ListBullet2"/>
+      </w:pPr>
+      <w:r>
+        <w:rPr>
+          <w:b w:val="0"/>
+          <w:color w:val="4A4A49"/>
+          <w:sz w:val="22"/>
+        </w:rPr>
+        <w:t>Y la prevencion es sorprendentemente simple y barata: acceder siempre a las tablas en el mismo orden en todos los procedimientos.</w:t>
+      </w:r>
+    </w:p>
+    <w:p>
+      <w:pPr>
+        <w:pStyle w:val="ListBullet2"/>
+      </w:pPr>
+      <w:r>
+        <w:rPr>
+          <w:b w:val="0"/>
+          <w:color w:val="4A4A49"/>
+          <w:sz w:val="22"/>
+        </w:rPr>
+        <w:t>Si todo el codigo de la clínica toca Factura antes que Insumo, el ciclo no puede formarse nunca.</w:t>
+      </w:r>
+    </w:p>
+    <w:p>
+      <w:pPr>
+        <w:pStyle w:val="ListBullet2"/>
+      </w:pPr>
+      <w:r>
+        <w:rPr>
+          <w:b w:val="0"/>
+          <w:color w:val="4A4A49"/>
+          <w:sz w:val="22"/>
+        </w:rPr>
+        <w:t>Ese acuerdo de orden canonico se escribe una vez en el documento de diseno, se respeta, y elimina la clase entera de problemas sin costo de rendimiento.</w:t>
+      </w:r>
+    </w:p>
+    <w:p>
+      <w:pPr>
+        <w:pStyle w:val="ListBullet2"/>
+      </w:pPr>
+      <w:r>
+        <w:rPr>
+          <w:b w:val="0"/>
+          <w:color w:val="4A4A49"/>
+          <w:sz w:val="22"/>
+        </w:rPr>
+        <w:t>PostgreSQL detecta el ciclo, aborta una de las dos transacciones con deadlock detected y deja seguir a la otra; la abortada debe reintentarse completa.</w:t>
+      </w:r>
+    </w:p>
+    <w:p>
+      <w:pPr>
+        <w:pStyle w:val="ListBullet2"/>
+      </w:pPr>
+      <w:r>
+        <w:rPr>
+          <w:b w:val="0"/>
+          <w:color w:val="4A4A49"/>
+          <w:sz w:val="22"/>
+        </w:rPr>
+        <w:t>NOTAS:</w:t>
+      </w:r>
+    </w:p>
+    <w:p>
+      <w:pPr>
+        <w:pStyle w:val="ListBullet2"/>
+      </w:pPr>
+      <w:r>
+        <w:rPr>
+          <w:b w:val="0"/>
+          <w:color w:val="4A4A49"/>
+          <w:sz w:val="22"/>
+        </w:rPr>
+        <w:t>Un deadlock, o interbloqueo, ocurre cuando dos transacciones se esperan mutuamente y ninguna puede avanzar.</w:t>
+      </w:r>
+    </w:p>
+    <w:p>
+      <w:pPr>
+        <w:pStyle w:val="ListBullet2"/>
+      </w:pPr>
+      <w:r>
+        <w:rPr>
+          <w:b w:val="0"/>
+          <w:color w:val="4A4A49"/>
+          <w:sz w:val="22"/>
+        </w:rPr>
+        <w:t>Si los dos arrancan al mismo tiempo, cada uno tiene exactamente lo que el otro necesita, nadie cede y ninguna espera termina sola.</w:t>
+      </w:r>
+    </w:p>
+    <w:p>
+      <w:pPr>
+        <w:pStyle w:val="ListBullet2"/>
+      </w:pPr>
+      <w:r>
+        <w:rPr>
+          <w:b w:val="0"/>
+          <w:color w:val="4A4A49"/>
+          <w:sz w:val="22"/>
+        </w:rPr>
+        <w:t>La transaccion sobreviviente termina normal.</w:t>
+      </w:r>
+    </w:p>
+    <w:p>
+      <w:r>
+        <w:rPr>
+          <w:b/>
+          <w:color w:val="4A4A49"/>
+          <w:sz w:val="22"/>
+        </w:rPr>
+        <w:t>[Slide 14] Antes de los niveles: la restriccion que cuesta una linea</w:t>
+      </w:r>
+      <w:r>
+        <w:rPr>
+          <w:b w:val="0"/>
+          <w:color w:val="4A4A49"/>
+          <w:sz w:val="22"/>
+        </w:rPr>
+        <w:t xml:space="preserve"> — 3 vinetas.</w:t>
+      </w:r>
+    </w:p>
+    <w:p>
+      <w:pPr>
+        <w:pStyle w:val="ListBullet2"/>
+      </w:pPr>
+      <w:r>
+        <w:rPr>
+          <w:b w:val="0"/>
+          <w:color w:val="4A4A49"/>
+          <w:sz w:val="22"/>
+        </w:rPr>
+        <w:t>DESARROLLO (para explicarlo, no se proyecta):</w:t>
+      </w:r>
+    </w:p>
+    <w:p>
+      <w:pPr>
+        <w:pStyle w:val="ListBullet2"/>
+      </w:pPr>
+      <w:r>
+        <w:rPr>
+          <w:b w:val="0"/>
+          <w:color w:val="4A4A49"/>
+          <w:sz w:val="22"/>
+        </w:rPr>
+        <w:t>Antes de complicarse con niveles de aislamiento hay una solucion declarativa que resuelve el caso estrella de la clínica y cuesta una sola linea:.</w:t>
+      </w:r>
+    </w:p>
+    <w:p>
+      <w:pPr>
+        <w:pStyle w:val="ListBullet2"/>
+      </w:pPr>
+      <w:r>
+        <w:rPr>
+          <w:b w:val="0"/>
+          <w:color w:val="4A4A49"/>
+          <w:sz w:val="22"/>
+        </w:rPr>
+        <w:t>Esto conduce a la limitacion practica del dia y a la pregunta previsible: «como demuestro dos transacciones simultaneas si PostgreSQL en el navegador es una sola sesion?».</w:t>
+      </w:r>
+    </w:p>
+    <w:p>
+      <w:pPr>
+        <w:pStyle w:val="ListBullet2"/>
+      </w:pPr>
+      <w:r>
+        <w:rPr>
+          <w:b w:val="0"/>
+          <w:color w:val="4A4A49"/>
+          <w:sz w:val="22"/>
+        </w:rPr>
+        <w:t>El informe de hoy se audita en el checkpoint de la Clase 11 y se convierte en clausula del contrato de operaciones de la Clase 12, donde cada procedimiento declara que errores puede lanzar, incluido el de horario ya tomado.</w:t>
+      </w:r>
+    </w:p>
+    <w:p>
+      <w:pPr>
+        <w:pStyle w:val="ListBullet2"/>
+      </w:pPr>
+      <w:r>
+        <w:rPr>
+          <w:b w:val="0"/>
+          <w:color w:val="4A4A49"/>
+          <w:sz w:val="22"/>
+        </w:rPr>
+        <w:t>NOTAS:</w:t>
+      </w:r>
+    </w:p>
+    <w:p>
+      <w:pPr>
+        <w:pStyle w:val="ListBullet2"/>
+      </w:pPr>
+      <w:r>
+        <w:rPr>
+          <w:b w:val="0"/>
+          <w:color w:val="4A4A49"/>
+          <w:sz w:val="22"/>
+        </w:rPr>
+        <w:t>Con esa restriccion, cuando las dos recepcionistas insertan, el motor deja pasar la primera y rechaza la segunda con una violacion de unicidad, sin que nadie haya razonado sobre aislamiento; el procedimiento captura esa excepcion y devuelve «ese horario acaba de ser tomado, elija otro».</w:t>
+      </w:r>
+    </w:p>
+    <w:p>
+      <w:pPr>
+        <w:pStyle w:val="ListBullet2"/>
+      </w:pPr>
+      <w:r>
+        <w:rPr>
+          <w:b w:val="0"/>
+          <w:color w:val="4A4A49"/>
+          <w:sz w:val="22"/>
+        </w:rPr>
+        <w:t>La leccion general que el docente debe transmitir es que una regla que se puede expresar como restriccion declarativa, es decir UNIQUE, CHECK, FOREIGN KEY o NOT NULL, es mas confiable que la misma regla escrita en codigo, porque el motor la aplica siempre: venga la escritura de la aplicacion, de un script de carga masiva o de alguien conectado con un cliente SQL a corregir un dato a mano.</w:t>
+      </w:r>
+    </w:p>
+    <w:p>
+      <w:pPr>
+        <w:pStyle w:val="ListBullet2"/>
+      </w:pPr>
+      <w:r>
+        <w:rPr>
+          <w:b w:val="0"/>
+          <w:color w:val="4A4A49"/>
+          <w:sz w:val="22"/>
+        </w:rPr>
+        <w:t>La respuesta honesta es que no se puede: los playgrounds gratuitos ejecutan un script en una unica sesion, normalmente con autocommit activo, y no permiten abrir dos conexiones para intercalarlas.</w:t>
+      </w:r>
+    </w:p>
+    <w:p>
+      <w:pPr>
+        <w:pStyle w:val="ListBullet2"/>
+      </w:pPr>
+      <w:r>
+        <w:rPr>
+          <w:b w:val="0"/>
+          <w:color w:val="4A4A49"/>
+          <w:sz w:val="22"/>
+        </w:rPr>
+        <w:t>Lo que si se demuestra con evidencia ejecutable son tres cosas: la restriccion UNIQUE rechazando el segundo INSERT, el patron optimista completo con la columna version y el UPDATE que afecta cero filas, y la sintaxis de SELECT FOR UPDATE ejecutandose sin error.</w:t>
+      </w:r>
+    </w:p>
+    <w:p>
+      <w:pPr>
+        <w:pStyle w:val="ListBullet2"/>
+      </w:pPr>
+      <w:r>
+        <w:rPr>
+          <w:b w:val="0"/>
+          <w:color w:val="4A4A49"/>
+          <w:sz w:val="22"/>
+        </w:rPr>
+        <w:t>Lo que no se demuestra se documenta en una tabla de linea de tiempo con columnas T1, T2 y estado de la fila, paso por paso; esa tabla es un artefacto profesional legitimo, no un premio de consolacion, y es exactamente como se comunican estos escenarios en un documento de diseno real.</w:t>
+      </w:r>
+    </w:p>
+    <w:p>
+      <w:pPr>
+        <w:pStyle w:val="ListBullet2"/>
+      </w:pPr>
+      <w:r>
+        <w:rPr>
+          <w:b w:val="0"/>
+          <w:color w:val="4A4A49"/>
+          <w:sz w:val="22"/>
+        </w:rPr>
+        <w:t>CÓDIGO CITADO (referencia):</w:t>
+      </w:r>
+    </w:p>
+    <w:p>
+      <w:pPr>
+        <w:pStyle w:val="ListBullet2"/>
+      </w:pPr>
+      <w:r>
+        <w:rPr>
+          <w:b w:val="0"/>
+          <w:color w:val="4A4A49"/>
+          <w:sz w:val="22"/>
+        </w:rPr>
+        <w:t>ALTER TABLE cita ADD CONSTRAINT uq_agenda UNIQUE (id_veterinario, fecha_hora)</w:t>
+      </w:r>
+    </w:p>
+    <w:p>
+      <w:r>
+        <w:rPr>
+          <w:b/>
+          <w:color w:val="4A4A49"/>
+          <w:sz w:val="22"/>
+        </w:rPr>
+        <w:t>[Slide 15] La doble reserva, y la restriccion que la cierra de raiz</w:t>
       </w:r>
       <w:r>
         <w:rPr>
@@ -946,7 +1790,7 @@
           <w:color w:val="4A4A49"/>
           <w:sz w:val="22"/>
         </w:rPr>
-        <w:t>[Slide 24] Niveles de aislamiento: que anomalia tapa cada uno</w:t>
+        <w:t>[Slide 16] La restriccion que hace imposible la doble reserva</w:t>
       </w:r>
       <w:r>
         <w:rPr>
@@ -954,7 +1798,7 @@
           <w:color w:val="4A4A49"/>
           <w:sz w:val="22"/>
         </w:rPr>
-        <w:t xml:space="preserve"> — 13 vinetas.</w:t>
+        <w:t xml:space="preserve"> — 10 vinetas.</w:t>
       </w:r>
     </w:p>
     <w:p>
@@ -1074,7 +1918,7 @@
           <w:color w:val="4A4A49"/>
           <w:sz w:val="22"/>
         </w:rPr>
-        <w:t>La transaccion como unidad de todo o nada (1/2)</w:t>
+        <w:t>La transaccion como unidad de todo o nada</w:t>
       </w:r>
     </w:p>
     <w:p>
@@ -1087,7 +1931,7 @@
           <w:color w:val="4A4A49"/>
           <w:sz w:val="22"/>
         </w:rPr>
-        <w:t>La transaccion como unidad de todo o nada (2/2)</w:t>
+        <w:t>Serializar de verdad existe, y cuesta</w:t>
       </w:r>
     </w:p>
     <w:p>
@@ -1100,7 +1944,7 @@
           <w:color w:val="4A4A49"/>
           <w:sz w:val="22"/>
         </w:rPr>
-        <w:t>Serializar de verdad existe, y cuesta (1/2)</w:t>
+        <w:t>Los tres fenomenos indeseables, en escenas de la clinica</w:t>
       </w:r>
     </w:p>
     <w:p>
@@ -1113,7 +1957,7 @@
           <w:color w:val="4A4A49"/>
           <w:sz w:val="22"/>
         </w:rPr>
-        <w:t>Serializar de verdad existe, y cuesta (2/2)</w:t>
+        <w:t>Doble reserva sin control de concurrencia</w:t>
       </w:r>
     </w:p>
     <w:p>
@@ -1126,7 +1970,7 @@
           <w:color w:val="4A4A49"/>
           <w:sz w:val="22"/>
         </w:rPr>
-        <w:t>Serializar de verdad existe, y cuesta — sintaxis</w:t>
+        <w:t>Los cuatro niveles de aislamiento se definen por lo que permiten</w:t>
       </w:r>
     </w:p>
     <w:p>
@@ -1139,7 +1983,7 @@
           <w:color w:val="4A4A49"/>
           <w:sz w:val="22"/>
         </w:rPr>
-        <w:t>Los tres fenomenos indeseables, en escenas de la clinica (1/2)</w:t>
+        <w:t>Niveles de aislamiento: que anomalia tapa cada uno</w:t>
       </w:r>
     </w:p>
     <w:p>
@@ -1152,7 +1996,7 @@
           <w:color w:val="4A4A49"/>
           <w:sz w:val="22"/>
         </w:rPr>
-        <w:t>Los tres fenomenos indeseables, en escenas de la clinica (2/2)</w:t>
+        <w:t>Control pesimista: SELECT... FOR UPDATE</w:t>
       </w:r>
     </w:p>
     <w:p>
@@ -1165,7 +2009,7 @@
           <w:color w:val="4A4A49"/>
           <w:sz w:val="22"/>
         </w:rPr>
-        <w:t>Los cuatro niveles de aislamiento se definen por lo que permiten (1/2)</w:t>
+        <w:t>El bloqueo explicito y la actualizacion condicional</w:t>
       </w:r>
     </w:p>
     <w:p>
@@ -1178,7 +2022,7 @@
           <w:color w:val="4A4A49"/>
           <w:sz w:val="22"/>
         </w:rPr>
-        <w:t>Los cuatro niveles de aislamiento se definen por lo que permiten (2/2)</w:t>
+        <w:t>Control optimista: verificar unicamente al escribir</w:t>
       </w:r>
     </w:p>
     <w:p>
@@ -1191,85 +2035,7 @@
           <w:color w:val="4A4A49"/>
           <w:sz w:val="22"/>
         </w:rPr>
-        <w:t>Control pesimista: SELECT... FOR UPDATE (1/2)</w:t>
-      </w:r>
-    </w:p>
-    <w:p>
-      <w:pPr>
-        <w:pStyle w:val="ListNumber"/>
-      </w:pPr>
-      <w:r>
-        <w:rPr>
-          <w:b w:val="0"/>
-          <w:color w:val="4A4A49"/>
-          <w:sz w:val="22"/>
-        </w:rPr>
-        <w:t>Control pesimista: SELECT... FOR UPDATE (2/2)</w:t>
-      </w:r>
-    </w:p>
-    <w:p>
-      <w:pPr>
-        <w:pStyle w:val="ListNumber"/>
-      </w:pPr>
-      <w:r>
-        <w:rPr>
-          <w:b w:val="0"/>
-          <w:color w:val="4A4A49"/>
-          <w:sz w:val="22"/>
-        </w:rPr>
-        <w:t>Control optimista: verificar unicamente al escribir (1/2)</w:t>
-      </w:r>
-    </w:p>
-    <w:p>
-      <w:pPr>
-        <w:pStyle w:val="ListNumber"/>
-      </w:pPr>
-      <w:r>
-        <w:rPr>
-          <w:b w:val="0"/>
-          <w:color w:val="4A4A49"/>
-          <w:sz w:val="22"/>
-        </w:rPr>
-        <w:t>Control optimista: verificar unicamente al escribir (2/2)</w:t>
-      </w:r>
-    </w:p>
-    <w:p>
-      <w:pPr>
-        <w:pStyle w:val="ListNumber"/>
-      </w:pPr>
-      <w:r>
-        <w:rPr>
-          <w:b w:val="0"/>
-          <w:color w:val="4A4A49"/>
-          <w:sz w:val="22"/>
-        </w:rPr>
-        <w:t>Control optimista: verificar unicamente al... — sintaxis</w:t>
-      </w:r>
-    </w:p>
-    <w:p>
-      <w:pPr>
-        <w:pStyle w:val="ListNumber"/>
-      </w:pPr>
-      <w:r>
-        <w:rPr>
-          <w:b w:val="0"/>
-          <w:color w:val="4A4A49"/>
-          <w:sz w:val="22"/>
-        </w:rPr>
-        <w:t>Deadlock: la escena de la clínica y como se evita (1/2)</w:t>
-      </w:r>
-    </w:p>
-    <w:p>
-      <w:pPr>
-        <w:pStyle w:val="ListNumber"/>
-      </w:pPr>
-      <w:r>
-        <w:rPr>
-          <w:b w:val="0"/>
-          <w:color w:val="4A4A49"/>
-          <w:sz w:val="22"/>
-        </w:rPr>
-        <w:t>Deadlock: la escena de la clínica y como se evita (2/2)</w:t>
+        <w:t>Deadlock: la escena de la clínica y como se evita</w:t>
       </w:r>
     </w:p>
     <w:p>
@@ -1295,59 +2061,7 @@
           <w:color w:val="4A4A49"/>
           <w:sz w:val="22"/>
         </w:rPr>
-        <w:t>Antes de los niveles: la restriccion que... — sintaxis</w:t>
-      </w:r>
-    </w:p>
-    <w:p>
-      <w:pPr>
-        <w:pStyle w:val="ListNumber"/>
-      </w:pPr>
-      <w:r>
-        <w:rPr>
-          <w:b w:val="0"/>
-          <w:color w:val="4A4A49"/>
-          <w:sz w:val="22"/>
-        </w:rPr>
         <w:t>La doble reserva, y la restriccion que la cierra de raiz</w:t>
-      </w:r>
-    </w:p>
-    <w:p>
-      <w:pPr>
-        <w:pStyle w:val="ListNumber"/>
-      </w:pPr>
-      <w:r>
-        <w:rPr>
-          <w:b w:val="0"/>
-          <w:color w:val="4A4A49"/>
-          <w:sz w:val="22"/>
-        </w:rPr>
-        <w:t>El bloqueo explicito y la actualizacion condicional</w:t>
-      </w:r>
-    </w:p>
-    <w:p>
-      <w:pPr>
-        <w:pStyle w:val="ListNumber"/>
-      </w:pPr>
-      <w:r>
-        <w:rPr>
-          <w:b w:val="0"/>
-          <w:color w:val="4A4A49"/>
-          <w:sz w:val="22"/>
-        </w:rPr>
-        <w:t>Niveles de aislamiento: que anomalia tapa cada uno</w:t>
-      </w:r>
-    </w:p>
-    <w:p>
-      <w:pPr>
-        <w:pStyle w:val="ListNumber"/>
-      </w:pPr>
-      <w:r>
-        <w:rPr>
-          <w:b w:val="0"/>
-          <w:color w:val="4A4A49"/>
-          <w:sz w:val="22"/>
-        </w:rPr>
-        <w:t>Doble reserva sin control de concurrencia</w:t>
       </w:r>
     </w:p>
     <w:p>

--- a/Bases de Datos II/Kit docente/Clase 10/Guion Docente Clase 10 - Control de concurrencia.docx
+++ b/Bases de Datos II/Kit docente/Clase 10/Guion Docente Clase 10 - Control de concurrencia.docx
@@ -143,7 +143,7 @@
           <w:color w:val="4A4A49"/>
           <w:sz w:val="22"/>
         </w:rPr>
-        <w:t xml:space="preserve"> Google Docs + Live SQL</w:t>
+        <w:t xml:space="preserve"> ExamLab (PostgreSQL/PGlite) + Google Docs</w:t>
       </w:r>
     </w:p>
     <w:p>
@@ -290,7 +290,7 @@
           <w:color w:val="1A1C1D"/>
           <w:sz w:val="32"/>
         </w:rPr>
-        <w:t>Apoyo por diapositiva</w:t>
+        <w:t>Guion por diapositiva</w:t>
       </w:r>
     </w:p>
     <w:p>
@@ -300,7 +300,7 @@
           <w:color w:val="4A4A49"/>
           <w:sz w:val="22"/>
         </w:rPr>
-        <w:t xml:space="preserve">Todo lo que hay que decir </w:t>
+        <w:t xml:space="preserve">Es el mismo texto que llevan las </w:t>
       </w:r>
       <w:r>
         <w:rPr>
@@ -308,7 +308,7 @@
           <w:color w:val="4A4A49"/>
           <w:sz w:val="22"/>
         </w:rPr>
-        <w:t>esta proyectado</w:t>
+        <w:t>notas del presentador</w:t>
       </w:r>
       <w:r>
         <w:rPr>
@@ -316,43 +316,45 @@
           <w:color w:val="4A4A49"/>
           <w:sz w:val="22"/>
         </w:rPr>
-        <w:t>. Esta seccion dice que subrayar en cada lamina, no repite su contenido.</w:t>
+        <w:t xml:space="preserve"> de cada lámina: qué decir al entrar y en cada clic, el ejemplo, las preguntas típicas y el puente a la siguiente.</w:t>
       </w:r>
     </w:p>
     <w:p>
+      <w:pPr>
+        <w:spacing w:before="200" w:after="60"/>
+      </w:pPr>
       <w:r>
         <w:rPr>
           <w:b/>
-          <w:color w:val="4A4A49"/>
-          <w:sz w:val="22"/>
+          <w:color w:val="1A1C1D"/>
+          <w:sz w:val="32"/>
         </w:rPr>
-        <w:t>[Slide 4] La transaccion como unidad de todo o nada</w:t>
+        <w:t>[Slide 2] Encuadre de hoy · Tema y objetivo</w:t>
       </w:r>
+    </w:p>
+    <w:p>
       <w:r>
         <w:rPr>
           <w:b w:val="0"/>
           <w:color w:val="4A4A49"/>
           <w:sz w:val="22"/>
         </w:rPr>
-        <w:t xml:space="preserve"> — 3 vinetas.</w:t>
+        <w:t>QUÉ ES (dilo así): Hoy la pregunta es qué pasa cuando dos personas modifican el mismo dato al mismo tiempo. La base no se daña: cumple las dos órdenes aunque se contradigan. La clase muestra las cuatro formas de decirle que no.</w:t>
       </w:r>
     </w:p>
     <w:p>
-      <w:pPr>
-        <w:pStyle w:val="ListBullet2"/>
-      </w:pPr>
       <w:r>
         <w:rPr>
           <w:b w:val="0"/>
           <w:color w:val="4A4A49"/>
           <w:sz w:val="22"/>
         </w:rPr>
-        <w:t>DESARROLLO (para explicarlo, no se proyecta):</w:t>
+        <w:t>CÓMO DARLA (≈4 min):</w:t>
       </w:r>
     </w:p>
     <w:p>
       <w:pPr>
-        <w:pStyle w:val="ListBullet2"/>
+        <w:pStyle w:val="ListBullet"/>
       </w:pPr>
       <w:r>
         <w:rPr>
@@ -360,12 +362,12 @@
           <w:color w:val="4A4A49"/>
           <w:sz w:val="22"/>
         </w:rPr>
-        <w:t>Una transaccion es un grupo de sentencias SQL que el motor trata como una sola unidad de todo o nada: o se aplican todas o no se aplica ninguna.</w:t>
+        <w:t>Al entrar: Lee el tema y haz la pregunta de arranque: «dos recepcionistas agendan con la misma veterinaria a la misma hora, en el mismo segundo: ¿qué guarda la base?». Toma una o dos respuestas sin corregir todavía.</w:t>
       </w:r>
     </w:p>
     <w:p>
       <w:pPr>
-        <w:pStyle w:val="ListBullet2"/>
+        <w:pStyle w:val="ListBullet"/>
       </w:pPr>
       <w:r>
         <w:rPr>
@@ -373,64 +375,65 @@
           <w:color w:val="4A4A49"/>
           <w:sz w:val="22"/>
         </w:rPr>
-        <w:t>El motor no las ejecuta una despues de la otra: intercala sus operaciones para aprovechar disco y CPU, y ese intercalado es la fuente de todos los problemas de esta clase.</w:t>
+        <w:t>Después: Cierra: «al final van a poder nombrar el fenómeno, el nivel de aislamiento que lo tapa y la línea de SQL que lo hace imposible».</w:t>
       </w:r>
     </w:p>
     <w:p>
-      <w:pPr>
-        <w:pStyle w:val="ListBullet2"/>
-      </w:pPr>
       <w:r>
         <w:rPr>
           <w:b w:val="0"/>
           <w:color w:val="4A4A49"/>
           <w:sz w:val="22"/>
         </w:rPr>
-        <w:t>El resultado son dos mascotas citadas al mismo minuto con el mismo veterinario, y ninguna de las dos sentencias fallo ni produjo un error.</w:t>
+        <w:t>CUIDADO: Esta clase cae en festivo y es autónoma: si la grabas, este guion es el de la grabación; si no, el estudiante la estudia con las láminas y estas notas, así que cada una tiene que entenderse sola.</w:t>
       </w:r>
     </w:p>
     <w:p>
-      <w:pPr>
-        <w:pStyle w:val="ListBullet2"/>
-      </w:pPr>
       <w:r>
         <w:rPr>
           <w:b w:val="0"/>
           <w:color w:val="4A4A49"/>
           <w:sz w:val="22"/>
         </w:rPr>
-        <w:t>La base de datos no se corrompio ni tiene un defecto: cumplio dos ordenes contradictorias porque nadie le dijo que no debia.</w:t>
+        <w:t>PASA A LA SIGUIENTE: Empezamos por lo que ya se vio en la Clase 8: la transacción.</w:t>
       </w:r>
     </w:p>
     <w:p>
       <w:pPr>
-        <w:pStyle w:val="ListBullet2"/>
-      </w:pPr>
+        <w:spacing w:before="200" w:after="60"/>
+      </w:pPr>
+      <w:r>
+        <w:rPr>
+          <w:b/>
+          <w:color w:val="1A1C1D"/>
+          <w:sz w:val="32"/>
+        </w:rPr>
+        <w:t>[Slide 3] Mapa del bloque de hoy (120 min)</w:t>
+      </w:r>
+    </w:p>
+    <w:p>
       <w:r>
         <w:rPr>
           <w:b w:val="0"/>
           <w:color w:val="4A4A49"/>
           <w:sz w:val="22"/>
         </w:rPr>
-        <w:t>Todo lo que sigue son las cuatro formas de decirselo.</w:t>
+        <w:t>QUÉ ES (dilo así): El recorrido de las dos horas: teoría con una lámina por concepto, demo sobre la base de la clínica y práctica opcional.</w:t>
       </w:r>
     </w:p>
     <w:p>
-      <w:pPr>
-        <w:pStyle w:val="ListBullet2"/>
-      </w:pPr>
       <w:r>
         <w:rPr>
           <w:b w:val="0"/>
           <w:color w:val="4A4A49"/>
           <w:sz w:val="22"/>
         </w:rPr>
-        <w:t>Ejemplo la clínica: agendar la cita y descontar la vacuna son dos sentencias de un mismo hecho; si la segunda falla, la primera tampoco debe quedar.</w:t>
+        <w:t>CÓMO DARLA (≈1 min):</w:t>
       </w:r>
     </w:p>
     <w:p>
       <w:pPr>
-        <w:pStyle w:val="ListBullet2"/>
+        <w:pStyle w:val="ListBullet"/>
       </w:pPr>
       <w:r>
         <w:rPr>
@@ -438,38 +441,45 @@
           <w:color w:val="4A4A49"/>
           <w:sz w:val="22"/>
         </w:rPr>
-        <w:t>NOTAS:</w:t>
+        <w:t>Al entrar: Señala solo los tramos; no te detengas. La práctica está en la carpeta de la clase y es opcional.</w:t>
       </w:r>
     </w:p>
     <w:p>
       <w:pPr>
-        <w:pStyle w:val="ListBullet2"/>
-      </w:pPr>
+        <w:spacing w:before="200" w:after="60"/>
+      </w:pPr>
+      <w:r>
+        <w:rPr>
+          <w:b/>
+          <w:color w:val="1A1C1D"/>
+          <w:sz w:val="32"/>
+        </w:rPr>
+        <w:t>[Slide 4] La transaccion como unidad de todo o nada</w:t>
+      </w:r>
+    </w:p>
+    <w:p>
       <w:r>
         <w:rPr>
           <w:b w:val="0"/>
           <w:color w:val="4A4A49"/>
           <w:sz w:val="22"/>
         </w:rPr>
-        <w:t>Se abre de forma explicita o implicita y se cierra con COMMIT, que hace permanentes los cambios, o con ROLLBACK, que los deshace.</w:t>
+        <w:t>QUÉ ES (dilo así): Una transacción es un grupo de sentencias que el motor trata como un solo hecho: o se confirman todas con COMMIT o se deshacen todas con ROLLBACK. Eso la protege de quedar a medias, pero no de otra transacción que trabaja al mismo tiempo sobre los mismos datos. Cuando hay dos a la vez, el motor intercala sus operaciones, y de ese intercalado salen todos los problemas de hoy.</w:t>
       </w:r>
     </w:p>
     <w:p>
-      <w:pPr>
-        <w:pStyle w:val="ListBullet2"/>
-      </w:pPr>
       <w:r>
         <w:rPr>
           <w:b w:val="0"/>
           <w:color w:val="4A4A49"/>
           <w:sz w:val="22"/>
         </w:rPr>
-        <w:t>Concurrencia significa que dos o mas transacciones estan abiertas al mismo tiempo sobre los mismos datos.</w:t>
+        <w:t>CÓMO DARLA (≈5 min):</w:t>
       </w:r>
     </w:p>
     <w:p>
       <w:pPr>
-        <w:pStyle w:val="ListBullet2"/>
+        <w:pStyle w:val="ListBullet"/>
       </w:pPr>
       <w:r>
         <w:rPr>
@@ -477,12 +487,12 @@
           <w:color w:val="4A4A49"/>
           <w:sz w:val="22"/>
         </w:rPr>
-        <w:t>El escenario canonico de la clínica conviene tenerlo escrito en el tablero desde el minuto uno: dos recepcionistas, en dos computadores distintos, abren la agenda del veterinario Ruiz para el martes a las 10:00.</w:t>
+        <w:t>Al entrar: Todo o nada: agendar la cita (INSERT INTO cita) y descontar la vacuna (UPDATE insumo) son un solo hecho. Con COMMIT quedan las dos; si la segunda falla, ROLLBACK y no queda ninguna. Pregunta: «¿qué pasa si queda la cita y no el descuento?» (el inventario miente).</w:t>
       </w:r>
     </w:p>
     <w:p>
       <w:pPr>
-        <w:pStyle w:val="ListBullet2"/>
+        <w:pStyle w:val="ListBullet"/>
       </w:pPr>
       <w:r>
         <w:rPr>
@@ -490,12 +500,12 @@
           <w:color w:val="4A4A49"/>
           <w:sz w:val="22"/>
         </w:rPr>
-        <w:t>Ambas consultan si la franja esta libre.</w:t>
+        <w:t>Clic 1: Dos transacciones a la vez: la recepción A (T1) y la recepción B (T2) preguntan si la veterinaria Restrepo tiene libre las 10:00. Las dos reciben 0 filas. Subraya que las dos leen antes de que ninguna escriba.</w:t>
       </w:r>
     </w:p>
     <w:p>
       <w:pPr>
-        <w:pStyle w:val="ListBullet2"/>
+        <w:pStyle w:val="ListBullet"/>
       </w:pPr>
       <w:r>
         <w:rPr>
@@ -503,12 +513,12 @@
           <w:color w:val="4A4A49"/>
           <w:sz w:val="22"/>
         </w:rPr>
-        <w:t>Ambas reciben cero filas.</w:t>
+        <w:t>Clic 2: Las dos insertan su cita (Mishi y Toby) y las dos confirman con COMMIT, sin ningún error. Cada una decidió con un dato que la otra estaba a punto de cambiar.</w:t>
       </w:r>
     </w:p>
     <w:p>
       <w:pPr>
-        <w:pStyle w:val="ListBullet2"/>
+        <w:pStyle w:val="ListBullet"/>
       </w:pPr>
       <w:r>
         <w:rPr>
@@ -516,43 +526,32 @@
           <w:color w:val="4A4A49"/>
           <w:sz w:val="22"/>
         </w:rPr>
-        <w:t>Ambas insertan una cita.</w:t>
+        <w:t>Clic 3: El resultado: dos filas en cita a las 10:00 con la misma veterinaria. La base no está dañada: cumplió dos órdenes contradictorias porque nada le dijo que no podía. El resto de la clase son las formas de decírselo.</w:t>
       </w:r>
     </w:p>
     <w:p>
-      <w:r>
-        <w:rPr>
-          <w:b/>
-          <w:color w:val="4A4A49"/>
-          <w:sz w:val="22"/>
-        </w:rPr>
-        <w:t>[Slide 5] Serializar de verdad existe, y cuesta</w:t>
-      </w:r>
       <w:r>
         <w:rPr>
           <w:b w:val="0"/>
           <w:color w:val="4A4A49"/>
           <w:sz w:val="22"/>
         </w:rPr>
-        <w:t xml:space="preserve"> — 3 vinetas.</w:t>
+        <w:t>EJEMPLO: Con varias recepcionistas y unas 150 citas al día, que dos agenden la misma franja en el mismo segundo no es una rareza: es cuestión de tiempo.</w:t>
       </w:r>
     </w:p>
     <w:p>
-      <w:pPr>
-        <w:pStyle w:val="ListBullet2"/>
-      </w:pPr>
       <w:r>
         <w:rPr>
           <w:b w:val="0"/>
           <w:color w:val="4A4A49"/>
           <w:sz w:val="22"/>
         </w:rPr>
-        <w:t>DESARROLLO (para explicarlo, no se proyecta):</w:t>
+        <w:t>SI PREGUNTAN:</w:t>
       </w:r>
     </w:p>
     <w:p>
       <w:pPr>
-        <w:pStyle w:val="ListBullet2"/>
+        <w:pStyle w:val="ListBullet"/>
       </w:pPr>
       <w:r>
         <w:rPr>
@@ -560,12 +559,12 @@
           <w:color w:val="4A4A49"/>
           <w:sz w:val="22"/>
         </w:rPr>
-        <w:t>Si la clínica tiene ocho recepcionistas y cada agendamiento debe esperar a que termine el anterior, el sistema pasa de atender ocho operaciones simultaneas a una, y el tiempo que el usuario percibe frente a la pantalla se multiplica.</w:t>
+        <w:t>«¿Y si pongo BEGIN y COMMIT alrededor del SELECT y el INSERT?» → Sigue pasando. En READ COMMITTED, el nivel por omisión de PostgreSQL, cada transacción solo ve lo confirmado: las dos leen «libre» antes de que la otra confirme. La transacción da atomicidad, no exclusión.</w:t>
       </w:r>
     </w:p>
     <w:p>
       <w:pPr>
-        <w:pStyle w:val="ListBullet2"/>
+        <w:pStyle w:val="ListBullet"/>
       </w:pPr>
       <w:r>
         <w:rPr>
@@ -573,64 +572,65 @@
           <w:color w:val="4A4A49"/>
           <w:sz w:val="22"/>
         </w:rPr>
-        <w:t>Aislamiento, en este contexto, es la propiedad que responde a una pregunta muy concreta: que puede ver mi transaccion de lo que estan haciendo las otras mientras esas otras todavia no terminan.</w:t>
+        <w:t>«¿El motor no debería detectar la doble cita?» → Solo si se le dice qué es inválido, con una restricción UNIQUE sobre (id_veterinario, fecha_hora). Sin ella, dos citas a la misma hora son datos perfectamente válidos.</w:t>
       </w:r>
     </w:p>
     <w:p>
-      <w:pPr>
-        <w:pStyle w:val="ListBullet2"/>
-      </w:pPr>
       <w:r>
         <w:rPr>
           <w:b w:val="0"/>
           <w:color w:val="4A4A49"/>
           <w:sz w:val="22"/>
         </w:rPr>
-        <w:t>Es la I de ACID (atomicidad, consistencia, aislamiento y durabilidad) y es la unica de las cuatro propiedades que el desarrollador configura deliberadamente; las otras tres el motor las garantiza siempre.</w:t>
+        <w:t>CUIDADO: El error típico del docente es afirmar que «poner una transacción» resuelve la concurrencia. No la resuelve: garantiza que las sentencias de UNA transacción se apliquen juntas, nada más.</w:t>
       </w:r>
     </w:p>
     <w:p>
-      <w:pPr>
-        <w:pStyle w:val="ListBullet2"/>
-      </w:pPr>
       <w:r>
         <w:rPr>
           <w:b w:val="0"/>
           <w:color w:val="4A4A49"/>
           <w:sz w:val="22"/>
         </w:rPr>
-        <w:t>Esto amarra directo con la Clase 8, donde se vieron transacciones, COMMIT y ROLLBACK: sin esa base, hablar de aislamiento no tiene donde apoyarse.</w:t>
+        <w:t>PASA A LA SIGUIENTE: Si el problema es que se intercalan, ¿por qué no ejecutar una detrás de otra? Existe, y cuesta.</w:t>
       </w:r>
     </w:p>
     <w:p>
       <w:pPr>
-        <w:pStyle w:val="ListBullet2"/>
-      </w:pPr>
+        <w:spacing w:before="200" w:after="60"/>
+      </w:pPr>
+      <w:r>
+        <w:rPr>
+          <w:b/>
+          <w:color w:val="1A1C1D"/>
+          <w:sz w:val="32"/>
+        </w:rPr>
+        <w:t>[Slide 5] Serializar de verdad existe, y cuesta</w:t>
+      </w:r>
+    </w:p>
+    <w:p>
       <w:r>
         <w:rPr>
           <w:b w:val="0"/>
           <w:color w:val="4A4A49"/>
           <w:sz w:val="22"/>
         </w:rPr>
-        <w:t>En PostgreSQL se pide con cuando el motor detecta que dos transacciones no pueden ordenarse, aborta una con un error de serializacion y la aplicacion debe reintentarla.</w:t>
+        <w:t>QUÉ ES (dilo así): La solución obvia es no intercalar: ejecutar las transacciones una detrás de otra. Eso se llama serializar, y funciona, pero convierte ocho operaciones simultáneas en una fila de ocho. Por eso el estándar SQL ofrece una perilla, el nivel de aislamiento, para elegir cuánto se protege cada transacción de las demás a cambio de cuánto rendimiento.</w:t>
       </w:r>
     </w:p>
     <w:p>
-      <w:pPr>
-        <w:pStyle w:val="ListBullet2"/>
-      </w:pPr>
       <w:r>
         <w:rPr>
           <w:b w:val="0"/>
           <w:color w:val="4A4A49"/>
           <w:sz w:val="22"/>
         </w:rPr>
-        <w:t>NOTAS:</w:t>
+        <w:t>CÓMO DARLA (≈3 min):</w:t>
       </w:r>
     </w:p>
     <w:p>
       <w:pPr>
-        <w:pStyle w:val="ListBullet2"/>
+        <w:pStyle w:val="ListBullet"/>
       </w:pPr>
       <w:r>
         <w:rPr>
@@ -638,12 +638,12 @@
           <w:color w:val="4A4A49"/>
           <w:sz w:val="22"/>
         </w:rPr>
-        <w:t>La solucion obvia, que consiste en ejecutar las transacciones estrictamente una tras otra, existe y se llama serializacion, pero tiene un costo que hay que nombrar para que las demas opciones tengan sentido.</w:t>
+        <w:t>Al entrar: Ocho agendamientos a la vez terminan juntos: una unidad de tiempo para todos.</w:t>
       </w:r>
     </w:p>
     <w:p>
       <w:pPr>
-        <w:pStyle w:val="ListBullet2"/>
+        <w:pStyle w:val="ListBullet"/>
       </w:pPr>
       <w:r>
         <w:rPr>
@@ -651,12 +651,12 @@
           <w:color w:val="4A4A49"/>
           <w:sz w:val="22"/>
         </w:rPr>
-        <w:t>Por eso el estandar SQL no impone una sola forma de trabajar: ofrece una perilla llamada nivel de aislamiento, que permite negociar cuanta anomalia se tolera a cambio de cuanto rendimiento.</w:t>
+        <w:t>Clic 1: Los mismos ocho en fila: cada uno espera al anterior y el último tarda ocho veces más. En recepción eso se siente como «el sistema está lento».</w:t>
       </w:r>
     </w:p>
     <w:p>
       <w:pPr>
-        <w:pStyle w:val="ListBullet2"/>
+        <w:pStyle w:val="ListBullet"/>
       </w:pPr>
       <w:r>
         <w:rPr>
@@ -664,43 +664,32 @@
           <w:color w:val="4A4A49"/>
           <w:sz w:val="22"/>
         </w:rPr>
-        <w:t>CÓDIGO CITADO (referencia):</w:t>
+        <w:t>Clic 2: La pregunta que define el aislamiento: ¿qué puede ver mi transacción de las otras que todavía no terminan? Es la I de ACID y la única de las cuatro que el desarrollador configura; atomicidad, consistencia y durabilidad las garantiza el motor siempre.</w:t>
       </w:r>
     </w:p>
     <w:p>
-      <w:pPr>
-        <w:pStyle w:val="ListBullet2"/>
-      </w:pPr>
       <w:r>
         <w:rPr>
           <w:b w:val="0"/>
           <w:color w:val="4A4A49"/>
           <w:sz w:val="22"/>
         </w:rPr>
-        <w:t>SET TRANSACTION ISOLATION LEVEL SERIALIZABLE</w:t>
+        <w:t>EJEMPLO: En PostgreSQL se pide con BEGIN ISOLATION LEVEL SERIALIZABLE. El motor no pone a todas en fila literalmente: las deja correr en paralelo y, si el resultado no equivale a ningún orden de una tras otra, aborta una con un error de serialización que la aplicación debe reintentar.</w:t>
       </w:r>
     </w:p>
     <w:p>
-      <w:r>
-        <w:rPr>
-          <w:b/>
-          <w:color w:val="4A4A49"/>
-          <w:sz w:val="22"/>
-        </w:rPr>
-        <w:t>[Slide 6] Los tres fenomenos indeseables, en escenas de la clinica</w:t>
-      </w:r>
       <w:r>
         <w:rPr>
           <w:b w:val="0"/>
           <w:color w:val="4A4A49"/>
           <w:sz w:val="22"/>
         </w:rPr>
-        <w:t xml:space="preserve"> — 3 vinetas.</w:t>
+        <w:t>SI PREGUNTAN:</w:t>
       </w:r>
     </w:p>
     <w:p>
       <w:pPr>
-        <w:pStyle w:val="ListBullet2"/>
+        <w:pStyle w:val="ListBullet"/>
       </w:pPr>
       <w:r>
         <w:rPr>
@@ -708,12 +697,12 @@
           <w:color w:val="4A4A49"/>
           <w:sz w:val="22"/>
         </w:rPr>
-        <w:t>DESARROLLO (para explicarlo, no se proyecta):</w:t>
+        <w:t>«¿Entonces siempre conviene SERIALIZABLE?» → No: se paga en transacciones abortadas que hay que reintentar. Se usa donde la anomalía cuesta más que el reintento.</w:t>
       </w:r>
     </w:p>
     <w:p>
       <w:pPr>
-        <w:pStyle w:val="ListBullet2"/>
+        <w:pStyle w:val="ListBullet"/>
       </w:pPr>
       <w:r>
         <w:rPr>
@@ -721,64 +710,65 @@
           <w:color w:val="4A4A49"/>
           <w:sz w:val="22"/>
         </w:rPr>
-        <w:t>Lectura sucia, o dirty read: la transaccion T1 inserta la cita de las 10:00 y todavia no hace COMMIT</w:t>
+        <w:t>«¿Qué significa cada letra de ACID?» → Atomicidad (todo o nada), Consistencia (las reglas se cumplen), Aislamiento (qué se ve de las otras) y Durabilidad (lo confirmado sobrevive a una caída).</w:t>
       </w:r>
     </w:p>
     <w:p>
-      <w:pPr>
-        <w:pStyle w:val="ListBullet2"/>
-      </w:pPr>
       <w:r>
         <w:rPr>
           <w:b w:val="0"/>
           <w:color w:val="4A4A49"/>
           <w:sz w:val="22"/>
         </w:rPr>
-        <w:t>T2 consulta la agenda, ve esa cita y le dice al dueno que la franja esta ocupada; despues T1 hace ROLLBACK porque el pago no paso, y esa cita nunca existio.</w:t>
+        <w:t>CUIDADO: No presentes SERIALIZABLE como la respuesta universal: el estudiante aprende que el aislamiento es gratis y no reconoce el síntoma opuesto (esperas, reintentos, tiempos de espera agotados).</w:t>
       </w:r>
     </w:p>
     <w:p>
-      <w:pPr>
-        <w:pStyle w:val="ListBullet2"/>
-      </w:pPr>
       <w:r>
         <w:rPr>
           <w:b w:val="0"/>
           <w:color w:val="4A4A49"/>
           <w:sz w:val="22"/>
         </w:rPr>
-        <w:t>T2 tomo una decision con un dato que jamas fue real.</w:t>
+        <w:t>PASA A LA SIGUIENTE: Para elegir el nivel hay que conocer las anomalías que existen: son tres.</w:t>
       </w:r>
     </w:p>
     <w:p>
       <w:pPr>
-        <w:pStyle w:val="ListBullet2"/>
-      </w:pPr>
+        <w:spacing w:before="200" w:after="60"/>
+      </w:pPr>
+      <w:r>
+        <w:rPr>
+          <w:b/>
+          <w:color w:val="1A1C1D"/>
+          <w:sz w:val="32"/>
+        </w:rPr>
+        <w:t>[Slide 6] Los tres fenomenos indeseables, en escenas de la clinica</w:t>
+      </w:r>
+    </w:p>
+    <w:p>
       <w:r>
         <w:rPr>
           <w:b w:val="0"/>
           <w:color w:val="4A4A49"/>
           <w:sz w:val="22"/>
         </w:rPr>
-        <w:t>Lectura no repetible, o non-repeatable read: dentro de una misma transaccion de facturacion, el procedimiento lee el stock del insumo 40 y obtiene 5 unidades</w:t>
+        <w:t>QUÉ ES (dilo así): El estándar SQL nombra tres cosas que pueden salir mal cuando una transacción ve el trabajo de otra. Se entienden mejor con una escena de la clínica, y la diferencia entre las dos últimas es la pregunta de examen más fallada.</w:t>
       </w:r>
     </w:p>
     <w:p>
-      <w:pPr>
-        <w:pStyle w:val="ListBullet2"/>
-      </w:pPr>
       <w:r>
         <w:rPr>
           <w:b w:val="0"/>
           <w:color w:val="4A4A49"/>
           <w:sz w:val="22"/>
         </w:rPr>
-        <w:t>Hace unos calculos, vuelve a leer el mismo stock y ahora obtiene 2, porque otra transaccion vendio 3 unidades y confirmo en el intervalo.</w:t>
+        <w:t>CÓMO DARLA (≈5 min):</w:t>
       </w:r>
     </w:p>
     <w:p>
       <w:pPr>
-        <w:pStyle w:val="ListBullet2"/>
+        <w:pStyle w:val="ListBullet"/>
       </w:pPr>
       <w:r>
         <w:rPr>
@@ -786,12 +776,12 @@
           <w:color w:val="4A4A49"/>
           <w:sz w:val="22"/>
         </w:rPr>
-        <w:t>Lectura fantasma, o phantom read: T1 cuenta las citas del veterinario Ruiz para el martes y obtiene 4, decide que puede agendar una quinta, y al volver a contar hay 5 porque T2 inserto una fila nueva que cumple el mismo criterio de busqueda.</w:t>
+        <w:t>Al entrar: Lectura sucia: T1 inserta la cita de las 10:00 sin hacer COMMIT; T2 la ve y le dice al dueño que la franja está ocupada; luego T1 hace ROLLBACK porque el pago no pasó. T2 decidió con un dato que nunca existió.</w:t>
       </w:r>
     </w:p>
     <w:p>
       <w:pPr>
-        <w:pStyle w:val="ListBullet2"/>
+        <w:pStyle w:val="ListBullet"/>
       </w:pPr>
       <w:r>
         <w:rPr>
@@ -799,12 +789,12 @@
           <w:color w:val="4A4A49"/>
           <w:sz w:val="22"/>
         </w:rPr>
-        <w:t>NOTAS:</w:t>
+        <w:t>Clic 1: Lectura no repetible: dentro de una facturación, T1 lee el stock del insumo 2 (Vacuna triple felina) y obtiene 3; T2 vende 3 y confirma; T1 relee la misma fila y obtiene 0. Misma consulta, misma transacción, dos valores.</w:t>
       </w:r>
     </w:p>
     <w:p>
       <w:pPr>
-        <w:pStyle w:val="ListBullet2"/>
+        <w:pStyle w:val="ListBullet"/>
       </w:pPr>
       <w:r>
         <w:rPr>
@@ -812,126 +802,111 @@
           <w:color w:val="4A4A49"/>
           <w:sz w:val="22"/>
         </w:rPr>
-        <w:t>El estandar define tres fenomenos indeseables, y cada uno se entiende mejor con una escena de la clinica.</w:t>
+        <w:t>Clic 2: Fantasma: T1 cuenta las citas del martes y obtiene 4; T2 inserta otra y confirma; T1 vuelve a contar y obtiene 5. Ninguna fila vieja cambió: apareció una nueva que cumple el WHERE.</w:t>
       </w:r>
     </w:p>
     <w:p>
-      <w:pPr>
-        <w:pStyle w:val="ListBullet2"/>
-      </w:pPr>
       <w:r>
         <w:rPr>
           <w:b w:val="0"/>
           <w:color w:val="4A4A49"/>
           <w:sz w:val="22"/>
         </w:rPr>
-        <w:t>La misma consulta, en la misma transaccion, devolvio dos valores distintos.</w:t>
+        <w:t>EJEMPLO: La doble reserva del comienzo se parece al fantasma: las dos preguntan «¿hay alguna cita a esa hora?» y la fila que cambiaría la respuesta todavía no existe cuando preguntan.</w:t>
       </w:r>
     </w:p>
     <w:p>
-      <w:pPr>
-        <w:pStyle w:val="ListBullet2"/>
-      </w:pPr>
       <w:r>
         <w:rPr>
           <w:b w:val="0"/>
           <w:color w:val="4A4A49"/>
           <w:sz w:val="22"/>
         </w:rPr>
-        <w:t>La diferencia entre las dos ultimas es fina y conviene decirla de forma explicita, porque es la pregunta de examen mas fallada: en la lectura no repetible cambio una fila que ya existia; en la fantasma aparecio o desaparecio una fila del conjunto que cumple la condicion del WHERE.</w:t>
+        <w:t>SI PREGUNTAN:</w:t>
       </w:r>
     </w:p>
     <w:p>
-      <w:r>
-        <w:rPr>
-          <w:b/>
-          <w:color w:val="4A4A49"/>
-          <w:sz w:val="22"/>
-        </w:rPr>
-        <w:t>[Slide 7] Doble reserva sin control de concurrencia</w:t>
-      </w:r>
+      <w:pPr>
+        <w:pStyle w:val="ListBullet"/>
+      </w:pPr>
       <w:r>
         <w:rPr>
           <w:b w:val="0"/>
           <w:color w:val="4A4A49"/>
           <w:sz w:val="22"/>
         </w:rPr>
-        <w:t xml:space="preserve"> — 6 vinetas.</w:t>
+        <w:t>«¿En PostgreSQL puede pasar la lectura sucia?» → No. Aunque se pida READ UNCOMMITTED, PostgreSQL nunca muestra datos sin confirmar: lo trata como READ COMMITTED.</w:t>
       </w:r>
     </w:p>
     <w:p>
-      <w:r>
-        <w:rPr>
-          <w:b/>
-          <w:color w:val="4A4A49"/>
-          <w:sz w:val="22"/>
-        </w:rPr>
-        <w:t>[Slide 8] Los cuatro niveles de aislamiento se definen por lo que permiten</w:t>
-      </w:r>
+      <w:pPr>
+        <w:pStyle w:val="ListBullet"/>
+      </w:pPr>
       <w:r>
         <w:rPr>
           <w:b w:val="0"/>
           <w:color w:val="4A4A49"/>
           <w:sz w:val="22"/>
         </w:rPr>
-        <w:t xml:space="preserve"> — 4 vinetas.</w:t>
+        <w:t>«¿Cómo distingo no repetible de fantasma en un ejercicio?» → Pregunta si la fila ya existía. Si existía y cambió su valor, es no repetible; si apareció o desapareció una fila del resultado, es fantasma.</w:t>
       </w:r>
     </w:p>
     <w:p>
-      <w:pPr>
-        <w:pStyle w:val="ListBullet2"/>
-      </w:pPr>
       <w:r>
         <w:rPr>
           <w:b w:val="0"/>
           <w:color w:val="4A4A49"/>
           <w:sz w:val="22"/>
         </w:rPr>
-        <w:t>DESARROLLO (para explicarlo, no se proyecta):</w:t>
+        <w:t>CUIDADO: No digas que la lectura sucia es la más común: en PostgreSQL es imposible. Las que sí aparecen con el nivel por omisión son la no repetible y la fantasma.</w:t>
       </w:r>
     </w:p>
     <w:p>
-      <w:pPr>
-        <w:pStyle w:val="ListBullet2"/>
-      </w:pPr>
       <w:r>
         <w:rPr>
           <w:b w:val="0"/>
           <w:color w:val="4A4A49"/>
           <w:sz w:val="22"/>
         </w:rPr>
-        <w:t>Los cuatro niveles de aislamiento del estandar SQL se definen exactamente por cuales de esos tres fenomenos permiten, y esa es la unica forma sensata de memorizarlos.</w:t>
+        <w:t>PASA A LA SIGUIENTE: Veamos la doble reserva en dos líneas de tiempo.</w:t>
       </w:r>
     </w:p>
     <w:p>
       <w:pPr>
-        <w:pStyle w:val="ListBullet2"/>
-      </w:pPr>
+        <w:spacing w:before="200" w:after="60"/>
+      </w:pPr>
+      <w:r>
+        <w:rPr>
+          <w:b/>
+          <w:color w:val="1A1C1D"/>
+          <w:sz w:val="32"/>
+        </w:rPr>
+        <w:t>[Slide 7] Doble reserva sin control de concurrencia</w:t>
+      </w:r>
+    </w:p>
+    <w:p>
       <w:r>
         <w:rPr>
           <w:b w:val="0"/>
           <w:color w:val="4A4A49"/>
           <w:sz w:val="22"/>
         </w:rPr>
-        <w:t>READ UNCOMMITTED permite los tres: puede leer datos no confirmados.</w:t>
+        <w:t>QUÉ ES (dilo así): La misma doble reserva, en dos líneas de tiempo: cada transacción lee «libre», inserta y confirma. Es una condición de carrera: el resultado depende de quién llega primero, y aquí las dos llegan antes de que la otra confirme.</w:t>
       </w:r>
     </w:p>
     <w:p>
-      <w:pPr>
-        <w:pStyle w:val="ListBullet2"/>
-      </w:pPr>
       <w:r>
         <w:rPr>
           <w:b w:val="0"/>
           <w:color w:val="4A4A49"/>
           <w:sz w:val="22"/>
         </w:rPr>
-        <w:t>Es el mas rapido, practicamente no se usa en sistemas transaccionales, y Oracle ni siquiera lo implementa.</w:t>
+        <w:t>CÓMO DARLA (≈2 min):</w:t>
       </w:r>
     </w:p>
     <w:p>
       <w:pPr>
-        <w:pStyle w:val="ListBullet2"/>
+        <w:pStyle w:val="ListBullet"/>
       </w:pPr>
       <w:r>
         <w:rPr>
@@ -939,12 +914,12 @@
           <w:color w:val="4A4A49"/>
           <w:sz w:val="22"/>
         </w:rPr>
-        <w:t>Es el nivel por omision de PostgreSQL, Oracle y SQL Server, y por lo tanto es el nivel en el que corre la enorme mayoria de los sistemas del mundo, incluido cualquier la clínica que el estudiante construya sin tocar nada.</w:t>
+        <w:t>Al entrar: Arriba T1: lee la franja libre, inserta y su COMMIT sale bien. Abajo T2 hace exactamente lo mismo y su COMMIT deja la doble reserva. Subraya que ningún paso de T2 da error.</w:t>
       </w:r>
     </w:p>
     <w:p>
       <w:pPr>
-        <w:pStyle w:val="ListBullet2"/>
+        <w:pStyle w:val="ListBullet"/>
       </w:pPr>
       <w:r>
         <w:rPr>
@@ -952,38 +927,32 @@
           <w:color w:val="4A4A49"/>
           <w:sz w:val="22"/>
         </w:rPr>
-        <w:t>REPEATABLE READ impide tambien la lectura no repetible: una fila leida dentro de la transaccion se ve igual hasta el final.</w:t>
+        <w:t>Nota inferior: Lee la mitigación: con UNIQUE (id_veterinario, fecha_hora) el segundo INSERT falla en vez de crear la doble reserva. Se ve en código al final del bloque.</w:t>
       </w:r>
     </w:p>
     <w:p>
-      <w:pPr>
-        <w:pStyle w:val="ListBullet2"/>
-      </w:pPr>
       <w:r>
         <w:rPr>
           <w:b w:val="0"/>
           <w:color w:val="4A4A49"/>
           <w:sz w:val="22"/>
         </w:rPr>
-        <w:t>Segun el estandar todavia permite fantasmas, pero en la practica el motor InnoDB de MySQL, donde REPEATABLE READ es el nivel por omision, los bloquea usando gap locks; esa es una desviacion util del estandar y conviene aclararla</w:t>
+        <w:t>EJEMPLO: Así se documenta un escenario de concurrencia que no se puede ejecutar: una tabla con columnas paso, T1, T2 y estado de la fila, en orden de tiempo.</w:t>
       </w:r>
     </w:p>
     <w:p>
-      <w:pPr>
-        <w:pStyle w:val="ListBullet2"/>
-      </w:pPr>
       <w:r>
         <w:rPr>
           <w:b w:val="0"/>
           <w:color w:val="4A4A49"/>
           <w:sz w:val="22"/>
         </w:rPr>
-        <w:t>Porque si un estudiante prueba en DB Fiddle con MySQL no va a reproducir el fantasma y va a creer que el material esta mal.</w:t>
+        <w:t>SI PREGUNTAN:</w:t>
       </w:r>
     </w:p>
     <w:p>
       <w:pPr>
-        <w:pStyle w:val="ListBullet2"/>
+        <w:pStyle w:val="ListBullet"/>
       </w:pPr>
       <w:r>
         <w:rPr>
@@ -991,100 +960,91 @@
           <w:color w:val="4A4A49"/>
           <w:sz w:val="22"/>
         </w:rPr>
-        <w:t>La sentencia para cambiarlo es SET TRANSACTION ISOLATION LEVEL SERIALIZABLE</w:t>
+        <w:t>«¿Por qué no se puede ver esto en la base del curso?» → Porque PostgreSQL en el navegador tiene una sola sesión: no hay dos transacciones abiertas a la vez. Se demuestra lo que sí se puede (que la base acepta el dato inválido y que la restricción lo rechaza) y el cruce se documenta en la línea de tiempo.</w:t>
       </w:r>
     </w:p>
     <w:p>
-      <w:pPr>
-        <w:pStyle w:val="ListBullet2"/>
-      </w:pPr>
       <w:r>
         <w:rPr>
           <w:b w:val="0"/>
           <w:color w:val="4A4A49"/>
           <w:sz w:val="22"/>
         </w:rPr>
-        <w:t>Y la regla practica que el estudiante debe recordar es que subir de nivel nunca es gratis: se paga en esperas mas largas o en transacciones abortadas que la aplicacion tiene que reintentar.</w:t>
+        <w:t>CUIDADO: Validar con «si COUNT(*) = 0, inserto» dentro de un procedimiento tampoco lo evita: entre el SELECT y el INSERT cabe la otra transacción.</w:t>
       </w:r>
     </w:p>
     <w:p>
-      <w:pPr>
-        <w:pStyle w:val="ListBullet2"/>
-      </w:pPr>
       <w:r>
         <w:rPr>
           <w:b w:val="0"/>
           <w:color w:val="4A4A49"/>
           <w:sz w:val="22"/>
         </w:rPr>
-        <w:t>NOTAS:</w:t>
+        <w:t>PASA A LA SIGUIENTE: ¿Qué nivel de aislamiento tapa cada fenómeno? Los cuatro niveles.</w:t>
       </w:r>
     </w:p>
     <w:p>
       <w:pPr>
-        <w:pStyle w:val="ListBullet2"/>
-      </w:pPr>
+        <w:spacing w:before="200" w:after="60"/>
+      </w:pPr>
+      <w:r>
+        <w:rPr>
+          <w:b/>
+          <w:color w:val="1A1C1D"/>
+          <w:sz w:val="32"/>
+        </w:rPr>
+        <w:t>[Slide 8] Los cuatro niveles de aislamiento se definen por lo que permiten</w:t>
+      </w:r>
+    </w:p>
+    <w:p>
       <w:r>
         <w:rPr>
           <w:b w:val="0"/>
           <w:color w:val="4A4A49"/>
           <w:sz w:val="22"/>
         </w:rPr>
-        <w:t>READ COMMITTED impide la lectura sucia, porque solo se ve lo que ya fue confirmado, pero permite lectura no repetible y fantasma.</w:t>
+        <w:t>QUÉ ES (dilo así): Los cuatro niveles del estándar no se memorizan como lista: se definen por cuáles de los tres fenómenos permiten, y cada uno tapa uno más que el anterior. Subir de nivel nunca es gratis: se paga en esperas o en transacciones abortadas.</w:t>
       </w:r>
     </w:p>
     <w:p>
-      <w:pPr>
-        <w:pStyle w:val="ListBullet2"/>
-      </w:pPr>
       <w:r>
         <w:rPr>
           <w:b w:val="0"/>
           <w:color w:val="4A4A49"/>
           <w:sz w:val="22"/>
         </w:rPr>
-        <w:t>SERIALIZABLE impide los tres y equivale logicamente a ejecutar las transacciones una tras otra.</w:t>
+        <w:t>CÓMO DARLA (≈5 min):</w:t>
       </w:r>
     </w:p>
     <w:p>
-      <w:r>
-        <w:rPr>
-          <w:b/>
-          <w:color w:val="4A4A49"/>
-          <w:sz w:val="22"/>
-        </w:rPr>
-        <w:t>[Slide 9] Niveles de aislamiento: que anomalia tapa cada uno</w:t>
-      </w:r>
+      <w:pPr>
+        <w:pStyle w:val="ListBullet"/>
+      </w:pPr>
       <w:r>
         <w:rPr>
           <w:b w:val="0"/>
           <w:color w:val="4A4A49"/>
           <w:sz w:val="22"/>
         </w:rPr>
-        <w:t xml:space="preserve"> — 13 vinetas.</w:t>
+        <w:t>Al entrar: La tabla tiene las tres anomalías como columnas; rojo significa «puede ocurrir». READ UNCOMMITTED: rojo en las tres. En PostgreSQL se puede pedir, pero se comporta como READ COMMITTED: nunca muestra datos sin confirmar.</w:t>
       </w:r>
     </w:p>
     <w:p>
-      <w:r>
-        <w:rPr>
-          <w:b/>
-          <w:color w:val="4A4A49"/>
-          <w:sz w:val="22"/>
-        </w:rPr>
-        <w:t>[Slide 10] Control pesimista: SELECT... FOR UPDATE</w:t>
-      </w:r>
+      <w:pPr>
+        <w:pStyle w:val="ListBullet"/>
+      </w:pPr>
       <w:r>
         <w:rPr>
           <w:b w:val="0"/>
           <w:color w:val="4A4A49"/>
           <w:sz w:val="22"/>
         </w:rPr>
-        <w:t xml:space="preserve"> — 4 vinetas.</w:t>
+        <w:t>Clic 1: READ COMMITTED: verde en lectura sucia, rojo en las otras dos. Es el nivel por omisión de PostgreSQL (también de Oracle y SQL Server): el que tiene cualquier base que nadie configuró. Cada sentencia ve una foto nueva de lo confirmado.</w:t>
       </w:r>
     </w:p>
     <w:p>
       <w:pPr>
-        <w:pStyle w:val="ListBullet2"/>
+        <w:pStyle w:val="ListBullet"/>
       </w:pPr>
       <w:r>
         <w:rPr>
@@ -1092,12 +1052,12 @@
           <w:color w:val="4A4A49"/>
           <w:sz w:val="22"/>
         </w:rPr>
-        <w:t>DESARROLLO (para explicarlo, no se proyecta):</w:t>
+        <w:t>Clic 2: REPEATABLE READ: impide también la no repetible, porque toda la transacción trabaja sobre la foto tomada al empezar. El estándar todavía permite fantasmas; PostgreSQL no los deja ver, por esa misma foto.</w:t>
       </w:r>
     </w:p>
     <w:p>
       <w:pPr>
-        <w:pStyle w:val="ListBullet2"/>
+        <w:pStyle w:val="ListBullet"/>
       </w:pPr>
       <w:r>
         <w:rPr>
@@ -1105,38 +1065,32 @@
           <w:color w:val="4A4A49"/>
           <w:sz w:val="22"/>
         </w:rPr>
-        <w:t>La herramienta concreta es SELECT...</w:t>
+        <w:t>Clic 3: SERIALIZABLE: verde en las tres; el resultado equivale a ejecutar una tras otra. Cuando PostgreSQL detecta que eso no se cumple, aborta una con un error de serialización y la aplicación debe reintentarla.</w:t>
       </w:r>
     </w:p>
     <w:p>
-      <w:pPr>
-        <w:pStyle w:val="ListBullet2"/>
-      </w:pPr>
       <w:r>
         <w:rPr>
           <w:b w:val="0"/>
           <w:color w:val="4A4A49"/>
           <w:sz w:val="22"/>
         </w:rPr>
-        <w:t>FOR UPDATE: al leer la fila con SELECT stock FROM insumo WHERE id_insumo = 40 FOR UPDATE, el motor coloca un bloqueo exclusivo sobre esa fila</w:t>
+        <w:t>EJEMPLO: Pregunta al grupo: con READ COMMITTED, si en una facturación leo dos veces el stock del insumo 2, ¿puedo obtener 3 y luego 0? (Sí: lectura no repetible.) ¿Y con REPEATABLE READ? (No: las dos lecturas ven la misma foto.)</w:t>
       </w:r>
     </w:p>
     <w:p>
-      <w:pPr>
-        <w:pStyle w:val="ListBullet2"/>
-      </w:pPr>
       <w:r>
         <w:rPr>
           <w:b w:val="0"/>
           <w:color w:val="4A4A49"/>
           <w:sz w:val="22"/>
         </w:rPr>
-        <w:t>Y cualquier otra transaccion que intente leerla con la misma clausula queda esperando hasta el COMMIT o el ROLLBACK de la primera.</w:t>
+        <w:t>SI PREGUNTAN:</w:t>
       </w:r>
     </w:p>
     <w:p>
       <w:pPr>
-        <w:pStyle w:val="ListBullet2"/>
+        <w:pStyle w:val="ListBullet"/>
       </w:pPr>
       <w:r>
         <w:rPr>
@@ -1144,12 +1098,12 @@
           <w:color w:val="4A4A49"/>
           <w:sz w:val="22"/>
         </w:rPr>
-        <w:t>Aplicado a la clínica resuelve limpiamente el doble descuento de stock: la segunda transaccion espera, y cuando por fin entra ya lee 2 y no 5, de modo que su validacion de stock suficiente funciona sobre el dato verdadero.</w:t>
+        <w:t>«¿REPEATABLE READ evita la doble reserva?» → No. Cada transacción ve su foto, las dos ven la franja libre e insertan filas distintas. Solo SERIALIZABLE la detecta (abortando una) o una restricción UNIQUE la impide siempre.</w:t>
       </w:r>
     </w:p>
     <w:p>
       <w:pPr>
-        <w:pStyle w:val="ListBullet2"/>
+        <w:pStyle w:val="ListBullet"/>
       </w:pPr>
       <w:r>
         <w:rPr>
@@ -1157,64 +1111,65 @@
           <w:color w:val="4A4A49"/>
           <w:sz w:val="22"/>
         </w:rPr>
-        <w:t>Su costo es la espera, y la espera mal manejada produce un sistema que para el usuario parece caido.</w:t>
+        <w:t>«¿Por qué en MySQL REPEATABLE READ tampoco muestra fantasmas?» → Porque su motor InnoDB usa una foto para las lecturas y candados de rango (gap locks) para las lecturas con bloqueo. Es una desviación del estándar, como la de PostgreSQL.</w:t>
       </w:r>
     </w:p>
     <w:p>
-      <w:pPr>
-        <w:pStyle w:val="ListBullet2"/>
-      </w:pPr>
       <w:r>
         <w:rPr>
           <w:b w:val="0"/>
           <w:color w:val="4A4A49"/>
           <w:sz w:val="22"/>
         </w:rPr>
-        <w:t>La regla de diseno asociada, y la mas importante de toda la clase, es mantener las transacciones cortas: entre el bloqueo y el COMMIT no debe haber una llamada a un servicio externo ni una pantalla esperando que el usuario confirme</w:t>
+        <w:t>CUIDADO: Rojo en la tabla significa «la anomalía puede ocurrir», no «el nivel está mal». Dilo al entrar: la X confunde.</w:t>
       </w:r>
     </w:p>
     <w:p>
-      <w:pPr>
-        <w:pStyle w:val="ListBullet2"/>
-      </w:pPr>
       <w:r>
         <w:rPr>
           <w:b w:val="0"/>
           <w:color w:val="4A4A49"/>
           <w:sz w:val="22"/>
         </w:rPr>
-        <w:t>Porque mientras el usuario piensa o se va a almorzar la fila sigue bloqueada y nadie mas puede facturar ese insumo.</w:t>
+        <w:t>PASA A LA SIGUIENTE: Así se consulta y se cambia el nivel en PostgreSQL.</w:t>
       </w:r>
     </w:p>
     <w:p>
       <w:pPr>
-        <w:pStyle w:val="ListBullet2"/>
-      </w:pPr>
+        <w:spacing w:before="200" w:after="60"/>
+      </w:pPr>
+      <w:r>
+        <w:rPr>
+          <w:b/>
+          <w:color w:val="1A1C1D"/>
+          <w:sz w:val="32"/>
+        </w:rPr>
+        <w:t>[Slide 9] Niveles de aislamiento: que anomalia tapa cada uno</w:t>
+      </w:r>
+    </w:p>
+    <w:p>
       <w:r>
         <w:rPr>
           <w:b w:val="0"/>
           <w:color w:val="4A4A49"/>
           <w:sz w:val="22"/>
         </w:rPr>
-        <w:t>NOTAS:</w:t>
+        <w:t>QUÉ ES (dilo así): Cómo se consulta y cómo se cambia el nivel de aislamiento en PostgreSQL. El nivel se elige por transacción, al abrirla.</w:t>
       </w:r>
     </w:p>
     <w:p>
-      <w:pPr>
-        <w:pStyle w:val="ListBullet2"/>
-      </w:pPr>
       <w:r>
         <w:rPr>
           <w:b w:val="0"/>
           <w:color w:val="4A4A49"/>
           <w:sz w:val="22"/>
         </w:rPr>
-        <w:t>El control pesimista asume que el conflicto va a ocurrir, asi que bloquea el recurso antes de tocarlo.</w:t>
+        <w:t>CÓMO DARLA (≈3 min):</w:t>
       </w:r>
     </w:p>
     <w:p>
       <w:pPr>
-        <w:pStyle w:val="ListBullet2"/>
+        <w:pStyle w:val="ListBullet"/>
       </w:pPr>
       <w:r>
         <w:rPr>
@@ -1222,48 +1177,38 @@
           <w:color w:val="4A4A49"/>
           <w:sz w:val="22"/>
         </w:rPr>
-        <w:t>Por eso existen variantes que el docente debe conocer: FOR UPDATE NOWAIT falla de inmediato en vez de esperar, y FOR UPDATE WAIT 5 espera cinco segundos y luego falla, lo cual permite devolver un mensaje honesto al usuario en vez de una pantalla congelada.</w:t>
+        <w:t>Línea 1: SHOW transaction_isolation responde read committed: el nivel por omisión.</w:t>
       </w:r>
     </w:p>
     <w:p>
-      <w:r>
-        <w:rPr>
-          <w:b/>
-          <w:color w:val="4A4A49"/>
-          <w:sz w:val="22"/>
-        </w:rPr>
-        <w:t>[Slide 11] El bloqueo explicito y la actualizacion condicional</w:t>
-      </w:r>
+      <w:pPr>
+        <w:pStyle w:val="ListBullet"/>
+      </w:pPr>
       <w:r>
         <w:rPr>
           <w:b w:val="0"/>
           <w:color w:val="4A4A49"/>
           <w:sz w:val="22"/>
         </w:rPr>
-        <w:t xml:space="preserve"> — 10 vinetas.</w:t>
+        <w:t>Líneas 3-5: BEGIN ISOLATION LEVEL REPEATABLE READ abre una transacción que trabaja sobre una foto fija: la misma consulta devuelve lo mismo hasta el COMMIT.</w:t>
       </w:r>
     </w:p>
     <w:p>
-      <w:r>
-        <w:rPr>
-          <w:b/>
-          <w:color w:val="4A4A49"/>
-          <w:sz w:val="22"/>
-        </w:rPr>
-        <w:t>[Slide 12] Control optimista: verificar unicamente al escribir</w:t>
-      </w:r>
+      <w:pPr>
+        <w:pStyle w:val="ListBullet"/>
+      </w:pPr>
       <w:r>
         <w:rPr>
           <w:b w:val="0"/>
           <w:color w:val="4A4A49"/>
           <w:sz w:val="22"/>
         </w:rPr>
-        <w:t xml:space="preserve"> — 3 vinetas.</w:t>
+        <w:t>Líneas 7-10: SERIALIZABLE: si dos transacciones no se pueden ordenar, PostgreSQL aborta una con «could not serialize access due to read/write dependencies among transactions» (SQLSTATE 40001).</w:t>
       </w:r>
     </w:p>
     <w:p>
       <w:pPr>
-        <w:pStyle w:val="ListBullet2"/>
+        <w:pStyle w:val="ListBullet"/>
       </w:pPr>
       <w:r>
         <w:rPr>
@@ -1271,38 +1216,32 @@
           <w:color w:val="4A4A49"/>
           <w:sz w:val="22"/>
         </w:rPr>
-        <w:t>DESARROLLO (para explicarlo, no se proyecta):</w:t>
+        <w:t>Líneas 12-13: READ UNCOMMITTED existe en la sintaxis pero se comporta como READ COMMITTED. Y SERIALIZABLE no evita el error: obliga a reintentar.</w:t>
       </w:r>
     </w:p>
     <w:p>
-      <w:pPr>
-        <w:pStyle w:val="ListBullet2"/>
-      </w:pPr>
       <w:r>
         <w:rPr>
           <w:b w:val="0"/>
           <w:color w:val="4A4A49"/>
           <w:sz w:val="22"/>
         </w:rPr>
-        <w:t>El control optimista asume lo contrario: que los conflictos son raros, asi que no bloquea nada al leer y verifica unicamente al escribir.</w:t>
+        <w:t>EJEMPLO: La otra forma de pedirlo: BEGIN; SET TRANSACTION ISOLATION LEVEL SERIALIZABLE; como primera sentencia de la transacción.</w:t>
       </w:r>
     </w:p>
     <w:p>
-      <w:pPr>
-        <w:pStyle w:val="ListBullet2"/>
-      </w:pPr>
       <w:r>
         <w:rPr>
           <w:b w:val="0"/>
           <w:color w:val="4A4A49"/>
           <w:sz w:val="22"/>
         </w:rPr>
-        <w:t>Se implementa con una columna adicional, tipicamente llamada version, de tipo entero, o con un timestamp de ultima modificacion.</w:t>
+        <w:t>SI PREGUNTAN:</w:t>
       </w:r>
     </w:p>
     <w:p>
       <w:pPr>
-        <w:pStyle w:val="ListBullet2"/>
+        <w:pStyle w:val="ListBullet"/>
       </w:pPr>
       <w:r>
         <w:rPr>
@@ -1310,12 +1249,12 @@
           <w:color w:val="4A4A49"/>
           <w:sz w:val="22"/>
         </w:rPr>
-        <w:t>El flujo en la clínica es este: la transaccion lee la cita 812 y obtiene version 7; el usuario edita la hora; al guardar se ejecuta</w:t>
+        <w:t>«Si pido READ UNCOMMITTED, ¿SHOW dice read committed?» → No: SHOW transaction_isolation dice read uncommitted, porque informa lo que se pidió; lo que cambia es el comportamiento, que es el de READ COMMITTED.</w:t>
       </w:r>
     </w:p>
     <w:p>
       <w:pPr>
-        <w:pStyle w:val="ListBullet2"/>
+        <w:pStyle w:val="ListBullet"/>
       </w:pPr>
       <w:r>
         <w:rPr>
@@ -1323,64 +1262,65 @@
           <w:color w:val="4A4A49"/>
           <w:sz w:val="22"/>
         </w:rPr>
-        <w:t>Si otra transaccion ya paso por ahi, la version almacenada es 8 y la sentencia afecta cero filas.</w:t>
+        <w:t>«¿El nivel queda para toda la sesión?» → Con BEGIN ISOLATION LEVEL vale solo para esa transacción. Para la sesión: SET SESSION CHARACTERISTICS AS TRANSACTION ISOLATION LEVEL …</w:t>
       </w:r>
     </w:p>
     <w:p>
-      <w:pPr>
-        <w:pStyle w:val="ListBullet2"/>
-      </w:pPr>
       <w:r>
         <w:rPr>
           <w:b w:val="0"/>
           <w:color w:val="4A4A49"/>
           <w:sz w:val="22"/>
         </w:rPr>
-        <w:t>El numero de filas afectadas es la senal de conflicto, y con esa senal la aplicacion decide si reintenta o le avisa al usuario que el dato cambio mientras editaba.</w:t>
+        <w:t>CUIDADO: En una sola sesión no se ve ningún aborto de serialización: hacen falta dos transacciones concurrentes. El código corre sin error y es todo lo que se puede mostrar aquí.</w:t>
       </w:r>
     </w:p>
     <w:p>
-      <w:pPr>
-        <w:pStyle w:val="ListBullet2"/>
-      </w:pPr>
       <w:r>
         <w:rPr>
           <w:b w:val="0"/>
           <w:color w:val="4A4A49"/>
           <w:sz w:val="22"/>
         </w:rPr>
-        <w:t>El criterio para elegir entre los dos enfoques es la frecuencia real del conflicto, no el gusto: si dos personas pelean por la misma fila muchas veces al dia, el optimista reintenta sin parar y conviene el pesimista</w:t>
+        <w:t>PASA A LA SIGUIENTE: Otra forma de evitar el choque: no dejar que la segunda lea. El bloqueo pesimista.</w:t>
       </w:r>
     </w:p>
     <w:p>
       <w:pPr>
-        <w:pStyle w:val="ListBullet2"/>
-      </w:pPr>
+        <w:spacing w:before="200" w:after="60"/>
+      </w:pPr>
+      <w:r>
+        <w:rPr>
+          <w:b/>
+          <w:color w:val="1A1C1D"/>
+          <w:sz w:val="32"/>
+        </w:rPr>
+        <w:t>[Slide 10] Control pesimista: SELECT... FOR UPDATE</w:t>
+      </w:r>
+    </w:p>
+    <w:p>
       <w:r>
         <w:rPr>
           <w:b w:val="0"/>
           <w:color w:val="4A4A49"/>
           <w:sz w:val="22"/>
         </w:rPr>
-        <w:t>Si el choque es excepcional, el optimista da mejor rendimiento porque nadie espera nunca.</w:t>
+        <w:t>QUÉ ES (dilo así): El control pesimista parte de que el conflicto va a ocurrir, así que bloquea el recurso antes de usarlo. SELECT … FOR UPDATE lee la fila y la deja tomada hasta el COMMIT o el ROLLBACK: otra transacción que la pida con FOR UPDATE, o que intente modificarla, espera. Cuando la primera termina, la segunda entra y ve el valor ya actualizado.</w:t>
       </w:r>
     </w:p>
     <w:p>
-      <w:pPr>
-        <w:pStyle w:val="ListBullet2"/>
-      </w:pPr>
       <w:r>
         <w:rPr>
           <w:b w:val="0"/>
           <w:color w:val="4A4A49"/>
           <w:sz w:val="22"/>
         </w:rPr>
-        <w:t>En la clínica, el stock de los insumos mas vendidos es un caso pesimista y la edicion de los datos de contacto de un dueno es un caso claramente optimista.</w:t>
+        <w:t>CÓMO DARLA (≈4 min):</w:t>
       </w:r>
     </w:p>
     <w:p>
       <w:pPr>
-        <w:pStyle w:val="ListBullet2"/>
+        <w:pStyle w:val="ListBullet"/>
       </w:pPr>
       <w:r>
         <w:rPr>
@@ -1388,12 +1328,12 @@
           <w:color w:val="4A4A49"/>
           <w:sz w:val="22"/>
         </w:rPr>
-        <w:t>CÓDIGO CITADO (referencia):</w:t>
+        <w:t>Al entrar: T1 ejecuta SELECT stock FROM insumo WHERE id_insumo = 2 FOR UPDATE: lee stock 3 y la fila queda con bloqueo exclusivo (en rojo). T2 pide la misma fila con FOR UPDATE y queda esperando (el reloj).</w:t>
       </w:r>
     </w:p>
     <w:p>
       <w:pPr>
-        <w:pStyle w:val="ListBullet2"/>
+        <w:pStyle w:val="ListBullet"/>
       </w:pPr>
       <w:r>
         <w:rPr>
@@ -1401,30 +1341,25 @@
           <w:color w:val="4A4A49"/>
           <w:sz w:val="22"/>
         </w:rPr>
-        <w:t>UPDATE cita SET fecha_hora = ..., version = 8 WHERE id_cita = 812 AND version = 7</w:t>
+        <w:t>Clic 1: T1 descuenta 3 (UPDATE insumo SET stock = stock - 3) y confirma. El stock queda en 0 y el COMMIT libera la fila.</w:t>
       </w:r>
     </w:p>
     <w:p>
-      <w:r>
-        <w:rPr>
-          <w:b/>
-          <w:color w:val="4A4A49"/>
-          <w:sz w:val="22"/>
-        </w:rPr>
-        <w:t>[Slide 13] Deadlock: la escena de VetCare y como se evita</w:t>
-      </w:r>
+      <w:pPr>
+        <w:pStyle w:val="ListBullet"/>
+      </w:pPr>
       <w:r>
         <w:rPr>
           <w:b w:val="0"/>
           <w:color w:val="4A4A49"/>
           <w:sz w:val="22"/>
         </w:rPr>
-        <w:t xml:space="preserve"> — 3 vinetas.</w:t>
+        <w:t>Clic 2: T2 por fin entra y lee stock 0, no 3. Su validación «¿alcanza para 3?» dice que no y rechaza la venta. Sin el bloqueo, T2 habría decidido con el 3 que leyó antes y vendido unidades que ya no existen.</w:t>
       </w:r>
     </w:p>
     <w:p>
       <w:pPr>
-        <w:pStyle w:val="ListBullet2"/>
+        <w:pStyle w:val="ListBullet"/>
       </w:pPr>
       <w:r>
         <w:rPr>
@@ -1432,38 +1367,32 @@
           <w:color w:val="4A4A49"/>
           <w:sz w:val="22"/>
         </w:rPr>
-        <w:t>DESARROLLO (para explicarlo, no se proyecta):</w:t>
+        <w:t>Clic 3: El costo es la espera. Regla de diseño: entre el FOR UPDATE y el COMMIT no va ninguna llamada externa ni una pantalla esperando al usuario. Si no se quiere esperar: NOWAIT falla de inmediato y SKIP LOCKED salta la fila tomada.</w:t>
       </w:r>
     </w:p>
     <w:p>
-      <w:pPr>
-        <w:pStyle w:val="ListBullet2"/>
-      </w:pPr>
       <w:r>
         <w:rPr>
           <w:b w:val="0"/>
           <w:color w:val="4A4A49"/>
           <w:sz w:val="22"/>
         </w:rPr>
-        <w:t>La escena de la clínica es concreta: el procedimiento de facturacion bloquea primero la fila de Factura y luego la de Insumo, mientras el procedimiento de devolucion bloquea primero Insumo y luego Factura.</w:t>
+        <w:t>EJEMPLO: Dos auxiliares facturan la última Vacuna triple felina (stock 3) y las dos piden 3. Con FOR UPDATE solo una la vende; la otra recibe «no alcanza» en vez de vender unidades que no hay.</w:t>
       </w:r>
     </w:p>
     <w:p>
-      <w:pPr>
-        <w:pStyle w:val="ListBullet2"/>
-      </w:pPr>
       <w:r>
         <w:rPr>
           <w:b w:val="0"/>
           <w:color w:val="4A4A49"/>
           <w:sz w:val="22"/>
         </w:rPr>
-        <w:t>Los motores no dejan eso colgado: mantienen internamente un grafo de esperas y, al detectar un ciclo, eligen una victima y la abortan con un error explicito.</w:t>
+        <w:t>SI PREGUNTAN:</w:t>
       </w:r>
     </w:p>
     <w:p>
       <w:pPr>
-        <w:pStyle w:val="ListBullet2"/>
+        <w:pStyle w:val="ListBullet"/>
       </w:pPr>
       <w:r>
         <w:rPr>
@@ -1471,12 +1400,12 @@
           <w:color w:val="4A4A49"/>
           <w:sz w:val="22"/>
         </w:rPr>
-        <w:t>En Oracle es ORA-00060, en MySQL el error 1213, en PostgreSQL el codigo 40P01.</w:t>
+        <w:t>«¿Un SELECT normal también espera?» → No. En PostgreSQL un SELECT sin FOR UPDATE nunca espera: lee la última versión confirmada (aquí, 3). Solo esperan quienes piden la fila con FOR UPDATE o intentan modificarla.</w:t>
       </w:r>
     </w:p>
     <w:p>
       <w:pPr>
-        <w:pStyle w:val="ListBullet2"/>
+        <w:pStyle w:val="ListBullet"/>
       </w:pPr>
       <w:r>
         <w:rPr>
@@ -1484,64 +1413,65 @@
           <w:color w:val="4A4A49"/>
           <w:sz w:val="22"/>
         </w:rPr>
-        <w:t>La consecuencia practica para el estudiante es que la aplicacion debe estar preparada para recibir ese error y reintentar la operacion, porque no es un defecto del sistema sino el mecanismo funcionando como debe.</w:t>
+        <w:t>«¿Y si T1 nunca confirma?» → T2 espera indefinidamente, salvo que use NOWAIT, SKIP LOCKED o SET lock_timeout = '5s', que hace fallar la espera a los cinco segundos.</w:t>
       </w:r>
     </w:p>
     <w:p>
-      <w:pPr>
-        <w:pStyle w:val="ListBullet2"/>
-      </w:pPr>
       <w:r>
         <w:rPr>
           <w:b w:val="0"/>
           <w:color w:val="4A4A49"/>
           <w:sz w:val="22"/>
         </w:rPr>
-        <w:t>Y la prevencion es sorprendentemente simple y barata: acceder siempre a las tablas en el mismo orden en todos los procedimientos.</w:t>
+        <w:t>CUIDADO: FOR UPDATE WAIT 5 es sintaxis de Oracle: en PostgreSQL da error de sintaxis. El equivalente es SET lock_timeout.</w:t>
       </w:r>
     </w:p>
     <w:p>
-      <w:pPr>
-        <w:pStyle w:val="ListBullet2"/>
-      </w:pPr>
       <w:r>
         <w:rPr>
           <w:b w:val="0"/>
           <w:color w:val="4A4A49"/>
           <w:sz w:val="22"/>
         </w:rPr>
-        <w:t>Si todo el codigo de la clínica toca Factura antes que Insumo, el ciclo no puede formarse nunca.</w:t>
+        <w:t>PASA A LA SIGUIENTE: En código: el bloqueo explícito y una alternativa que no bloquea nada.</w:t>
       </w:r>
     </w:p>
     <w:p>
       <w:pPr>
-        <w:pStyle w:val="ListBullet2"/>
-      </w:pPr>
+        <w:spacing w:before="200" w:after="60"/>
+      </w:pPr>
+      <w:r>
+        <w:rPr>
+          <w:b/>
+          <w:color w:val="1A1C1D"/>
+          <w:sz w:val="32"/>
+        </w:rPr>
+        <w:t>[Slide 11] El bloqueo explicito y la actualizacion condicional</w:t>
+      </w:r>
+    </w:p>
+    <w:p>
       <w:r>
         <w:rPr>
           <w:b w:val="0"/>
           <w:color w:val="4A4A49"/>
           <w:sz w:val="22"/>
         </w:rPr>
-        <w:t>Ese acuerdo de orden canonico se escribe una vez en el documento de diseno, se respeta, y elimina la clase entera de problemas sin costo de rendimiento.</w:t>
+        <w:t>QUÉ ES (dilo así): Dos maneras de que el doble descuento no ocurra. La A bloquea la fila y obliga a esperar; la B no bloquea nada: mete la condición dentro del UPDATE para que comprobar y escribir sean una sola sentencia.</w:t>
       </w:r>
     </w:p>
     <w:p>
-      <w:pPr>
-        <w:pStyle w:val="ListBullet2"/>
-      </w:pPr>
       <w:r>
         <w:rPr>
           <w:b w:val="0"/>
           <w:color w:val="4A4A49"/>
           <w:sz w:val="22"/>
         </w:rPr>
-        <w:t>PostgreSQL detecta el ciclo, aborta una de las dos transacciones con deadlock detected y deja seguir a la otra; la abortada debe reintentarse completa.</w:t>
+        <w:t>CÓMO DARLA (≈3 min):</w:t>
       </w:r>
     </w:p>
     <w:p>
       <w:pPr>
-        <w:pStyle w:val="ListBullet2"/>
+        <w:pStyle w:val="ListBullet"/>
       </w:pPr>
       <w:r>
         <w:rPr>
@@ -1549,12 +1479,12 @@
           <w:color w:val="4A4A49"/>
           <w:sz w:val="22"/>
         </w:rPr>
-        <w:t>NOTAS:</w:t>
+        <w:t>Líneas 1-5: Opción A: BEGIN, SELECT … FOR UPDATE (devuelve 3 y toma la fila), UPDATE que resta 3 y COMMIT, que la libera. Es la que hace falta cuando hay que leer, calcular con datos de varias tablas y después escribir.</w:t>
       </w:r>
     </w:p>
     <w:p>
       <w:pPr>
-        <w:pStyle w:val="ListBullet2"/>
+        <w:pStyle w:val="ListBullet"/>
       </w:pPr>
       <w:r>
         <w:rPr>
@@ -1562,12 +1492,12 @@
           <w:color w:val="4A4A49"/>
           <w:sz w:val="22"/>
         </w:rPr>
-        <w:t>Un deadlock, o interbloqueo, ocurre cuando dos transacciones se esperan mutuamente y ninguna puede avanzar.</w:t>
+        <w:t>Líneas 7-9: Opción B: UPDATE … WHERE id_insumo = 2 AND stock &gt;= 3. Si alcanza, resta y responde UPDATE 1; si no, no toca nada y responde UPDATE 0. Comprobar y escribir son atómicos.</w:t>
       </w:r>
     </w:p>
     <w:p>
       <w:pPr>
-        <w:pStyle w:val="ListBullet2"/>
+        <w:pStyle w:val="ListBullet"/>
       </w:pPr>
       <w:r>
         <w:rPr>
@@ -1575,43 +1505,32 @@
           <w:color w:val="4A4A49"/>
           <w:sz w:val="22"/>
         </w:rPr>
-        <w:t>Si los dos arrancan al mismo tiempo, cada uno tiene exactamente lo que el otro necesita, nadie cede y ninguna espera termina sola.</w:t>
+        <w:t>Líneas 10-11: Ejecutadas en orden, la B responde UPDATE 0 porque la A ya dejó el stock en 0: ese 0 es la señal de que otro llegó primero. En PL/pgSQL se lee con GET DIAGNOSTICS v_filas = ROW_COUNT.</w:t>
       </w:r>
     </w:p>
     <w:p>
-      <w:pPr>
-        <w:pStyle w:val="ListBullet2"/>
-      </w:pPr>
       <w:r>
         <w:rPr>
           <w:b w:val="0"/>
           <w:color w:val="4A4A49"/>
           <w:sz w:val="22"/>
         </w:rPr>
-        <w:t>La transaccion sobreviviente termina normal.</w:t>
+        <w:t>EJEMPLO: Después de las dos: SELECT id_insumo, nombre, stock FROM insumo WHERE id_insumo = 2; → 2 | Vacuna triple felina | 0.</w:t>
       </w:r>
     </w:p>
     <w:p>
-      <w:r>
-        <w:rPr>
-          <w:b/>
-          <w:color w:val="4A4A49"/>
-          <w:sz w:val="22"/>
-        </w:rPr>
-        <w:t>[Slide 14] Antes de los niveles: la restriccion que cuesta una linea</w:t>
-      </w:r>
       <w:r>
         <w:rPr>
           <w:b w:val="0"/>
           <w:color w:val="4A4A49"/>
           <w:sz w:val="22"/>
         </w:rPr>
-        <w:t xml:space="preserve"> — 3 vinetas.</w:t>
+        <w:t>SI PREGUNTAN:</w:t>
       </w:r>
     </w:p>
     <w:p>
       <w:pPr>
-        <w:pStyle w:val="ListBullet2"/>
+        <w:pStyle w:val="ListBullet"/>
       </w:pPr>
       <w:r>
         <w:rPr>
@@ -1619,12 +1538,12 @@
           <w:color w:val="4A4A49"/>
           <w:sz w:val="22"/>
         </w:rPr>
-        <w:t>DESARROLLO (para explicarlo, no se proyecta):</w:t>
+        <w:t>«¿Cuál es mejor?» → Para un descuento de stock, la B: una sola sentencia y sin esperas largas. La A cuando la decisión necesita leer y calcular antes de escribir.</w:t>
       </w:r>
     </w:p>
     <w:p>
       <w:pPr>
-        <w:pStyle w:val="ListBullet2"/>
+        <w:pStyle w:val="ListBullet"/>
       </w:pPr>
       <w:r>
         <w:rPr>
@@ -1632,64 +1551,65 @@
           <w:color w:val="4A4A49"/>
           <w:sz w:val="22"/>
         </w:rPr>
-        <w:t>Antes de complicarse con niveles de aislamiento hay una solucion declarativa que resuelve el caso estrella de la clínica y cuesta una sola linea:.</w:t>
+        <w:t>«¿El UPDATE de la B no bloquea también?» → Sí, pero solo lo que dura la sentencia: la segunda transacción que quiera la fila espera ese instante y vuelve a evaluar la condición con el valor nuevo.</w:t>
       </w:r>
     </w:p>
     <w:p>
-      <w:pPr>
-        <w:pStyle w:val="ListBullet2"/>
-      </w:pPr>
       <w:r>
         <w:rPr>
           <w:b w:val="0"/>
           <w:color w:val="4A4A49"/>
           <w:sz w:val="22"/>
         </w:rPr>
-        <w:t>Esto conduce a la limitacion practica del dia y a la pregunta previsible: «como demuestro dos transacciones simultaneas si PostgreSQL en el navegador es una sola sesion?».</w:t>
+        <w:t>CUIDADO: En una sola sesión FOR UPDATE nunca espera, porque nadie más tiene la fila: que corra sin error no demuestra el bloqueo. La espera se explica con la línea de tiempo.</w:t>
       </w:r>
     </w:p>
     <w:p>
-      <w:pPr>
-        <w:pStyle w:val="ListBullet2"/>
-      </w:pPr>
       <w:r>
         <w:rPr>
           <w:b w:val="0"/>
           <w:color w:val="4A4A49"/>
           <w:sz w:val="22"/>
         </w:rPr>
-        <w:t>El informe de hoy se audita en el checkpoint de la Clase 11 y se convierte en clausula del contrato de operaciones de la Clase 12, donde cada procedimiento declara que errores puede lanzar, incluido el de horario ya tomado.</w:t>
+        <w:t>PASA A LA SIGUIENTE: El enfoque opuesto: no bloquear nada y verificar al escribir.</w:t>
       </w:r>
     </w:p>
     <w:p>
       <w:pPr>
-        <w:pStyle w:val="ListBullet2"/>
-      </w:pPr>
+        <w:spacing w:before="200" w:after="60"/>
+      </w:pPr>
+      <w:r>
+        <w:rPr>
+          <w:b/>
+          <w:color w:val="1A1C1D"/>
+          <w:sz w:val="32"/>
+        </w:rPr>
+        <w:t>[Slide 12] Control optimista: verificar unicamente al escribir</w:t>
+      </w:r>
+    </w:p>
+    <w:p>
       <w:r>
         <w:rPr>
           <w:b w:val="0"/>
           <w:color w:val="4A4A49"/>
           <w:sz w:val="22"/>
         </w:rPr>
-        <w:t>NOTAS:</w:t>
+        <w:t>QUÉ ES (dilo así): El control optimista hace la apuesta contraria: deja que todos lean sin bloquear y solo comprueba, al escribir, que nadie cambió el dato mientras tanto. Para eso la tabla lleva una columna version (un entero, o una fecha de última modificación) que sube en cada cambio.</w:t>
       </w:r>
     </w:p>
     <w:p>
-      <w:pPr>
-        <w:pStyle w:val="ListBullet2"/>
-      </w:pPr>
       <w:r>
         <w:rPr>
           <w:b w:val="0"/>
           <w:color w:val="4A4A49"/>
           <w:sz w:val="22"/>
         </w:rPr>
-        <w:t>Con esa restriccion, cuando las dos recepcionistas insertan, el motor deja pasar la primera y rechaza la segunda con una violacion de unicidad, sin que nadie haya razonado sobre aislamiento; el procedimiento captura esa excepcion y devuelve «ese horario acaba de ser tomado, elija otro».</w:t>
+        <w:t>CÓMO DARLA (≈4 min):</w:t>
       </w:r>
     </w:p>
     <w:p>
       <w:pPr>
-        <w:pStyle w:val="ListBullet2"/>
+        <w:pStyle w:val="ListBullet"/>
       </w:pPr>
       <w:r>
         <w:rPr>
@@ -1697,12 +1617,12 @@
           <w:color w:val="4A4A49"/>
           <w:sz w:val="22"/>
         </w:rPr>
-        <w:t>La leccion general que el docente debe transmitir es que una regla que se puede expresar como restriccion declarativa, es decir UNIQUE, CHECK, FOREIGN KEY o NOT NULL, es mas confiable que la misma regla escrita en codigo, porque el motor la aplica siempre: venga la escritura de la aplicacion, de un script de carga masiva o de alguien conectado con un cliente SQL a corregir un dato a mano.</w:t>
+        <w:t>Al entrar: Se lee la cita 812 con version 7, sin bloquear nada; el usuario cambia la hora en pantalla. Al guardar: UPDATE cita SET fecha_hora = …, version = version + 1 WHERE id_cita = 812 AND version = 7.</w:t>
       </w:r>
     </w:p>
     <w:p>
       <w:pPr>
-        <w:pStyle w:val="ListBullet2"/>
+        <w:pStyle w:val="ListBullet"/>
       </w:pPr>
       <w:r>
         <w:rPr>
@@ -1710,12 +1630,12 @@
           <w:color w:val="4A4A49"/>
           <w:sz w:val="22"/>
         </w:rPr>
-        <w:t>La respuesta honesta es que no se puede: los playgrounds gratuitos ejecutan un script en una unica sesion, normalmente con autocommit activo, y no permiten abrir dos conexiones para intercalarlas.</w:t>
+        <w:t>Clic 1: Sin conflicto: nadie tocó la cita, la versión guardada sigue en 7, el UPDATE encuentra la fila (UPDATE 1) y la deja en version 8.</w:t>
       </w:r>
     </w:p>
     <w:p>
       <w:pPr>
-        <w:pStyle w:val="ListBullet2"/>
+        <w:pStyle w:val="ListBullet"/>
       </w:pPr>
       <w:r>
         <w:rPr>
@@ -1723,12 +1643,12 @@
           <w:color w:val="4A4A49"/>
           <w:sz w:val="22"/>
         </w:rPr>
-        <w:t>Lo que si se demuestra con evidencia ejecutable son tres cosas: la restriccion UNIQUE rechazando el segundo INSERT, el patron optimista completo con la columna version y el UPDATE que afecta cero filas, y la sintaxis de SELECT FOR UPDATE ejecutandose sin error.</w:t>
+        <w:t>Clic 2: Con conflicto: otra transacción guardó primero y la dejó en 8. El WHERE version = 7 ya no encuentra nada: UPDATE 0. Cero filas afectadas es la señal; no hay error.</w:t>
       </w:r>
     </w:p>
     <w:p>
       <w:pPr>
-        <w:pStyle w:val="ListBullet2"/>
+        <w:pStyle w:val="ListBullet"/>
       </w:pPr>
       <w:r>
         <w:rPr>
@@ -1736,69 +1656,789 @@
           <w:color w:val="4A4A49"/>
           <w:sz w:val="22"/>
         </w:rPr>
-        <w:t>Lo que no se demuestra se documenta en una tabla de linea de tiempo con columnas T1, T2 y estado de la fila, paso por paso; esa tabla es un artefacto profesional legitimo, no un premio de consolacion, y es exactamente como se comunican estos escenarios en un documento de diseno real.</w:t>
+        <w:t>Clic 3: La aplicación lee ese 0 y decide: reintenta o avisa «la cita cambió mientras la editabas». Criterio: si la misma fila se disputa muchas veces al día (el stock del insumo más vendido), pesimista; si el choque es raro (el teléfono de un dueño), optimista, porque nadie espera.</w:t>
       </w:r>
     </w:p>
     <w:p>
-      <w:pPr>
-        <w:pStyle w:val="ListBullet2"/>
-      </w:pPr>
       <w:r>
         <w:rPr>
           <w:b w:val="0"/>
           <w:color w:val="4A4A49"/>
           <w:sz w:val="22"/>
         </w:rPr>
-        <w:t>CÓDIGO CITADO (referencia):</w:t>
+        <w:t>EJEMPLO: La columna no existe en el esquema del curso; se agregaría con ALTER TABLE cita ADD COLUMN version INT NOT NULL DEFAULT 1;</w:t>
       </w:r>
     </w:p>
     <w:p>
-      <w:pPr>
-        <w:pStyle w:val="ListBullet2"/>
-      </w:pPr>
       <w:r>
         <w:rPr>
           <w:b w:val="0"/>
           <w:color w:val="4A4A49"/>
           <w:sz w:val="22"/>
         </w:rPr>
-        <w:t>ALTER TABLE cita ADD CONSTRAINT uq_agenda UNIQUE (id_veterinario, fecha_hora)</w:t>
+        <w:t>SI PREGUNTAN:</w:t>
       </w:r>
     </w:p>
     <w:p>
-      <w:r>
-        <w:rPr>
-          <w:b/>
-          <w:color w:val="4A4A49"/>
-          <w:sz w:val="22"/>
-        </w:rPr>
-        <w:t>[Slide 15] La doble reserva, y la restriccion que la cierra de raiz</w:t>
-      </w:r>
+      <w:pPr>
+        <w:pStyle w:val="ListBullet"/>
+      </w:pPr>
       <w:r>
         <w:rPr>
           <w:b w:val="0"/>
           <w:color w:val="4A4A49"/>
           <w:sz w:val="22"/>
         </w:rPr>
-        <w:t xml:space="preserve"> — 10 vinetas.</w:t>
+        <w:t>«¿Por qué no comparar todas las columnas en vez de una versión?» → Se puede, pero es largo y frágil. Un entero que sube en cada UPDATE resume «alguien cambió esta fila» en una sola comparación.</w:t>
       </w:r>
     </w:p>
     <w:p>
-      <w:r>
-        <w:rPr>
-          <w:b/>
-          <w:color w:val="4A4A49"/>
-          <w:sz w:val="22"/>
-        </w:rPr>
-        <w:t>[Slide 16] La restriccion que hace imposible la doble reserva</w:t>
-      </w:r>
+      <w:pPr>
+        <w:pStyle w:val="ListBullet"/>
+      </w:pPr>
       <w:r>
         <w:rPr>
           <w:b w:val="0"/>
           <w:color w:val="4A4A49"/>
           <w:sz w:val="22"/>
         </w:rPr>
-        <w:t xml:space="preserve"> — 10 vinetas.</w:t>
+        <w:t>«¿Quién sube la versión?» → El mismo UPDATE que guarda: version = version + 1. Si alguna ruta del código actualiza sin subirla, el mecanismo deja de detectar conflictos.</w:t>
+      </w:r>
+    </w:p>
+    <w:p>
+      <w:r>
+        <w:rPr>
+          <w:b w:val="0"/>
+          <w:color w:val="4A4A49"/>
+          <w:sz w:val="22"/>
+        </w:rPr>
+        <w:t>CUIDADO: El optimista no da error cuando hay conflicto: da 0 filas. Si la aplicación no revisa cuántas filas afectó, el cambio del usuario se pierde en silencio.</w:t>
+      </w:r>
+    </w:p>
+    <w:p>
+      <w:r>
+        <w:rPr>
+          <w:b w:val="0"/>
+          <w:color w:val="4A4A49"/>
+          <w:sz w:val="22"/>
+        </w:rPr>
+        <w:t>PASA A LA SIGUIENTE: Cuando dos transacciones se bloquean entre sí aparece el último problema: el deadlock.</w:t>
+      </w:r>
+    </w:p>
+    <w:p>
+      <w:pPr>
+        <w:spacing w:before="200" w:after="60"/>
+      </w:pPr>
+      <w:r>
+        <w:rPr>
+          <w:b/>
+          <w:color w:val="1A1C1D"/>
+          <w:sz w:val="32"/>
+        </w:rPr>
+        <w:t>[Slide 13] Deadlock: la escena de la clínica y como se evita</w:t>
+      </w:r>
+    </w:p>
+    <w:p>
+      <w:r>
+        <w:rPr>
+          <w:b w:val="0"/>
+          <w:color w:val="4A4A49"/>
+          <w:sz w:val="22"/>
+        </w:rPr>
+        <w:t>QUÉ ES (dilo así): Un deadlock, o interbloqueo, es un ciclo de esperas: cada transacción tiene algo que la otra necesita y espera lo que la otra tiene. Ninguna espera termina sola, así que el motor rompe el ciclo abortando una.</w:t>
+      </w:r>
+    </w:p>
+    <w:p>
+      <w:r>
+        <w:rPr>
+          <w:b w:val="0"/>
+          <w:color w:val="4A4A49"/>
+          <w:sz w:val="22"/>
+        </w:rPr>
+        <w:t>CÓMO DARLA (≈4 min):</w:t>
+      </w:r>
+    </w:p>
+    <w:p>
+      <w:pPr>
+        <w:pStyle w:val="ListBullet"/>
+      </w:pPr>
+      <w:r>
+        <w:rPr>
+          <w:b w:val="0"/>
+          <w:color w:val="4A4A49"/>
+          <w:sz w:val="22"/>
+        </w:rPr>
+        <w:t>Al entrar: Facturación toma la fila de factura y luego pide la de insumo; devolución toma la de insumo y luego pide la de factura. Flechas sólidas: lo que tiene; punteadas: lo que espera. Es un ciclo: ninguna avanza.</w:t>
+      </w:r>
+    </w:p>
+    <w:p>
+      <w:pPr>
+        <w:pStyle w:val="ListBullet"/>
+      </w:pPr>
+      <w:r>
+        <w:rPr>
+          <w:b w:val="0"/>
+          <w:color w:val="4A4A49"/>
+          <w:sz w:val="22"/>
+        </w:rPr>
+        <w:t>Clic 1: PostgreSQL revisa su grafo de esperas (después de un segundo de espera, por omisión), encuentra el ciclo y aborta una con «deadlock detected», código 40P01. Facturación obtiene la fila y termina. La abortada se deshace completa y debe reintentarse.</w:t>
+      </w:r>
+    </w:p>
+    <w:p>
+      <w:pPr>
+        <w:pStyle w:val="ListBullet"/>
+      </w:pPr>
+      <w:r>
+        <w:rPr>
+          <w:b w:val="0"/>
+          <w:color w:val="4A4A49"/>
+          <w:sz w:val="22"/>
+        </w:rPr>
+        <w:t>Clic 2: Prevención: un orden fijo. Si todos los procedimientos tocan factura antes que insumo, el ciclo no puede formarse. Se escribe una vez en el documento de diseño y no cuesta rendimiento.</w:t>
+      </w:r>
+    </w:p>
+    <w:p>
+      <w:r>
+        <w:rPr>
+          <w:b w:val="0"/>
+          <w:color w:val="4A4A49"/>
+          <w:sz w:val="22"/>
+        </w:rPr>
+        <w:t>EJEMPLO: En Oracle el mismo error es ORA-00060 y en MySQL el 1213: cambia el número, no el mecanismo.</w:t>
+      </w:r>
+    </w:p>
+    <w:p>
+      <w:r>
+        <w:rPr>
+          <w:b w:val="0"/>
+          <w:color w:val="4A4A49"/>
+          <w:sz w:val="22"/>
+        </w:rPr>
+        <w:t>SI PREGUNTAN:</w:t>
+      </w:r>
+    </w:p>
+    <w:p>
+      <w:pPr>
+        <w:pStyle w:val="ListBullet"/>
+      </w:pPr>
+      <w:r>
+        <w:rPr>
+          <w:b w:val="0"/>
+          <w:color w:val="4A4A49"/>
+          <w:sz w:val="22"/>
+        </w:rPr>
+        <w:t>«¿Cuál transacción elige como víctima?» → La documentación de PostgreSQL dice que es difícil de predecir y que no hay que depender de eso. Por eso cualquier transacción que participe debe estar lista para reintentar.</w:t>
+      </w:r>
+    </w:p>
+    <w:p>
+      <w:pPr>
+        <w:pStyle w:val="ListBullet"/>
+      </w:pPr>
+      <w:r>
+        <w:rPr>
+          <w:b w:val="0"/>
+          <w:color w:val="4A4A49"/>
+          <w:sz w:val="22"/>
+        </w:rPr>
+        <w:t>«¿El deadlock deja datos a medias?» → No: la víctima se deshace completa, como cualquier transacción abortada.</w:t>
+      </w:r>
+    </w:p>
+    <w:p>
+      <w:r>
+        <w:rPr>
+          <w:b w:val="0"/>
+          <w:color w:val="4A4A49"/>
+          <w:sz w:val="22"/>
+        </w:rPr>
+        <w:t>CUIDADO: No presentes el deadlock como una catástrofe que se evita a toda costa: lo correcto es prevenirlo con un orden fijo y, si igual ocurre, capturar el error y reintentar.</w:t>
+      </w:r>
+    </w:p>
+    <w:p>
+      <w:r>
+        <w:rPr>
+          <w:b w:val="0"/>
+          <w:color w:val="4A4A49"/>
+          <w:sz w:val="22"/>
+        </w:rPr>
+        <w:t>PASA A LA SIGUIENTE: Antes de todos estos mecanismos hay una solución de una sola línea para el caso estrella.</w:t>
+      </w:r>
+    </w:p>
+    <w:p>
+      <w:pPr>
+        <w:spacing w:before="200" w:after="60"/>
+      </w:pPr>
+      <w:r>
+        <w:rPr>
+          <w:b/>
+          <w:color w:val="1A1C1D"/>
+          <w:sz w:val="32"/>
+        </w:rPr>
+        <w:t>[Slide 14] Antes de los niveles: la restriccion que cuesta una linea</w:t>
+      </w:r>
+    </w:p>
+    <w:p>
+      <w:r>
+        <w:rPr>
+          <w:b w:val="0"/>
+          <w:color w:val="4A4A49"/>
+          <w:sz w:val="22"/>
+        </w:rPr>
+        <w:t>QUÉ ES (dilo así): Antes de pensar en niveles o bloqueos, la doble reserva tiene una solución declarativa: decirle al motor que no pueden existir dos citas vigentes del mismo veterinario a la misma hora. Una regla escrita así se cumple siempre, venga la escritura de la aplicación, de un script de carga o de alguien corrigiendo a mano.</w:t>
+      </w:r>
+    </w:p>
+    <w:p>
+      <w:r>
+        <w:rPr>
+          <w:b w:val="0"/>
+          <w:color w:val="4A4A49"/>
+          <w:sz w:val="22"/>
+        </w:rPr>
+        <w:t>CÓMO DARLA (≈4 min):</w:t>
+      </w:r>
+    </w:p>
+    <w:p>
+      <w:pPr>
+        <w:pStyle w:val="ListBullet"/>
+      </w:pPr>
+      <w:r>
+        <w:rPr>
+          <w:b w:val="0"/>
+          <w:color w:val="4A4A49"/>
+          <w:sz w:val="22"/>
+        </w:rPr>
+        <w:t>Al entrar: La regla: CREATE UNIQUE INDEX uq_cita_vet_franja ON cita (id_veterinario, fecha_hora) WHERE estado &lt;&gt; 'CANCELADA'. Una sentencia, y el motor la revisa en cada INSERT y UPDATE.</w:t>
+      </w:r>
+    </w:p>
+    <w:p>
+      <w:pPr>
+        <w:pStyle w:val="ListBullet"/>
+      </w:pPr>
+      <w:r>
+        <w:rPr>
+          <w:b w:val="0"/>
+          <w:color w:val="4A4A49"/>
+          <w:sz w:val="22"/>
+        </w:rPr>
+        <w:t>Clic 1: Las dos recepciones insertan la misma franja (veterinario 1, 2026-09-01 08:00). La primera entra; la segunda choca: «duplicate key value violates unique constraint "uq_cita_vet_franja"», SQLSTATE 23505. Da igual el orden o la velocidad: alguna llega segunda.</w:t>
+      </w:r>
+    </w:p>
+    <w:p>
+      <w:pPr>
+        <w:pStyle w:val="ListBullet"/>
+      </w:pPr>
+      <w:r>
+        <w:rPr>
+          <w:b w:val="0"/>
+          <w:color w:val="4A4A49"/>
+          <w:sz w:val="22"/>
+        </w:rPr>
+        <w:t>Clic 2: El procedimiento captura esa excepción (EXCEPTION WHEN unique_violation) y responde «Ese horario acaba de ser tomado, elija otro». Nadie tuvo que razonar sobre aislamiento.</w:t>
+      </w:r>
+    </w:p>
+    <w:p>
+      <w:pPr>
+        <w:pStyle w:val="ListBullet"/>
+      </w:pPr>
+      <w:r>
+        <w:rPr>
+          <w:b w:val="0"/>
+          <w:color w:val="4A4A49"/>
+          <w:sz w:val="22"/>
+        </w:rPr>
+        <w:t>Clic 3: Por qué es parcial: una cita CANCELADA no ocupa la franja, así que esa sí entra aunque haya una vigente a la misma hora. Un UNIQUE de tabla no admite WHERE: también contaría las canceladas y una franja cancelada no se podría volver a agendar.</w:t>
+      </w:r>
+    </w:p>
+    <w:p>
+      <w:r>
+        <w:rPr>
+          <w:b w:val="0"/>
+          <w:color w:val="4A4A49"/>
+          <w:sz w:val="22"/>
+        </w:rPr>
+        <w:t>EJEMPLO: Con dos sesiones simultáneas, la segunda espera un instante a que la primera confirme y solo entonces recibe la violación de unicidad: la regla funciona también en concurrencia, que es lo que un trigger que cuenta citas no logra.</w:t>
+      </w:r>
+    </w:p>
+    <w:p>
+      <w:r>
+        <w:rPr>
+          <w:b w:val="0"/>
+          <w:color w:val="4A4A49"/>
+          <w:sz w:val="22"/>
+        </w:rPr>
+        <w:t>SI PREGUNTAN:</w:t>
+      </w:r>
+    </w:p>
+    <w:p>
+      <w:pPr>
+        <w:pStyle w:val="ListBullet"/>
+      </w:pPr>
+      <w:r>
+        <w:rPr>
+          <w:b w:val="0"/>
+          <w:color w:val="4A4A49"/>
+          <w:sz w:val="22"/>
+        </w:rPr>
+        <w:t>«¿Un índice es una restricción?» → Un índice único hace el mismo trabajo que una restricción UNIQUE (el error incluso dice «unique constraint»), pero admite WHERE. Por eso se usa aquí.</w:t>
+      </w:r>
+    </w:p>
+    <w:p>
+      <w:pPr>
+        <w:pStyle w:val="ListBullet"/>
+      </w:pPr>
+      <w:r>
+        <w:rPr>
+          <w:b w:val="0"/>
+          <w:color w:val="4A4A49"/>
+          <w:sz w:val="22"/>
+        </w:rPr>
+        <w:t>«¿Y si ya existe un ALTER TABLE … ADD CONSTRAINT uq_cita_vet_franja?» → El nombre es de un solo objeto: el CREATE UNIQUE INDEX responde «relation "uq_cita_vet_franja" already exists». Se borra la restricción (ALTER TABLE cita DROP CONSTRAINT uq_cita_vet_franja) y se crea el índice.</w:t>
+      </w:r>
+    </w:p>
+    <w:p>
+      <w:r>
+        <w:rPr>
+          <w:b w:val="0"/>
+          <w:color w:val="4A4A49"/>
+          <w:sz w:val="22"/>
+        </w:rPr>
+        <w:t>CUIDADO: Si la tabla ya tiene duplicados, el índice no se crea («could not create unique index … is duplicated»): primero se detectan y se limpian. Es lo que hace la lámina siguiente.</w:t>
+      </w:r>
+    </w:p>
+    <w:p>
+      <w:r>
+        <w:rPr>
+          <w:b w:val="0"/>
+          <w:color w:val="4A4A49"/>
+          <w:sz w:val="22"/>
+        </w:rPr>
+        <w:t>PASA A LA SIGUIENTE: Primero, el problema reproducido y detectado en código.</w:t>
+      </w:r>
+    </w:p>
+    <w:p>
+      <w:pPr>
+        <w:spacing w:before="200" w:after="60"/>
+      </w:pPr>
+      <w:r>
+        <w:rPr>
+          <w:b/>
+          <w:color w:val="1A1C1D"/>
+          <w:sz w:val="32"/>
+        </w:rPr>
+        <w:t>[Slide 15] La doble reserva, reproducida y detectada</w:t>
+      </w:r>
+    </w:p>
+    <w:p>
+      <w:r>
+        <w:rPr>
+          <w:b w:val="0"/>
+          <w:color w:val="4A4A49"/>
+          <w:sz w:val="22"/>
+        </w:rPr>
+        <w:t>QUÉ ES (dilo así): En una sola sesión no se pueden ver dos transacciones cruzándose, pero sí lo esencial: sin restricción, la base acepta dos citas en la misma franja sin quejarse. Esta lámina reproduce el dato inválido, lo detecta y lo limpia.</w:t>
+      </w:r>
+    </w:p>
+    <w:p>
+      <w:r>
+        <w:rPr>
+          <w:b w:val="0"/>
+          <w:color w:val="4A4A49"/>
+          <w:sz w:val="22"/>
+        </w:rPr>
+        <w:t>CÓMO DARLA (≈3 min):</w:t>
+      </w:r>
+    </w:p>
+    <w:p>
+      <w:pPr>
+        <w:pStyle w:val="ListBullet"/>
+      </w:pPr>
+      <w:r>
+        <w:rPr>
+          <w:b w:val="0"/>
+          <w:color w:val="4A4A49"/>
+          <w:sz w:val="22"/>
+        </w:rPr>
+        <w:t>Líneas 1-4: Un INSERT con dos filas: Mishi (4) y Bobby (5), veterinario 2, 2026-09-15 10:00. Responde INSERT 0 2: las dos entran y no hay ningún error.</w:t>
+      </w:r>
+    </w:p>
+    <w:p>
+      <w:pPr>
+        <w:pStyle w:val="ListBullet"/>
+      </w:pPr>
+      <w:r>
+        <w:rPr>
+          <w:b w:val="0"/>
+          <w:color w:val="4A4A49"/>
+          <w:sz w:val="22"/>
+        </w:rPr>
+        <w:t>Líneas 6-11: La consulta de detección agrupa las citas vigentes por veterinario y hora y se queda con los grupos de más de una: devuelve 1 fila, veterinario 2, 2026-09-15 10:00, 2 citas. Es la que se corre antes de crear la restricción en una base que ya tiene datos.</w:t>
+      </w:r>
+    </w:p>
+    <w:p>
+      <w:pPr>
+        <w:pStyle w:val="ListBullet"/>
+      </w:pPr>
+      <w:r>
+        <w:rPr>
+          <w:b w:val="0"/>
+          <w:color w:val="4A4A49"/>
+          <w:sz w:val="22"/>
+        </w:rPr>
+        <w:t>Líneas 13-14: Se borra la cita de mayor id_cita, la duplicada. Si no se borra, el CREATE UNIQUE INDEX de la lámina siguiente falla con «could not create unique index "uq_cita_vet_franja"» porque la clave está repetida.</w:t>
+      </w:r>
+    </w:p>
+    <w:p>
+      <w:r>
+        <w:rPr>
+          <w:b w:val="0"/>
+          <w:color w:val="4A4A49"/>
+          <w:sz w:val="22"/>
+        </w:rPr>
+        <w:t>EJEMPLO: Con los datos sembrados, antes de estos INSERT la consulta de detección devuelve 0 filas: no hay ninguna franja duplicada.</w:t>
+      </w:r>
+    </w:p>
+    <w:p>
+      <w:r>
+        <w:rPr>
+          <w:b w:val="0"/>
+          <w:color w:val="4A4A49"/>
+          <w:sz w:val="22"/>
+        </w:rPr>
+        <w:t>SI PREGUNTAN:</w:t>
+      </w:r>
+    </w:p>
+    <w:p>
+      <w:pPr>
+        <w:pStyle w:val="ListBullet"/>
+      </w:pPr>
+      <w:r>
+        <w:rPr>
+          <w:b w:val="0"/>
+          <w:color w:val="4A4A49"/>
+          <w:sz w:val="22"/>
+        </w:rPr>
+        <w:t>«¿Por qué el WHERE estado &lt;&gt; 'CANCELADA'?» → Porque una cita cancelada no ocupa la franja: una cancelada y una vigente a la misma hora no son doble reserva.</w:t>
+      </w:r>
+    </w:p>
+    <w:p>
+      <w:pPr>
+        <w:pStyle w:val="ListBullet"/>
+      </w:pPr>
+      <w:r>
+        <w:rPr>
+          <w:b w:val="0"/>
+          <w:color w:val="4A4A49"/>
+          <w:sz w:val="22"/>
+        </w:rPr>
+        <w:t>«¿Borrar la de mayor id no es arbitrario?» → Sí. En una base real se decide con el negocio a quién se le reprograma; aquí sobra la segunda que entró.</w:t>
+      </w:r>
+    </w:p>
+    <w:p>
+      <w:r>
+        <w:rPr>
+          <w:b w:val="0"/>
+          <w:color w:val="4A4A49"/>
+          <w:sz w:val="22"/>
+        </w:rPr>
+        <w:t>CUIDADO: SELECT MAX(id_cita) borra la última cita de toda la tabla: sirve justo después de este INSERT, no como limpieza general.</w:t>
+      </w:r>
+    </w:p>
+    <w:p>
+      <w:r>
+        <w:rPr>
+          <w:b w:val="0"/>
+          <w:color w:val="4A4A49"/>
+          <w:sz w:val="22"/>
+        </w:rPr>
+        <w:t>PASA A LA SIGUIENTE: Con la tabla limpia, el índice que lo hace imposible.</w:t>
+      </w:r>
+    </w:p>
+    <w:p>
+      <w:pPr>
+        <w:spacing w:before="200" w:after="60"/>
+      </w:pPr>
+      <w:r>
+        <w:rPr>
+          <w:b/>
+          <w:color w:val="1A1C1D"/>
+          <w:sz w:val="32"/>
+        </w:rPr>
+        <w:t>[Slide 16] El indice unico parcial que hace imposible la doble reserva</w:t>
+      </w:r>
+    </w:p>
+    <w:p>
+      <w:r>
+        <w:rPr>
+          <w:b w:val="0"/>
+          <w:color w:val="4A4A49"/>
+          <w:sz w:val="22"/>
+        </w:rPr>
+        <w:t>QUÉ ES (dilo así): La regla que la clínica necesita y la prueba de que funciona: dos citas vigentes del mismo veterinario a la misma hora ya no pueden existir, y una cancelada no estorba.</w:t>
+      </w:r>
+    </w:p>
+    <w:p>
+      <w:r>
+        <w:rPr>
+          <w:b w:val="0"/>
+          <w:color w:val="4A4A49"/>
+          <w:sz w:val="22"/>
+        </w:rPr>
+        <w:t>CÓMO DARLA (≈3 min):</w:t>
+      </w:r>
+    </w:p>
+    <w:p>
+      <w:pPr>
+        <w:pStyle w:val="ListBullet"/>
+      </w:pPr>
+      <w:r>
+        <w:rPr>
+          <w:b w:val="0"/>
+          <w:color w:val="4A4A49"/>
+          <w:sz w:val="22"/>
+        </w:rPr>
+        <w:t>Líneas 1-4: CREATE UNIQUE INDEX uq_cita_vet_franja ON cita (id_veterinario, fecha_hora) WHERE estado &lt;&gt; 'CANCELADA'. Con los datos limpios por la lámina anterior se crea sin error.</w:t>
+      </w:r>
+    </w:p>
+    <w:p>
+      <w:pPr>
+        <w:pStyle w:val="ListBullet"/>
+      </w:pPr>
+      <w:r>
+        <w:rPr>
+          <w:b w:val="0"/>
+          <w:color w:val="4A4A49"/>
+          <w:sz w:val="22"/>
+        </w:rPr>
+        <w:t>Líneas 6-8: Una cita CANCELADA en la franja que ya tiene la cita 1 (Firulais, veterinario 1, 2026-09-01 08:00) entra: INSERT 0 1. El índice no mira las canceladas.</w:t>
+      </w:r>
+    </w:p>
+    <w:p>
+      <w:pPr>
+        <w:pStyle w:val="ListBullet"/>
+      </w:pPr>
+      <w:r>
+        <w:rPr>
+          <w:b w:val="0"/>
+          <w:color w:val="4A4A49"/>
+          <w:sz w:val="22"/>
+        </w:rPr>
+        <w:t>Líneas 10-14: La misma franja, ahora vigente (PROGRAMADA): ERROR: duplicate key value violates unique constraint "uq_cita_vet_franja", con el detalle Key (id_veterinario, fecha_hora)=(1, 2026-09-01 08:00:00) already exists. SQLSTATE 23505.</w:t>
+      </w:r>
+    </w:p>
+    <w:p>
+      <w:pPr>
+        <w:pStyle w:val="ListBullet"/>
+      </w:pPr>
+      <w:r>
+        <w:rPr>
+          <w:b w:val="0"/>
+          <w:color w:val="4A4A49"/>
+          <w:sz w:val="22"/>
+        </w:rPr>
+        <w:t>Leyenda: BEGIN y COMMIT no bastaban porque las dos leían «libre»; el índice se verifica al escribir, el único momento que no depende de quién leyó primero.</w:t>
+      </w:r>
+    </w:p>
+    <w:p>
+      <w:r>
+        <w:rPr>
+          <w:b w:val="0"/>
+          <w:color w:val="4A4A49"/>
+          <w:sz w:val="22"/>
+        </w:rPr>
+        <w:t>EJEMPLO: Para dar el mensaje de negocio: DO $$ BEGIN INSERT … ; EXCEPTION WHEN unique_violation THEN RAISE NOTICE 'Ese horario acaba de ser tomado, elija otro'; END $$; responde con ese NOTICE y la cita no entra.</w:t>
+      </w:r>
+    </w:p>
+    <w:p>
+      <w:r>
+        <w:rPr>
+          <w:b w:val="0"/>
+          <w:color w:val="4A4A49"/>
+          <w:sz w:val="22"/>
+        </w:rPr>
+        <w:t>SI PREGUNTAN:</w:t>
+      </w:r>
+    </w:p>
+    <w:p>
+      <w:pPr>
+        <w:pStyle w:val="ListBullet"/>
+      </w:pPr>
+      <w:r>
+        <w:rPr>
+          <w:b w:val="0"/>
+          <w:color w:val="4A4A49"/>
+          <w:sz w:val="22"/>
+        </w:rPr>
+        <w:t>«¿El error deshace algo más?» → Deshace la sentencia que falló, y la transacción en curso queda abortada hasta su ROLLBACK si no se captura el error.</w:t>
+      </w:r>
+    </w:p>
+    <w:p>
+      <w:pPr>
+        <w:pStyle w:val="ListBullet"/>
+      </w:pPr>
+      <w:r>
+        <w:rPr>
+          <w:b w:val="0"/>
+          <w:color w:val="4A4A49"/>
+          <w:sz w:val="22"/>
+        </w:rPr>
+        <w:t>«¿Por qué el error dice «unique constraint» si es un índice?» → Porque PostgreSQL informa igual cualquier violación de unicidad, venga de una restricción UNIQUE o de un índice único.</w:t>
+      </w:r>
+    </w:p>
+    <w:p>
+      <w:r>
+        <w:rPr>
+          <w:b w:val="0"/>
+          <w:color w:val="4A4A49"/>
+          <w:sz w:val="22"/>
+        </w:rPr>
+        <w:t>CUIDADO: El nombre uq_cita_vet_franja es exacto y se usa una sola vez: si antes se creó una restricción con ese nombre, este CREATE falla con «relation "uq_cita_vet_franja" already exists».</w:t>
+      </w:r>
+    </w:p>
+    <w:p>
+      <w:r>
+        <w:rPr>
+          <w:b w:val="0"/>
+          <w:color w:val="4A4A49"/>
+          <w:sz w:val="22"/>
+        </w:rPr>
+        <w:t>PASA A LA SIGUIENTE: Ahora todo esto ejecutado en la demo.</w:t>
+      </w:r>
+    </w:p>
+    <w:p>
+      <w:pPr>
+        <w:spacing w:before="200" w:after="60"/>
+      </w:pPr>
+      <w:r>
+        <w:rPr>
+          <w:b/>
+          <w:color w:val="1A1C1D"/>
+          <w:sz w:val="32"/>
+        </w:rPr>
+        <w:t>[Slide 17] Demo del dia</w:t>
+      </w:r>
+    </w:p>
+    <w:p>
+      <w:r>
+        <w:rPr>
+          <w:b w:val="0"/>
+          <w:color w:val="4A4A49"/>
+          <w:sz w:val="22"/>
+        </w:rPr>
+        <w:t>QUÉ ES (dilo así): La demo ejecuta lo que se proyectó: el dato inválido aceptado, la restricción que lo rechaza y el bloqueo que, en una sola sesión, corre pero no se ve esperar.</w:t>
+      </w:r>
+    </w:p>
+    <w:p>
+      <w:r>
+        <w:rPr>
+          <w:b w:val="0"/>
+          <w:color w:val="4A4A49"/>
+          <w:sz w:val="22"/>
+        </w:rPr>
+        <w:t>CÓMO DARLA (≈15 min):</w:t>
+      </w:r>
+    </w:p>
+    <w:p>
+      <w:pPr>
+        <w:pStyle w:val="ListBullet"/>
+      </w:pPr>
+      <w:r>
+        <w:rPr>
+          <w:b w:val="0"/>
+          <w:color w:val="4A4A49"/>
+          <w:sz w:val="22"/>
+        </w:rPr>
+        <w:t>1 · Problema: Ejecuta la lámina «La doble reserva, reproducida y detectada»: el INSERT de dos filas (INSERT 0 2), la detección (1 fila: veterinario 2, 2026-09-15 10:00, 2 citas) y el DELETE del duplicado.</w:t>
+      </w:r>
+    </w:p>
+    <w:p>
+      <w:pPr>
+        <w:pStyle w:val="ListBullet"/>
+      </w:pPr>
+      <w:r>
+        <w:rPr>
+          <w:b w:val="0"/>
+          <w:color w:val="4A4A49"/>
+          <w:sz w:val="22"/>
+        </w:rPr>
+        <w:t>2 · Solución: Ejecuta la lámina del índice único parcial: el CREATE UNIQUE INDEX, la cancelada que sí entra y el INSERT vigente del veterinario 1 a las 08:00 del 2026-09-01, que sale con duplicate key value violates unique constraint. Muestra el SELECT de cita para que se vea que no entró.</w:t>
+      </w:r>
+    </w:p>
+    <w:p>
+      <w:pPr>
+        <w:pStyle w:val="ListBullet"/>
+      </w:pPr>
+      <w:r>
+        <w:rPr>
+          <w:b w:val="0"/>
+          <w:color w:val="4A4A49"/>
+          <w:sz w:val="22"/>
+        </w:rPr>
+        <w:t>3 · Bloqueo: Ejecuta las opciones A y B: A devuelve stock 3 y descuenta; B responde UPDATE 0. Cierra con SELECT stock FROM insumo WHERE id_insumo = 2; → 0.</w:t>
+      </w:r>
+    </w:p>
+    <w:p>
+      <w:pPr>
+        <w:pStyle w:val="ListBullet"/>
+      </w:pPr>
+      <w:r>
+        <w:rPr>
+          <w:b w:val="0"/>
+          <w:color w:val="4A4A49"/>
+          <w:sz w:val="22"/>
+        </w:rPr>
+        <w:t>4 · Lo que no se ve: Dibuja en una tabla paso / T1 / T2 / estado de la fila la espera de T2 durante el FOR UPDATE: en una sola sesión nadie más tiene la fila, así que nunca hay espera visible.</w:t>
+      </w:r>
+    </w:p>
+    <w:p>
+      <w:r>
+        <w:rPr>
+          <w:b w:val="0"/>
+          <w:color w:val="4A4A49"/>
+          <w:sz w:val="22"/>
+        </w:rPr>
+        <w:t>EJEMPLO: Tiempos sugeridos: problema 4 min, solución 4 min, bloqueo 4 min, línea de tiempo 3 min.</w:t>
+      </w:r>
+    </w:p>
+    <w:p>
+      <w:r>
+        <w:rPr>
+          <w:b w:val="0"/>
+          <w:color w:val="4A4A49"/>
+          <w:sz w:val="22"/>
+        </w:rPr>
+        <w:t>SI PREGUNTAN:</w:t>
+      </w:r>
+    </w:p>
+    <w:p>
+      <w:pPr>
+        <w:pStyle w:val="ListBullet"/>
+      </w:pPr>
+      <w:r>
+        <w:rPr>
+          <w:b w:val="0"/>
+          <w:color w:val="4A4A49"/>
+          <w:sz w:val="22"/>
+        </w:rPr>
+        <w:t>«¿Puedo abrir dos pestañas para simular dos recepcionistas?» → No: cada pestaña levanta su propia base en memoria y no comparten nada. Para ver la espera real hacen falta dos sesiones de psql contra un servidor, y las vistas pg_locks y pg_stat_activity.</w:t>
+      </w:r>
+    </w:p>
+    <w:p>
+      <w:r>
+        <w:rPr>
+          <w:b w:val="0"/>
+          <w:color w:val="4A4A49"/>
+          <w:sz w:val="22"/>
+        </w:rPr>
+        <w:t>CUIDADO: Sin el DELETE del duplicado el índice no se crea («could not create unique index … is duplicated») y el INSERT siguiente entra como una cita más: borra el duplicado antes de crear el índice. El script del Kit (Codigo/10_concurrencia_clinica.sql) hace la misma secuencia sobre una tabla propia y termina en el INSERT que falla a propósito.</w:t>
+      </w:r>
+    </w:p>
+    <w:p>
+      <w:r>
+        <w:rPr>
+          <w:b w:val="0"/>
+          <w:color w:val="4A4A49"/>
+          <w:sz w:val="22"/>
+        </w:rPr>
+        <w:t>PASA A LA SIGUIENTE: Cierre de la clase.</w:t>
       </w:r>
     </w:p>
     <w:p>
@@ -2061,7 +2701,7 @@
           <w:color w:val="4A4A49"/>
           <w:sz w:val="22"/>
         </w:rPr>
-        <w:t>La doble reserva, y la restriccion que la cierra de raiz</w:t>
+        <w:t>La doble reserva, reproducida y detectada</w:t>
       </w:r>
     </w:p>
     <w:p>
@@ -2074,7 +2714,7 @@
           <w:color w:val="4A4A49"/>
           <w:sz w:val="22"/>
         </w:rPr>
-        <w:t>La restriccion que hace imposible la doble reserva</w:t>
+        <w:t>El indice unico parcial que hace imposible la doble reserva</w:t>
       </w:r>
     </w:p>
     <w:p>
@@ -2240,7 +2880,7 @@
           <w:color w:val="4A4A49"/>
           <w:sz w:val="22"/>
         </w:rPr>
-        <w:t>Seguir el taller estudiante. Herramienta: Google Docs + Live SQL.</w:t>
+        <w:t>Seguir el taller estudiante. Herramienta: ExamLab (PostgreSQL/PGlite) + Google Docs.</w:t>
       </w:r>
     </w:p>
     <w:p>

--- a/Bases de Datos II/Kit docente/Clase 10/Guion Docente Clase 10 - Control de concurrencia.docx
+++ b/Bases de Datos II/Kit docente/Clase 10/Guion Docente Clase 10 - Control de concurrencia.docx
@@ -3112,7 +3112,7 @@
           <w:color w:val="4A4A49"/>
           <w:sz w:val="22"/>
         </w:rPr>
-        <w:t>tomelo, guardelo con ese nombre y vuelva a generar el guion — la imagen se embebe sola.</w:t>
+        <w:t>tomelo, guardelo con ese nombre y vuelva a generar el guion — la imagen se inserta sola.</w:t>
       </w:r>
     </w:p>
     <w:p>
